--- a/public/upload/service/giảm nám - tàn nhang/Tài liệu không có tiêu đề.docx
+++ b/public/upload/service/giảm nám - tàn nhang/Tài liệu không có tiêu đề.docx
@@ -1,64 +1,49 @@
 
 <file path=word/document.xml><?xml version="1.0" encoding="utf-8"?>
-<w:document xmlns:mc="http://schemas.openxmlformats.org/markup-compatibility/2006" xmlns:o="urn:schemas-microsoft-com:office:office" xmlns:r="http://schemas.openxmlformats.org/officeDocument/2006/relationships" xmlns:m="http://schemas.openxmlformats.org/officeDocument/2006/math" xmlns:v="urn:schemas-microsoft-com:vml" xmlns:wp="http://schemas.openxmlformats.org/drawingml/2006/wordprocessingDrawing" xmlns:w10="urn:schemas-microsoft-com:office:word" xmlns:w="http://schemas.openxmlformats.org/wordprocessingml/2006/main" xmlns:wne="http://schemas.microsoft.com/office/word/2006/wordml" xmlns:sl="http://schemas.openxmlformats.org/schemaLibrary/2006/main" xmlns:a="http://schemas.openxmlformats.org/drawingml/2006/main" xmlns:pic="http://schemas.openxmlformats.org/drawingml/2006/picture" xmlns:c="http://schemas.openxmlformats.org/drawingml/2006/chart" xmlns:lc="http://schemas.openxmlformats.org/drawingml/2006/lockedCanvas" xmlns:dgm="http://schemas.openxmlformats.org/drawingml/2006/diagram" xmlns:wps="http://schemas.microsoft.com/office/word/2010/wordprocessingShape" xmlns:wpg="http://schemas.microsoft.com/office/word/2010/wordprocessingGroup" xmlns:w14="http://schemas.microsoft.com/office/word/2010/wordml" xmlns:w15="http://schemas.microsoft.com/office/word/2012/wordml" xmlns:w16="http://schemas.microsoft.com/office/word/2018/wordml" xmlns:w16cex="http://schemas.microsoft.com/office/word/2018/wordml/cex" xmlns:w16cid="http://schemas.microsoft.com/office/word/2016/wordml/cid" xmlns="http://schemas.microsoft.com/office/tasks/2019/documenttasks" xmlns:cr="http://schemas.microsoft.com/office/comments/2020/reactions">
+<w:document xmlns:wpc="http://schemas.microsoft.com/office/word/2010/wordprocessingCanvas" xmlns:cx="http://schemas.microsoft.com/office/drawing/2014/chartex" xmlns:cx1="http://schemas.microsoft.com/office/drawing/2015/9/8/chartex" xmlns:cx2="http://schemas.microsoft.com/office/drawing/2015/10/21/chartex" xmlns:cx3="http://schemas.microsoft.com/office/drawing/2016/5/9/chartex" xmlns:cx4="http://schemas.microsoft.com/office/drawing/2016/5/10/chartex" xmlns:cx5="http://schemas.microsoft.com/office/drawing/2016/5/11/chartex" xmlns:cx6="http://schemas.microsoft.com/office/drawing/2016/5/12/chartex" xmlns:cx7="http://schemas.microsoft.com/office/drawing/2016/5/13/chartex" xmlns:cx8="http://schemas.microsoft.com/office/drawing/2016/5/14/chartex" xmlns:mc="http://schemas.openxmlformats.org/markup-compatibility/2006" xmlns:aink="http://schemas.microsoft.com/office/drawing/2016/ink" xmlns:am3d="http://schemas.microsoft.com/office/drawing/2017/model3d" xmlns:o="urn:schemas-microsoft-com:office:office" xmlns:oel="http://schemas.microsoft.com/office/2019/extlst" xmlns:r="http://schemas.openxmlformats.org/officeDocument/2006/relationships" xmlns:m="http://schemas.openxmlformats.org/officeDocument/2006/math" xmlns:v="urn:schemas-microsoft-com:vml" xmlns:wp14="http://schemas.microsoft.com/office/word/2010/wordprocessingDrawing" xmlns:wp="http://schemas.openxmlformats.org/drawingml/2006/wordprocessingDrawing" xmlns:w10="urn:schemas-microsoft-com:office:word" xmlns:w="http://schemas.openxmlformats.org/wordprocessingml/2006/main" xmlns:w14="http://schemas.microsoft.com/office/word/2010/wordml" xmlns:w15="http://schemas.microsoft.com/office/word/2012/wordml" xmlns:w16cex="http://schemas.microsoft.com/office/word/2018/wordml/cex" xmlns:w16cid="http://schemas.microsoft.com/office/word/2016/wordml/cid" xmlns:w16="http://schemas.microsoft.com/office/word/2018/wordml" xmlns:w16du="http://schemas.microsoft.com/office/word/2023/wordml/word16du" xmlns:w16sdtdh="http://schemas.microsoft.com/office/word/2020/wordml/sdtdatahash" xmlns:w16sdtfl="http://schemas.microsoft.com/office/word/2024/wordml/sdtformatlock" xmlns:w16se="http://schemas.microsoft.com/office/word/2015/wordml/symex" xmlns:wpg="http://schemas.microsoft.com/office/word/2010/wordprocessingGroup" xmlns:wpi="http://schemas.microsoft.com/office/word/2010/wordprocessingInk" xmlns:wne="http://schemas.microsoft.com/office/word/2006/wordml" xmlns:wps="http://schemas.microsoft.com/office/word/2010/wordprocessingShape" mc:Ignorable="w14 w15 w16se w16cid w16 w16cex w16sdtdh w16sdtfl w16du wp14">
   <w:body>
     <w:p>
       <w:pPr>
         <w:pStyle w:val="Heading1"/>
         <w:keepNext w:val="0"/>
         <w:keepLines w:val="0"/>
-        <w:spacing w:before="480" w:lineRule="auto"/>
-        <w:rPr>
-          <w:b w:val="1"/>
+        <w:spacing w:before="480"/>
+        <w:rPr>
+          <w:b/>
           <w:sz w:val="46"/>
           <w:szCs w:val="46"/>
         </w:rPr>
       </w:pPr>
-      <w:bookmarkStart w:colFirst="0" w:colLast="0" w:name="_jobqnzija9oe" w:id="0"/>
+      <w:bookmarkStart w:id="0" w:name="_jobqnzija9oe" w:colFirst="0" w:colLast="0"/>
       <w:bookmarkEnd w:id="0"/>
       <w:r>
         <w:rPr>
-          <w:b w:val="1"/>
+          <w:b/>
           <w:sz w:val="46"/>
           <w:szCs w:val="46"/>
-          <w:rtl w:val="0"/>
-        </w:rPr>
-        <w:t xml:space="preserve">Giảm Nám – Tàn Nhang | Lahi Beauty Center</w:t>
-      </w:r>
-    </w:p>
-    <w:p>
-      <w:pPr>
-        <w:spacing w:after="240" w:before="240" w:lineRule="auto"/>
-        <w:rPr/>
-      </w:pPr>
-      <w:r>
-        <w:rPr>
-          <w:b w:val="1"/>
-          <w:rtl w:val="0"/>
-        </w:rPr>
-        <w:t xml:space="preserve">Meta description (160 ký tự):</w:t>
-        <w:br w:type="textWrapping"/>
-      </w:r>
-      <w:r>
-        <w:rPr>
-          <w:rtl w:val="0"/>
-        </w:rPr>
+        </w:rPr>
+        <w:t>Giảm Nám – Tàn Nhang | Lahi Beauty Center</w:t>
+      </w:r>
+    </w:p>
+    <w:p>
+      <w:pPr>
+        <w:spacing w:before="240" w:after="240"/>
+      </w:pPr>
+      <w:r>
+        <w:rPr>
+          <w:b/>
+        </w:rPr>
+        <w:br/>
+      </w:r>
+      <w:r>
         <w:t xml:space="preserve"> Dịch vụ giảm nám – tàn nhang tại Lahi Beauty Center giúp cải thiện sắc tố da, làm sáng mịn, đều màu và ngăn ngừa tái phát. Công nghệ an toàn, hiệu quả rõ rệt.</w:t>
       </w:r>
     </w:p>
     <w:p>
-      <w:pPr>
-        <w:rPr/>
-      </w:pPr>
-      <w:r>
-        <w:pict>
-          <v:rect style="width:0.0pt;height:1.5pt" o:hr="t" o:hrstd="t" o:hralign="center" fillcolor="#A0A0A0" stroked="f"/>
+      <w:r>
+        <w:pict w14:anchorId="0C179C29">
+          <v:rect id="_x0000_i1025" style="width:0;height:1.5pt" o:hralign="center" o:hrstd="t" o:hr="t" fillcolor="#a0a0a0" stroked="f"/>
         </w:pict>
-      </w:r>
-      <w:r>
-        <w:rPr>
-          <w:rtl w:val="0"/>
-        </w:rPr>
       </w:r>
     </w:p>
     <w:p>
@@ -66,88 +51,63 @@
         <w:pStyle w:val="Heading2"/>
         <w:keepNext w:val="0"/>
         <w:keepLines w:val="0"/>
-        <w:spacing w:after="80" w:lineRule="auto"/>
-        <w:rPr>
-          <w:b w:val="1"/>
+        <w:spacing w:after="80"/>
+        <w:rPr>
+          <w:b/>
           <w:sz w:val="34"/>
           <w:szCs w:val="34"/>
         </w:rPr>
       </w:pPr>
-      <w:bookmarkStart w:colFirst="0" w:colLast="0" w:name="_lher8iw0prcu" w:id="1"/>
+      <w:bookmarkStart w:id="1" w:name="_lher8iw0prcu" w:colFirst="0" w:colLast="0"/>
       <w:bookmarkEnd w:id="1"/>
       <w:r>
         <w:rPr>
-          <w:b w:val="1"/>
+          <w:b/>
           <w:sz w:val="34"/>
           <w:szCs w:val="34"/>
-          <w:rtl w:val="0"/>
-        </w:rPr>
-        <w:t xml:space="preserve">🌸 Giới Thiệu Dịch Vụ Giảm Nám – Tàn Nhang</w:t>
-      </w:r>
-    </w:p>
-    <w:p>
-      <w:pPr>
-        <w:spacing w:after="240" w:before="240" w:lineRule="auto"/>
-        <w:rPr/>
-      </w:pPr>
-      <w:r>
-        <w:rPr>
-          <w:rtl w:val="0"/>
-        </w:rPr>
-        <w:t xml:space="preserve">Nám và tàn nhang là những vấn đề da thường gặp, gây mất tự tin và ảnh hưởng đến nhan sắc, đặc biệt ở phụ nữ sau 25 tuổi. Nguyên nhân có thể do rối loạn nội tiết, tiếp xúc ánh nắng, di truyền hoặc chăm sóc da chưa đúng cách.</w:t>
-      </w:r>
-    </w:p>
-    <w:p>
-      <w:pPr>
-        <w:spacing w:after="240" w:before="240" w:lineRule="auto"/>
-        <w:rPr/>
-      </w:pPr>
-      <w:r>
-        <w:rPr>
-          <w:rtl w:val="0"/>
-        </w:rPr>
+        </w:rPr>
+        <w:t>🌸 Giới Thiệu Dịch Vụ Giảm Nám – Tàn Nhang</w:t>
+      </w:r>
+    </w:p>
+    <w:p>
+      <w:pPr>
+        <w:spacing w:before="240" w:after="240"/>
+      </w:pPr>
+      <w:r>
+        <w:t>Nám và tàn nhang là những vấn đề da thường gặp, gây mất tự tin và ảnh hưởng đến nhan sắc, đặc biệt ở phụ nữ sau 25 tuổi. Nguyên nhân có thể do rối loạn nội tiết, tiếp xúc ánh nắng, di truyền hoặc chăm sóc da chưa đúng cách.</w:t>
+      </w:r>
+    </w:p>
+    <w:p>
+      <w:pPr>
+        <w:spacing w:before="240" w:after="240"/>
+      </w:pPr>
+      <w:r>
         <w:t xml:space="preserve">Tại </w:t>
       </w:r>
       <w:r>
         <w:rPr>
-          <w:b w:val="1"/>
-          <w:rtl w:val="0"/>
-        </w:rPr>
-        <w:t xml:space="preserve">Lahi Beauty Center</w:t>
-      </w:r>
-      <w:r>
-        <w:rPr>
-          <w:rtl w:val="0"/>
-        </w:rPr>
+          <w:b/>
+        </w:rPr>
+        <w:t>Lahi Beauty Center</w:t>
+      </w:r>
+      <w:r>
         <w:t xml:space="preserve">, chúng tôi ứng dụng công nghệ thẩm mỹ tiên tiến kết hợp dược mỹ phẩm y khoa để </w:t>
       </w:r>
       <w:r>
         <w:rPr>
-          <w:b w:val="1"/>
-          <w:rtl w:val="0"/>
-        </w:rPr>
-        <w:t xml:space="preserve">giảm nám, mờ tàn nhang</w:t>
-      </w:r>
-      <w:r>
-        <w:rPr>
-          <w:rtl w:val="0"/>
-        </w:rPr>
+          <w:b/>
+        </w:rPr>
+        <w:t>giảm nám, mờ tàn nhang</w:t>
+      </w:r>
+      <w:r>
         <w:t xml:space="preserve"> một cách an toàn, không xâm lấn và mang lại hiệu quả bền vững.</w:t>
       </w:r>
     </w:p>
     <w:p>
-      <w:pPr>
-        <w:rPr/>
-      </w:pPr>
-      <w:r>
-        <w:pict>
-          <v:rect style="width:0.0pt;height:1.5pt" o:hr="t" o:hrstd="t" o:hralign="center" fillcolor="#A0A0A0" stroked="f"/>
+      <w:r>
+        <w:pict w14:anchorId="3CEC2466">
+          <v:rect id="_x0000_i1026" style="width:0;height:1.5pt" o:hralign="center" o:hrstd="t" o:hr="t" fillcolor="#a0a0a0" stroked="f"/>
         </w:pict>
-      </w:r>
-      <w:r>
-        <w:rPr>
-          <w:rtl w:val="0"/>
-        </w:rPr>
       </w:r>
     </w:p>
     <w:p>
@@ -155,23 +115,22 @@
         <w:pStyle w:val="Heading2"/>
         <w:keepNext w:val="0"/>
         <w:keepLines w:val="0"/>
-        <w:spacing w:after="80" w:lineRule="auto"/>
-        <w:rPr>
-          <w:b w:val="1"/>
+        <w:spacing w:after="80"/>
+        <w:rPr>
+          <w:b/>
           <w:sz w:val="34"/>
           <w:szCs w:val="34"/>
         </w:rPr>
       </w:pPr>
-      <w:bookmarkStart w:colFirst="0" w:colLast="0" w:name="_5cyg1655792f" w:id="2"/>
+      <w:bookmarkStart w:id="2" w:name="_5cyg1655792f" w:colFirst="0" w:colLast="0"/>
       <w:bookmarkEnd w:id="2"/>
       <w:r>
         <w:rPr>
-          <w:b w:val="1"/>
+          <w:b/>
           <w:sz w:val="34"/>
           <w:szCs w:val="34"/>
-          <w:rtl w:val="0"/>
-        </w:rPr>
-        <w:t xml:space="preserve">🌟 Lợi Ích Của Liệu Trình Giảm Nám – Tàn Nhang</w:t>
+        </w:rPr>
+        <w:t>🌟 Lợi Ích Của Liệu Trình Giảm Nám – Tàn Nhang</w:t>
       </w:r>
     </w:p>
     <w:p>
@@ -180,22 +139,19 @@
           <w:ilvl w:val="0"/>
           <w:numId w:val="2"/>
         </w:numPr>
-        <w:spacing w:after="0" w:afterAutospacing="0" w:before="240" w:lineRule="auto"/>
-        <w:ind w:left="720" w:hanging="360"/>
-      </w:pPr>
-      <w:r>
-        <w:rPr>
-          <w:b w:val="1"/>
-          <w:rtl w:val="0"/>
-        </w:rPr>
-        <w:t xml:space="preserve">Mờ nám, tàn nhang rõ rệt:</w:t>
-      </w:r>
-      <w:r>
-        <w:rPr>
-          <w:rtl w:val="0"/>
-        </w:rPr>
+        <w:spacing w:before="240"/>
+      </w:pPr>
+      <w:r>
+        <w:rPr>
+          <w:b/>
+        </w:rPr>
+        <w:t>Mờ nám, tàn nhang rõ rệt:</w:t>
+      </w:r>
+      <w:r>
         <w:t xml:space="preserve"> Ức chế melanin, làm sáng da và đều màu.</w:t>
-        <w:br w:type="textWrapping"/>
+      </w:r>
+      <w:r>
+        <w:br/>
       </w:r>
     </w:p>
     <w:p>
@@ -204,22 +160,18 @@
           <w:ilvl w:val="0"/>
           <w:numId w:val="2"/>
         </w:numPr>
-        <w:spacing w:after="0" w:afterAutospacing="0" w:before="0" w:beforeAutospacing="0" w:lineRule="auto"/>
-        <w:ind w:left="720" w:hanging="360"/>
-      </w:pPr>
-      <w:r>
-        <w:rPr>
-          <w:b w:val="1"/>
-          <w:rtl w:val="0"/>
-        </w:rPr>
-        <w:t xml:space="preserve">Ngăn ngừa tái phát:</w:t>
-      </w:r>
-      <w:r>
-        <w:rPr>
-          <w:rtl w:val="0"/>
-        </w:rPr>
+      </w:pPr>
+      <w:r>
+        <w:rPr>
+          <w:b/>
+        </w:rPr>
+        <w:t>Ngăn ngừa tái phát:</w:t>
+      </w:r>
+      <w:r>
         <w:t xml:space="preserve"> Công nghệ hiện đại tác động tận gốc, hạn chế nám quay trở lại.</w:t>
-        <w:br w:type="textWrapping"/>
+      </w:r>
+      <w:r>
+        <w:br/>
       </w:r>
     </w:p>
     <w:p>
@@ -228,22 +180,18 @@
           <w:ilvl w:val="0"/>
           <w:numId w:val="2"/>
         </w:numPr>
-        <w:spacing w:after="0" w:afterAutospacing="0" w:before="0" w:beforeAutospacing="0" w:lineRule="auto"/>
-        <w:ind w:left="720" w:hanging="360"/>
-      </w:pPr>
-      <w:r>
-        <w:rPr>
-          <w:b w:val="1"/>
-          <w:rtl w:val="0"/>
-        </w:rPr>
-        <w:t xml:space="preserve">Trẻ hóa da:</w:t>
-      </w:r>
-      <w:r>
-        <w:rPr>
-          <w:rtl w:val="0"/>
-        </w:rPr>
+      </w:pPr>
+      <w:r>
+        <w:rPr>
+          <w:b/>
+        </w:rPr>
+        <w:t>Trẻ hóa da:</w:t>
+      </w:r>
+      <w:r>
         <w:t xml:space="preserve"> Kích thích tái tạo tế bào, tăng sinh collagen, giảm nếp nhăn.</w:t>
-        <w:br w:type="textWrapping"/>
+      </w:r>
+      <w:r>
+        <w:br/>
       </w:r>
     </w:p>
     <w:p>
@@ -252,22 +200,18 @@
           <w:ilvl w:val="0"/>
           <w:numId w:val="2"/>
         </w:numPr>
-        <w:spacing w:after="0" w:afterAutospacing="0" w:before="0" w:beforeAutospacing="0" w:lineRule="auto"/>
-        <w:ind w:left="720" w:hanging="360"/>
-      </w:pPr>
-      <w:r>
-        <w:rPr>
-          <w:b w:val="1"/>
-          <w:rtl w:val="0"/>
-        </w:rPr>
-        <w:t xml:space="preserve">An toàn tuyệt đối:</w:t>
-      </w:r>
-      <w:r>
-        <w:rPr>
-          <w:rtl w:val="0"/>
-        </w:rPr>
+      </w:pPr>
+      <w:r>
+        <w:rPr>
+          <w:b/>
+        </w:rPr>
+        <w:t>An toàn tuyệt đối:</w:t>
+      </w:r>
+      <w:r>
         <w:t xml:space="preserve"> Không gây tổn thương, không để lại sẹo hay bong tróc mạnh.</w:t>
-        <w:br w:type="textWrapping"/>
+      </w:r>
+      <w:r>
+        <w:br/>
       </w:r>
     </w:p>
     <w:p>
@@ -276,37 +220,26 @@
           <w:ilvl w:val="0"/>
           <w:numId w:val="2"/>
         </w:numPr>
-        <w:spacing w:after="240" w:before="0" w:beforeAutospacing="0" w:lineRule="auto"/>
-        <w:ind w:left="720" w:hanging="360"/>
-      </w:pPr>
-      <w:r>
-        <w:rPr>
-          <w:b w:val="1"/>
-          <w:rtl w:val="0"/>
-        </w:rPr>
-        <w:t xml:space="preserve">Cải thiện tổng thể làn da:</w:t>
-      </w:r>
-      <w:r>
-        <w:rPr>
-          <w:rtl w:val="0"/>
-        </w:rPr>
+        <w:spacing w:after="240"/>
+      </w:pPr>
+      <w:r>
+        <w:rPr>
+          <w:b/>
+        </w:rPr>
+        <w:t>Cải thiện tổng thể làn da:</w:t>
+      </w:r>
+      <w:r>
         <w:t xml:space="preserve"> Da sáng mịn, căng bóng, rạng rỡ tự nhiên.</w:t>
-        <w:br w:type="textWrapping"/>
-      </w:r>
-    </w:p>
-    <w:p>
-      <w:pPr>
-        <w:rPr/>
-      </w:pPr>
-      <w:r>
-        <w:pict>
-          <v:rect style="width:0.0pt;height:1.5pt" o:hr="t" o:hrstd="t" o:hralign="center" fillcolor="#A0A0A0" stroked="f"/>
+      </w:r>
+      <w:r>
+        <w:br/>
+      </w:r>
+    </w:p>
+    <w:p>
+      <w:r>
+        <w:pict w14:anchorId="0EF932BD">
+          <v:rect id="_x0000_i1027" style="width:0;height:1.5pt" o:hralign="center" o:hrstd="t" o:hr="t" fillcolor="#a0a0a0" stroked="f"/>
         </w:pict>
-      </w:r>
-      <w:r>
-        <w:rPr>
-          <w:rtl w:val="0"/>
-        </w:rPr>
       </w:r>
     </w:p>
     <w:p>
@@ -314,35 +247,30 @@
         <w:pStyle w:val="Heading2"/>
         <w:keepNext w:val="0"/>
         <w:keepLines w:val="0"/>
-        <w:spacing w:after="80" w:lineRule="auto"/>
-        <w:rPr>
-          <w:b w:val="1"/>
+        <w:spacing w:after="80"/>
+        <w:rPr>
+          <w:b/>
           <w:sz w:val="34"/>
           <w:szCs w:val="34"/>
         </w:rPr>
       </w:pPr>
-      <w:bookmarkStart w:colFirst="0" w:colLast="0" w:name="_td25bykh2obf" w:id="3"/>
+      <w:bookmarkStart w:id="3" w:name="_td25bykh2obf" w:colFirst="0" w:colLast="0"/>
       <w:bookmarkEnd w:id="3"/>
       <w:r>
         <w:rPr>
-          <w:b w:val="1"/>
+          <w:b/>
           <w:sz w:val="34"/>
           <w:szCs w:val="34"/>
-          <w:rtl w:val="0"/>
-        </w:rPr>
-        <w:t xml:space="preserve">💎 Các Phương Pháp Giảm Nám – Tàn Nhang Tại Lahi Beauty Center</w:t>
-      </w:r>
-    </w:p>
-    <w:p>
-      <w:pPr>
-        <w:spacing w:after="240" w:before="240" w:lineRule="auto"/>
-        <w:rPr/>
-      </w:pPr>
-      <w:r>
-        <w:rPr>
-          <w:rtl w:val="0"/>
-        </w:rPr>
-        <w:t xml:space="preserve">Tùy vào tình trạng da, chuyên gia sẽ tư vấn giải pháp phù hợp:</w:t>
+        </w:rPr>
+        <w:t>💎 Các Phương Pháp Giảm Nám – Tàn Nhang Tại Lahi Beauty Center</w:t>
+      </w:r>
+    </w:p>
+    <w:p>
+      <w:pPr>
+        <w:spacing w:before="240" w:after="240"/>
+      </w:pPr>
+      <w:r>
+        <w:t>Tùy vào tình trạng da, chuyên gia sẽ tư vấn giải pháp phù hợp:</w:t>
       </w:r>
     </w:p>
     <w:p>
@@ -350,37 +278,33 @@
         <w:pStyle w:val="Heading3"/>
         <w:keepNext w:val="0"/>
         <w:keepLines w:val="0"/>
-        <w:spacing w:before="280" w:lineRule="auto"/>
-        <w:rPr>
-          <w:b w:val="1"/>
+        <w:spacing w:before="280"/>
+        <w:rPr>
+          <w:b/>
           <w:color w:val="000000"/>
           <w:sz w:val="26"/>
           <w:szCs w:val="26"/>
         </w:rPr>
       </w:pPr>
-      <w:bookmarkStart w:colFirst="0" w:colLast="0" w:name="_nz31ukdq0ftq" w:id="4"/>
+      <w:bookmarkStart w:id="4" w:name="_nz31ukdq0ftq" w:colFirst="0" w:colLast="0"/>
       <w:bookmarkEnd w:id="4"/>
       <w:r>
         <w:rPr>
-          <w:b w:val="1"/>
+          <w:b/>
           <w:color w:val="000000"/>
           <w:sz w:val="26"/>
           <w:szCs w:val="26"/>
-          <w:rtl w:val="0"/>
-        </w:rPr>
-        <w:t xml:space="preserve">1. Laser Toning – Giảm nám sâu, đều màu da</w:t>
-      </w:r>
-    </w:p>
-    <w:p>
-      <w:pPr>
-        <w:spacing w:after="240" w:before="240" w:lineRule="auto"/>
-        <w:rPr/>
-      </w:pPr>
-      <w:r>
-        <w:rPr>
-          <w:rtl w:val="0"/>
-        </w:rPr>
-        <w:t xml:space="preserve">Sử dụng tia laser bước sóng ngắn tác động chính xác vào hắc tố melanin, phá vỡ và đào thải ra ngoài, mang lại làn da sáng mịn và đều màu.</w:t>
+        </w:rPr>
+        <w:lastRenderedPageBreak/>
+        <w:t>1. Laser Toning – Giảm nám sâu, đều màu da</w:t>
+      </w:r>
+    </w:p>
+    <w:p>
+      <w:pPr>
+        <w:spacing w:before="240" w:after="240"/>
+      </w:pPr>
+      <w:r>
+        <w:t>Sử dụng tia laser bước sóng ngắn tác động chính xác vào hắc tố melanin, phá vỡ và đào thải ra ngoài, mang lại làn da sáng mịn và đều màu.</w:t>
       </w:r>
     </w:p>
     <w:p>
@@ -388,37 +312,32 @@
         <w:pStyle w:val="Heading3"/>
         <w:keepNext w:val="0"/>
         <w:keepLines w:val="0"/>
-        <w:spacing w:before="280" w:lineRule="auto"/>
-        <w:rPr>
-          <w:b w:val="1"/>
+        <w:spacing w:before="280"/>
+        <w:rPr>
+          <w:b/>
           <w:color w:val="000000"/>
           <w:sz w:val="26"/>
           <w:szCs w:val="26"/>
         </w:rPr>
       </w:pPr>
-      <w:bookmarkStart w:colFirst="0" w:colLast="0" w:name="_h6qm5ildzfs" w:id="5"/>
+      <w:bookmarkStart w:id="5" w:name="_h6qm5ildzfs" w:colFirst="0" w:colLast="0"/>
       <w:bookmarkEnd w:id="5"/>
       <w:r>
         <w:rPr>
-          <w:b w:val="1"/>
+          <w:b/>
           <w:color w:val="000000"/>
           <w:sz w:val="26"/>
           <w:szCs w:val="26"/>
-          <w:rtl w:val="0"/>
-        </w:rPr>
-        <w:t xml:space="preserve">2. Điện di Vitamin C &amp; Glutathione – Làm sáng da, mờ thâm nám</w:t>
-      </w:r>
-    </w:p>
-    <w:p>
-      <w:pPr>
-        <w:spacing w:after="240" w:before="240" w:lineRule="auto"/>
-        <w:rPr/>
-      </w:pPr>
-      <w:r>
-        <w:rPr>
-          <w:rtl w:val="0"/>
-        </w:rPr>
-        <w:t xml:space="preserve">Hoạt chất dưỡng trắng được đưa trực tiếp vào da bằng công nghệ điện di, giúp ức chế sản sinh melanin và nuôi dưỡng làn da từ bên trong.</w:t>
+        </w:rPr>
+        <w:t>2. Điện di Vitamin C &amp; Glutathione – Làm sáng da, mờ thâm nám</w:t>
+      </w:r>
+    </w:p>
+    <w:p>
+      <w:pPr>
+        <w:spacing w:before="240" w:after="240"/>
+      </w:pPr>
+      <w:r>
+        <w:t>Hoạt chất dưỡng trắng được đưa trực tiếp vào da bằng công nghệ điện di, giúp ức chế sản sinh melanin và nuôi dưỡng làn da từ bên trong.</w:t>
       </w:r>
     </w:p>
     <w:p>
@@ -426,37 +345,32 @@
         <w:pStyle w:val="Heading3"/>
         <w:keepNext w:val="0"/>
         <w:keepLines w:val="0"/>
-        <w:spacing w:before="280" w:lineRule="auto"/>
-        <w:rPr>
-          <w:b w:val="1"/>
+        <w:spacing w:before="280"/>
+        <w:rPr>
+          <w:b/>
           <w:color w:val="000000"/>
           <w:sz w:val="26"/>
           <w:szCs w:val="26"/>
         </w:rPr>
       </w:pPr>
-      <w:bookmarkStart w:colFirst="0" w:colLast="0" w:name="_tlnrfkwgcj2e" w:id="6"/>
+      <w:bookmarkStart w:id="6" w:name="_tlnrfkwgcj2e" w:colFirst="0" w:colLast="0"/>
       <w:bookmarkEnd w:id="6"/>
       <w:r>
         <w:rPr>
-          <w:b w:val="1"/>
+          <w:b/>
           <w:color w:val="000000"/>
           <w:sz w:val="26"/>
           <w:szCs w:val="26"/>
-          <w:rtl w:val="0"/>
-        </w:rPr>
-        <w:t xml:space="preserve">3. Peel Trị Nám – Thay da sinh học an toàn</w:t>
-      </w:r>
-    </w:p>
-    <w:p>
-      <w:pPr>
-        <w:spacing w:after="240" w:before="240" w:lineRule="auto"/>
-        <w:rPr/>
-      </w:pPr>
-      <w:r>
-        <w:rPr>
-          <w:rtl w:val="0"/>
-        </w:rPr>
-        <w:t xml:space="preserve">Sử dụng các hoạt chất y khoa như AHA, TCA, Retinol… để loại bỏ lớp sừng, cải thiện tình trạng nám, tàn nhang, đồng thời tái tạo da sáng khỏe.</w:t>
+        </w:rPr>
+        <w:t>3. Peel Trị Nám – Thay da sinh học an toàn</w:t>
+      </w:r>
+    </w:p>
+    <w:p>
+      <w:pPr>
+        <w:spacing w:before="240" w:after="240"/>
+      </w:pPr>
+      <w:r>
+        <w:t>Sử dụng các hoạt chất y khoa như AHA, TCA, Retinol… để loại bỏ lớp sừng, cải thiện tình trạng nám, tàn nhang, đồng thời tái tạo da sáng khỏe.</w:t>
       </w:r>
     </w:p>
     <w:p>
@@ -464,52 +378,39 @@
         <w:pStyle w:val="Heading3"/>
         <w:keepNext w:val="0"/>
         <w:keepLines w:val="0"/>
-        <w:spacing w:before="280" w:lineRule="auto"/>
-        <w:rPr>
-          <w:b w:val="1"/>
+        <w:spacing w:before="280"/>
+        <w:rPr>
+          <w:b/>
           <w:color w:val="000000"/>
           <w:sz w:val="26"/>
           <w:szCs w:val="26"/>
         </w:rPr>
       </w:pPr>
-      <w:bookmarkStart w:colFirst="0" w:colLast="0" w:name="_o4ycignnu3q" w:id="7"/>
+      <w:bookmarkStart w:id="7" w:name="_o4ycignnu3q" w:colFirst="0" w:colLast="0"/>
       <w:bookmarkEnd w:id="7"/>
       <w:r>
         <w:rPr>
-          <w:b w:val="1"/>
+          <w:b/>
           <w:color w:val="000000"/>
           <w:sz w:val="26"/>
           <w:szCs w:val="26"/>
-          <w:rtl w:val="0"/>
-        </w:rPr>
-        <w:t xml:space="preserve">4. Mesotherapy – Tiêm dưỡng chất trẻ hóa</w:t>
-      </w:r>
-    </w:p>
-    <w:p>
-      <w:pPr>
-        <w:spacing w:after="240" w:before="240" w:lineRule="auto"/>
-        <w:rPr/>
-      </w:pPr>
-      <w:r>
-        <w:rPr>
-          <w:rtl w:val="0"/>
-        </w:rPr>
-        <w:t xml:space="preserve">Dẫn truyền trực tiếp dưỡng chất (Hyaluronic acid, Peptide, Vitamin) vào trung bì da, giúp làm mờ nám, cải thiện cấu trúc da và tăng độ đàn hồi.</w:t>
-      </w:r>
-    </w:p>
-    <w:p>
-      <w:pPr>
-        <w:rPr/>
-      </w:pPr>
-      <w:r>
-        <w:pict>
-          <v:rect style="width:0.0pt;height:1.5pt" o:hr="t" o:hrstd="t" o:hralign="center" fillcolor="#A0A0A0" stroked="f"/>
+        </w:rPr>
+        <w:t>4. Mesotherapy – Tiêm dưỡng chất trẻ hóa</w:t>
+      </w:r>
+    </w:p>
+    <w:p>
+      <w:pPr>
+        <w:spacing w:before="240" w:after="240"/>
+      </w:pPr>
+      <w:r>
+        <w:t>Dẫn truyền trực tiếp dưỡng chất (Hyaluronic acid, Peptide, Vitamin) vào trung bì da, giúp làm mờ nám, cải thiện cấu trúc da và tăng độ đàn hồi.</w:t>
+      </w:r>
+    </w:p>
+    <w:p>
+      <w:r>
+        <w:pict w14:anchorId="19DC56D3">
+          <v:rect id="_x0000_i1028" style="width:0;height:1.5pt" o:hralign="center" o:hrstd="t" o:hr="t" fillcolor="#a0a0a0" stroked="f"/>
         </w:pict>
-      </w:r>
-      <w:r>
-        <w:rPr>
-          <w:rtl w:val="0"/>
-        </w:rPr>
       </w:r>
     </w:p>
     <w:p>
@@ -517,119 +418,110 @@
         <w:pStyle w:val="Heading2"/>
         <w:keepNext w:val="0"/>
         <w:keepLines w:val="0"/>
-        <w:spacing w:after="80" w:lineRule="auto"/>
-        <w:rPr>
-          <w:b w:val="1"/>
+        <w:spacing w:after="80"/>
+        <w:rPr>
+          <w:b/>
           <w:sz w:val="34"/>
           <w:szCs w:val="34"/>
         </w:rPr>
       </w:pPr>
-      <w:bookmarkStart w:colFirst="0" w:colLast="0" w:name="_y2fwksvtfoks" w:id="8"/>
+      <w:bookmarkStart w:id="8" w:name="_y2fwksvtfoks" w:colFirst="0" w:colLast="0"/>
       <w:bookmarkEnd w:id="8"/>
       <w:r>
         <w:rPr>
-          <w:rFonts w:ascii="Arial Unicode MS" w:cs="Arial Unicode MS" w:eastAsia="Arial Unicode MS" w:hAnsi="Arial Unicode MS"/>
-          <w:b w:val="1"/>
+          <w:rFonts w:ascii="Arial Unicode MS" w:eastAsia="Arial Unicode MS" w:hAnsi="Arial Unicode MS" w:cs="Arial Unicode MS"/>
+          <w:b/>
           <w:sz w:val="34"/>
           <w:szCs w:val="34"/>
-          <w:rtl w:val="0"/>
-        </w:rPr>
-        <w:t xml:space="preserve">❓ Câu Hỏi Thường Gặp</w:t>
-      </w:r>
-    </w:p>
-    <w:p>
-      <w:pPr>
-        <w:spacing w:after="240" w:before="240" w:lineRule="auto"/>
-        <w:rPr/>
-      </w:pPr>
-      <w:r>
-        <w:rPr>
-          <w:b w:val="1"/>
-          <w:rtl w:val="0"/>
-        </w:rPr>
-        <w:t xml:space="preserve">1. Điều trị nám, tàn nhang có hết hoàn toàn không?</w:t>
-        <w:br w:type="textWrapping"/>
-      </w:r>
-      <w:r>
-        <w:rPr>
-          <w:rtl w:val="0"/>
-        </w:rPr>
+        </w:rPr>
+        <w:t>❓ Câu Hỏi Thường Gặp</w:t>
+      </w:r>
+    </w:p>
+    <w:p>
+      <w:pPr>
+        <w:spacing w:before="240" w:after="240"/>
+      </w:pPr>
+      <w:r>
+        <w:rPr>
+          <w:b/>
+        </w:rPr>
+        <w:t>1. Điều trị nám, tàn nhang có hết hoàn toàn không?</w:t>
+      </w:r>
+      <w:r>
+        <w:rPr>
+          <w:b/>
+        </w:rPr>
+        <w:br/>
+      </w:r>
+      <w:r>
         <w:t xml:space="preserve"> 👉 Tùy cơ địa và mức độ, nám/tàn nhang có thể mờ từ 70–95%. Kết hợp chăm sóc tại nhà sẽ giúp duy trì lâu dài.</w:t>
       </w:r>
     </w:p>
     <w:p>
       <w:pPr>
-        <w:spacing w:after="240" w:before="240" w:lineRule="auto"/>
-        <w:rPr/>
-      </w:pPr>
-      <w:r>
-        <w:rPr>
-          <w:b w:val="1"/>
-          <w:rtl w:val="0"/>
-        </w:rPr>
-        <w:t xml:space="preserve">2. Liệu trình kéo dài bao lâu?</w:t>
-        <w:br w:type="textWrapping"/>
-      </w:r>
-      <w:r>
-        <w:rPr>
-          <w:rtl w:val="0"/>
-        </w:rPr>
+        <w:spacing w:before="240" w:after="240"/>
+      </w:pPr>
+      <w:r>
+        <w:rPr>
+          <w:b/>
+        </w:rPr>
+        <w:t>2. Liệu trình kéo dài bao lâu?</w:t>
+      </w:r>
+      <w:r>
+        <w:rPr>
+          <w:b/>
+        </w:rPr>
+        <w:br/>
+      </w:r>
+      <w:r>
         <w:t xml:space="preserve"> 👉 Trung bình từ 4–6 buổi, cách nhau 2–3 tuần. Sau mỗi buổi đã thấy da sáng và đều màu hơn.</w:t>
       </w:r>
     </w:p>
     <w:p>
       <w:pPr>
-        <w:spacing w:after="240" w:before="240" w:lineRule="auto"/>
-        <w:rPr/>
-      </w:pPr>
-      <w:r>
-        <w:rPr>
-          <w:b w:val="1"/>
-          <w:rtl w:val="0"/>
-        </w:rPr>
-        <w:t xml:space="preserve">3. Sau điều trị có cần nghỉ dưỡng không?</w:t>
-        <w:br w:type="textWrapping"/>
-      </w:r>
-      <w:r>
-        <w:rPr>
-          <w:rtl w:val="0"/>
-        </w:rPr>
+        <w:spacing w:before="240" w:after="240"/>
+      </w:pPr>
+      <w:r>
+        <w:rPr>
+          <w:b/>
+        </w:rPr>
+        <w:t>3. Sau điều trị có cần nghỉ dưỡng không?</w:t>
+      </w:r>
+      <w:r>
+        <w:rPr>
+          <w:b/>
+        </w:rPr>
+        <w:br/>
+      </w:r>
+      <w:r>
         <w:t xml:space="preserve"> 👉 Không. Bạn có thể sinh hoạt bình thường, chỉ cần chăm sóc và chống nắng kỹ.</w:t>
       </w:r>
     </w:p>
     <w:p>
       <w:pPr>
-        <w:spacing w:after="240" w:before="240" w:lineRule="auto"/>
-        <w:rPr/>
-      </w:pPr>
-      <w:r>
-        <w:rPr>
-          <w:b w:val="1"/>
-          <w:rtl w:val="0"/>
-        </w:rPr>
-        <w:t xml:space="preserve">4. Nám, tàn nhang có bị tái phát không?</w:t>
-        <w:br w:type="textWrapping"/>
-      </w:r>
-      <w:r>
-        <w:rPr>
-          <w:rtl w:val="0"/>
-        </w:rPr>
+        <w:spacing w:before="240" w:after="240"/>
+      </w:pPr>
+      <w:r>
+        <w:rPr>
+          <w:b/>
+        </w:rPr>
+        <w:t>4. Nám, tàn nhang có bị tái phát không?</w:t>
+      </w:r>
+      <w:r>
+        <w:rPr>
+          <w:b/>
+        </w:rPr>
+        <w:br/>
+      </w:r>
+      <w:r>
         <w:t xml:space="preserve"> 👉 Nếu không bảo vệ da trước ánh nắng hoặc chăm sóc sai cách, nám có thể quay lại. Vì vậy Lahi Beauty Center luôn tư vấn chế độ chăm sóc da tại nhà sau liệu trình.</w:t>
       </w:r>
     </w:p>
     <w:p>
-      <w:pPr>
-        <w:rPr/>
-      </w:pPr>
-      <w:r>
-        <w:pict>
-          <v:rect style="width:0.0pt;height:1.5pt" o:hr="t" o:hrstd="t" o:hralign="center" fillcolor="#A0A0A0" stroked="f"/>
+      <w:r>
+        <w:pict w14:anchorId="4DDCF0B4">
+          <v:rect id="_x0000_i1029" style="width:0;height:1.5pt" o:hralign="center" o:hrstd="t" o:hr="t" fillcolor="#a0a0a0" stroked="f"/>
         </w:pict>
-      </w:r>
-      <w:r>
-        <w:rPr>
-          <w:rtl w:val="0"/>
-        </w:rPr>
       </w:r>
     </w:p>
     <w:p>
@@ -637,23 +529,22 @@
         <w:pStyle w:val="Heading2"/>
         <w:keepNext w:val="0"/>
         <w:keepLines w:val="0"/>
-        <w:spacing w:after="80" w:lineRule="auto"/>
-        <w:rPr>
-          <w:b w:val="1"/>
+        <w:spacing w:after="80"/>
+        <w:rPr>
+          <w:b/>
           <w:sz w:val="34"/>
           <w:szCs w:val="34"/>
         </w:rPr>
       </w:pPr>
-      <w:bookmarkStart w:colFirst="0" w:colLast="0" w:name="_ok4i1dga38kg" w:id="9"/>
+      <w:bookmarkStart w:id="9" w:name="_ok4i1dga38kg" w:colFirst="0" w:colLast="0"/>
       <w:bookmarkEnd w:id="9"/>
       <w:r>
         <w:rPr>
-          <w:b w:val="1"/>
+          <w:b/>
           <w:sz w:val="34"/>
           <w:szCs w:val="34"/>
-          <w:rtl w:val="0"/>
-        </w:rPr>
-        <w:t xml:space="preserve">Review Khách Hàng Giảm Nám – Tàn Nhang Tại Lahi Beauty</w:t>
+        </w:rPr>
+        <w:t>Review Khách Hàng Giảm Nám – Tàn Nhang Tại Lahi Beauty</w:t>
       </w:r>
     </w:p>
     <w:p>
@@ -662,28 +553,23 @@
           <w:ilvl w:val="0"/>
           <w:numId w:val="1"/>
         </w:numPr>
-        <w:spacing w:after="0" w:afterAutospacing="0" w:before="240" w:lineRule="auto"/>
-        <w:ind w:left="720" w:hanging="360"/>
-      </w:pPr>
-      <w:r>
-        <w:rPr>
-          <w:rtl w:val="0"/>
-        </w:rPr>
+        <w:spacing w:before="240"/>
+      </w:pPr>
+      <w:r>
+        <w:lastRenderedPageBreak/>
         <w:t xml:space="preserve">“Sau 3 buổi trị liệu bằng laser, nám của mình mờ hẳn, da đều màu và sáng hơn.” – </w:t>
       </w:r>
       <w:r>
         <w:rPr>
-          <w:i w:val="1"/>
-          <w:rtl w:val="0"/>
-        </w:rPr>
-        <w:t xml:space="preserve">Thu Hằng (32 tuổi)</w:t>
-      </w:r>
-      <w:r>
-        <w:rPr>
-          <w:rtl w:val="0"/>
-        </w:rPr>
-        <w:t xml:space="preserve">.</w:t>
-        <w:br w:type="textWrapping"/>
+          <w:i/>
+        </w:rPr>
+        <w:t>Thu Hằng (32 tuổi)</w:t>
+      </w:r>
+      <w:r>
+        <w:t>.</w:t>
+      </w:r>
+      <w:r>
+        <w:br/>
       </w:r>
     </w:p>
     <w:p>
@@ -692,28 +578,21 @@
           <w:ilvl w:val="0"/>
           <w:numId w:val="1"/>
         </w:numPr>
-        <w:spacing w:after="0" w:afterAutospacing="0" w:before="0" w:beforeAutospacing="0" w:lineRule="auto"/>
-        <w:ind w:left="720" w:hanging="360"/>
-      </w:pPr>
-      <w:r>
-        <w:rPr>
-          <w:rtl w:val="0"/>
-        </w:rPr>
+      </w:pPr>
+      <w:r>
         <w:t xml:space="preserve">“Mình bị tàn nhang từ nhỏ, sau khi làm điện di vitamin thì da sáng rõ rệt, tàn nhang mờ dần.” – </w:t>
       </w:r>
       <w:r>
         <w:rPr>
-          <w:i w:val="1"/>
-          <w:rtl w:val="0"/>
-        </w:rPr>
-        <w:t xml:space="preserve">Minh Ngọc (27 tuổi)</w:t>
-      </w:r>
-      <w:r>
-        <w:rPr>
-          <w:rtl w:val="0"/>
-        </w:rPr>
-        <w:t xml:space="preserve">.</w:t>
-        <w:br w:type="textWrapping"/>
+          <w:i/>
+        </w:rPr>
+        <w:t>Minh Ngọc (27 tuổi)</w:t>
+      </w:r>
+      <w:r>
+        <w:t>.</w:t>
+      </w:r>
+      <w:r>
+        <w:br/>
       </w:r>
     </w:p>
     <w:p>
@@ -722,43 +601,29 @@
           <w:ilvl w:val="0"/>
           <w:numId w:val="1"/>
         </w:numPr>
-        <w:spacing w:after="240" w:before="0" w:beforeAutospacing="0" w:lineRule="auto"/>
-        <w:ind w:left="720" w:hanging="360"/>
-      </w:pPr>
-      <w:r>
-        <w:rPr>
-          <w:rtl w:val="0"/>
-        </w:rPr>
+        <w:spacing w:after="240"/>
+      </w:pPr>
+      <w:r>
         <w:t xml:space="preserve">“Peel trị nám thật sự hiệu quả, da khỏe hơn, ít sạm và không còn thâm xỉn như trước.” – </w:t>
       </w:r>
       <w:r>
         <w:rPr>
-          <w:i w:val="1"/>
-          <w:rtl w:val="0"/>
-        </w:rPr>
-        <w:t xml:space="preserve">Trâm Anh (35 tuổi)</w:t>
-      </w:r>
-      <w:r>
-        <w:rPr>
-          <w:rtl w:val="0"/>
-        </w:rPr>
-        <w:t xml:space="preserve">.</w:t>
-        <w:br w:type="textWrapping"/>
-      </w:r>
-    </w:p>
-    <w:p>
-      <w:pPr>
-        <w:rPr/>
-      </w:pPr>
-      <w:r>
-        <w:pict>
-          <v:rect style="width:0.0pt;height:1.5pt" o:hr="t" o:hrstd="t" o:hralign="center" fillcolor="#A0A0A0" stroked="f"/>
+          <w:i/>
+        </w:rPr>
+        <w:t>Trâm Anh (35 tuổi)</w:t>
+      </w:r>
+      <w:r>
+        <w:t>.</w:t>
+      </w:r>
+      <w:r>
+        <w:br/>
+      </w:r>
+    </w:p>
+    <w:p>
+      <w:r>
+        <w:pict w14:anchorId="0BDEE3ED">
+          <v:rect id="_x0000_i1030" style="width:0;height:1.5pt" o:hralign="center" o:hrstd="t" o:hr="t" fillcolor="#a0a0a0" stroked="f"/>
         </w:pict>
-      </w:r>
-      <w:r>
-        <w:rPr>
-          <w:rtl w:val="0"/>
-        </w:rPr>
       </w:r>
     </w:p>
     <w:p>
@@ -766,145 +631,136 @@
         <w:pStyle w:val="Heading2"/>
         <w:keepNext w:val="0"/>
         <w:keepLines w:val="0"/>
-        <w:spacing w:after="80" w:lineRule="auto"/>
-        <w:rPr>
-          <w:b w:val="1"/>
+        <w:spacing w:after="80"/>
+        <w:rPr>
+          <w:b/>
           <w:sz w:val="34"/>
           <w:szCs w:val="34"/>
         </w:rPr>
       </w:pPr>
-      <w:bookmarkStart w:colFirst="0" w:colLast="0" w:name="_oqictxn3860a" w:id="10"/>
+      <w:bookmarkStart w:id="10" w:name="_oqictxn3860a" w:colFirst="0" w:colLast="0"/>
       <w:bookmarkEnd w:id="10"/>
       <w:r>
         <w:rPr>
-          <w:b w:val="1"/>
+          <w:b/>
           <w:sz w:val="34"/>
           <w:szCs w:val="34"/>
-          <w:rtl w:val="0"/>
-        </w:rPr>
-        <w:t xml:space="preserve">📍 Thông Tin Liên Hệ</w:t>
-      </w:r>
-    </w:p>
-    <w:p>
-      <w:pPr>
-        <w:spacing w:after="240" w:before="240" w:lineRule="auto"/>
-        <w:rPr>
-          <w:b w:val="1"/>
-        </w:rPr>
-      </w:pPr>
-      <w:r>
-        <w:rPr>
-          <w:rFonts w:ascii="Arial Unicode MS" w:cs="Arial Unicode MS" w:eastAsia="Arial Unicode MS" w:hAnsi="Arial Unicode MS"/>
-          <w:rtl w:val="0"/>
+        </w:rPr>
+        <w:t>📍 Thông Tin Liên Hệ</w:t>
+      </w:r>
+    </w:p>
+    <w:p>
+      <w:pPr>
+        <w:spacing w:before="240" w:after="240"/>
+        <w:rPr>
+          <w:b/>
+        </w:rPr>
+      </w:pPr>
+      <w:r>
+        <w:rPr>
+          <w:rFonts w:ascii="Arial Unicode MS" w:eastAsia="Arial Unicode MS" w:hAnsi="Arial Unicode MS" w:cs="Arial Unicode MS"/>
         </w:rPr>
         <w:t xml:space="preserve">✨ </w:t>
       </w:r>
       <w:r>
         <w:rPr>
-          <w:b w:val="1"/>
-          <w:rtl w:val="0"/>
-        </w:rPr>
-        <w:t xml:space="preserve">Lahi Beauty Center – Chăm sóc da chuyên sâu</w:t>
-        <w:br w:type="textWrapping"/>
-      </w:r>
-      <w:r>
-        <w:rPr>
-          <w:rtl w:val="0"/>
-        </w:rPr>
+          <w:b/>
+        </w:rPr>
+        <w:t>Lahi Beauty Center – Chăm sóc da chuyên sâu</w:t>
+      </w:r>
+      <w:r>
+        <w:rPr>
+          <w:b/>
+        </w:rPr>
+        <w:br/>
+      </w:r>
+      <w:r>
         <w:t xml:space="preserve"> 📞 Hotline: </w:t>
       </w:r>
       <w:r>
         <w:rPr>
-          <w:b w:val="1"/>
-          <w:rtl w:val="0"/>
-        </w:rPr>
-        <w:t xml:space="preserve">0961 658 866</w:t>
-        <w:br w:type="textWrapping"/>
-      </w:r>
-      <w:r>
-        <w:rPr>
-          <w:rtl w:val="0"/>
-        </w:rPr>
+          <w:b/>
+        </w:rPr>
+        <w:t>0961 658 866</w:t>
+      </w:r>
+      <w:r>
+        <w:rPr>
+          <w:b/>
+        </w:rPr>
+        <w:br/>
+      </w:r>
+      <w:r>
         <w:t xml:space="preserve"> 🌐 Website:</w:t>
       </w:r>
+      <w:hyperlink r:id="rId5">
+        <w:r>
+          <w:t xml:space="preserve"> </w:t>
+        </w:r>
+      </w:hyperlink>
       <w:hyperlink r:id="rId6">
         <w:r>
           <w:rPr>
-            <w:rtl w:val="0"/>
+            <w:color w:val="1155CC"/>
+            <w:u w:val="single"/>
           </w:rPr>
-          <w:t xml:space="preserve"> </w:t>
+          <w:t>lahibeautycenter.com</w:t>
+        </w:r>
+        <w:r>
+          <w:rPr>
+            <w:color w:val="1155CC"/>
+            <w:u w:val="single"/>
+          </w:rPr>
+          <w:br/>
         </w:r>
       </w:hyperlink>
-      <w:hyperlink r:id="rId7">
-        <w:r>
-          <w:rPr>
-            <w:color w:val="1155cc"/>
-            <w:u w:val="single"/>
-            <w:rtl w:val="0"/>
-          </w:rPr>
-          <w:t xml:space="preserve">lahibeautycenter.com</w:t>
-          <w:br w:type="textWrapping"/>
-        </w:r>
-      </w:hyperlink>
-      <w:r>
-        <w:rPr>
-          <w:rtl w:val="0"/>
-        </w:rPr>
+      <w:r>
         <w:t xml:space="preserve"> 📧 Email: lahibeauty@gmail.com</w:t>
-        <w:br w:type="textWrapping"/>
+      </w:r>
+      <w:r>
+        <w:br/>
         <w:t xml:space="preserve"> 🏠 Địa chỉ: </w:t>
       </w:r>
       <w:r>
         <w:rPr>
-          <w:b w:val="1"/>
-          <w:rtl w:val="0"/>
-        </w:rPr>
-        <w:t xml:space="preserve">194 Nguyễn Văn Tuyết</w:t>
-      </w:r>
-    </w:p>
-    <w:p>
-      <w:pPr>
-        <w:spacing w:after="240" w:before="240" w:lineRule="auto"/>
-        <w:rPr>
-          <w:b w:val="1"/>
-        </w:rPr>
-      </w:pPr>
-      <w:r>
-        <w:rPr>
-          <w:rtl w:val="0"/>
-        </w:rPr>
+          <w:b/>
+        </w:rPr>
+        <w:t>194 Nguyễn Văn Tuyết</w:t>
+      </w:r>
+    </w:p>
+    <w:p>
+      <w:pPr>
+        <w:spacing w:before="240" w:after="240"/>
+        <w:rPr>
+          <w:b/>
+        </w:rPr>
+      </w:pPr>
+      <w:r>
         <w:t xml:space="preserve">👉 </w:t>
       </w:r>
       <w:r>
         <w:rPr>
-          <w:b w:val="1"/>
-          <w:rtl w:val="0"/>
-        </w:rPr>
-        <w:t xml:space="preserve">Đặt lịch ngay hôm nay để được chuyên gia thăm khám và trải nghiệm dịch vụ giảm nám – tàn nhang chuẩn y khoa tại Lahi Beauty Center!</w:t>
-      </w:r>
-    </w:p>
-    <w:p>
-      <w:pPr>
-        <w:rPr/>
-      </w:pPr>
-      <w:r>
-        <w:rPr>
-          <w:rtl w:val="0"/>
-        </w:rPr>
-      </w:r>
-    </w:p>
+          <w:b/>
+        </w:rPr>
+        <w:t>Đặt lịch ngay hôm nay để được chuyên gia thăm khám và trải nghiệm dịch vụ giảm nám – tàn nhang chuẩn y khoa tại Lahi Beauty Center!</w:t>
+      </w:r>
+    </w:p>
+    <w:p/>
     <w:sectPr>
-      <w:pgSz w:h="16834" w:w="11909" w:orient="portrait"/>
-      <w:pgMar w:bottom="1440" w:top="1440" w:left="1440" w:right="1440" w:header="720" w:footer="720"/>
+      <w:pgSz w:w="11909" w:h="16834"/>
+      <w:pgMar w:top="1440" w:right="1440" w:bottom="1440" w:left="1440" w:header="720" w:footer="720" w:gutter="0"/>
       <w:pgNumType w:start="1"/>
+      <w:cols w:space="720"/>
     </w:sectPr>
   </w:body>
 </w:document>
 </file>
 
 <file path=word/numbering.xml><?xml version="1.0" encoding="utf-8"?>
-<w:numbering xmlns:mc="http://schemas.openxmlformats.org/markup-compatibility/2006" xmlns:o="urn:schemas-microsoft-com:office:office" xmlns:r="http://schemas.openxmlformats.org/officeDocument/2006/relationships" xmlns:m="http://schemas.openxmlformats.org/officeDocument/2006/math" xmlns:v="urn:schemas-microsoft-com:vml" xmlns:wp="http://schemas.openxmlformats.org/drawingml/2006/wordprocessingDrawing" xmlns:w10="urn:schemas-microsoft-com:office:word" xmlns:w="http://schemas.openxmlformats.org/wordprocessingml/2006/main" xmlns:wne="http://schemas.microsoft.com/office/word/2006/wordml" xmlns:sl="http://schemas.openxmlformats.org/schemaLibrary/2006/main" xmlns:a="http://schemas.openxmlformats.org/drawingml/2006/main" xmlns:pic="http://schemas.openxmlformats.org/drawingml/2006/picture" xmlns:c="http://schemas.openxmlformats.org/drawingml/2006/chart" xmlns:lc="http://schemas.openxmlformats.org/drawingml/2006/lockedCanvas" xmlns:dgm="http://schemas.openxmlformats.org/drawingml/2006/diagram" xmlns:wps="http://schemas.microsoft.com/office/word/2010/wordprocessingShape" xmlns:wpg="http://schemas.microsoft.com/office/word/2010/wordprocessingGroup" xmlns:w14="http://schemas.microsoft.com/office/word/2010/wordml" xmlns:w15="http://schemas.microsoft.com/office/word/2012/wordml" xmlns:w16="http://schemas.microsoft.com/office/word/2018/wordml" xmlns:w16cex="http://schemas.microsoft.com/office/word/2018/wordml/cex" xmlns:w16cid="http://schemas.microsoft.com/office/word/2016/wordml/cid" xmlns="http://schemas.microsoft.com/office/tasks/2019/documenttasks" xmlns:cr="http://schemas.microsoft.com/office/comments/2020/reactions">
-  <w:abstractNum w:abstractNumId="1">
+<w:numbering xmlns:wpc="http://schemas.microsoft.com/office/word/2010/wordprocessingCanvas" xmlns:cx="http://schemas.microsoft.com/office/drawing/2014/chartex" xmlns:cx1="http://schemas.microsoft.com/office/drawing/2015/9/8/chartex" xmlns:cx2="http://schemas.microsoft.com/office/drawing/2015/10/21/chartex" xmlns:cx3="http://schemas.microsoft.com/office/drawing/2016/5/9/chartex" xmlns:cx4="http://schemas.microsoft.com/office/drawing/2016/5/10/chartex" xmlns:cx5="http://schemas.microsoft.com/office/drawing/2016/5/11/chartex" xmlns:cx6="http://schemas.microsoft.com/office/drawing/2016/5/12/chartex" xmlns:cx7="http://schemas.microsoft.com/office/drawing/2016/5/13/chartex" xmlns:cx8="http://schemas.microsoft.com/office/drawing/2016/5/14/chartex" xmlns:mc="http://schemas.openxmlformats.org/markup-compatibility/2006" xmlns:aink="http://schemas.microsoft.com/office/drawing/2016/ink" xmlns:am3d="http://schemas.microsoft.com/office/drawing/2017/model3d" xmlns:o="urn:schemas-microsoft-com:office:office" xmlns:oel="http://schemas.microsoft.com/office/2019/extlst" xmlns:r="http://schemas.openxmlformats.org/officeDocument/2006/relationships" xmlns:m="http://schemas.openxmlformats.org/officeDocument/2006/math" xmlns:v="urn:schemas-microsoft-com:vml" xmlns:wp14="http://schemas.microsoft.com/office/word/2010/wordprocessingDrawing" xmlns:wp="http://schemas.openxmlformats.org/drawingml/2006/wordprocessingDrawing" xmlns:w10="urn:schemas-microsoft-com:office:word" xmlns:w="http://schemas.openxmlformats.org/wordprocessingml/2006/main" xmlns:w14="http://schemas.microsoft.com/office/word/2010/wordml" xmlns:w15="http://schemas.microsoft.com/office/word/2012/wordml" xmlns:w16cex="http://schemas.microsoft.com/office/word/2018/wordml/cex" xmlns:w16cid="http://schemas.microsoft.com/office/word/2016/wordml/cid" xmlns:w16="http://schemas.microsoft.com/office/word/2018/wordml" xmlns:w16du="http://schemas.microsoft.com/office/word/2023/wordml/word16du" xmlns:w16sdtdh="http://schemas.microsoft.com/office/word/2020/wordml/sdtdatahash" xmlns:w16sdtfl="http://schemas.microsoft.com/office/word/2024/wordml/sdtformatlock" xmlns:w16se="http://schemas.microsoft.com/office/word/2015/wordml/symex" xmlns:wpg="http://schemas.microsoft.com/office/word/2010/wordprocessingGroup" xmlns:wpi="http://schemas.microsoft.com/office/word/2010/wordprocessingInk" xmlns:wne="http://schemas.microsoft.com/office/word/2006/wordml" xmlns:wps="http://schemas.microsoft.com/office/word/2010/wordprocessingShape" mc:Ignorable="w14 w15 w16se w16cid w16 w16cex w16sdtdh w16sdtfl w16du wp14">
+  <w:abstractNum w:abstractNumId="0" w15:restartNumberingAfterBreak="0">
+    <w:nsid w:val="1F75148B"/>
+    <w:multiLevelType w:val="multilevel"/>
+    <w:tmpl w:val="983EE7C0"/>
     <w:lvl w:ilvl="0">
       <w:start w:val="1"/>
       <w:numFmt w:val="bullet"/>
@@ -1014,7 +870,10 @@
       </w:rPr>
     </w:lvl>
   </w:abstractNum>
-  <w:abstractNum w:abstractNumId="2">
+  <w:abstractNum w:abstractNumId="1" w15:restartNumberingAfterBreak="0">
+    <w:nsid w:val="276805D4"/>
+    <w:multiLevelType w:val="multilevel"/>
+    <w:tmpl w:val="1E728032"/>
     <w:lvl w:ilvl="0">
       <w:start w:val="1"/>
       <w:numFmt w:val="bullet"/>
@@ -1124,24 +983,24 @@
       </w:rPr>
     </w:lvl>
   </w:abstractNum>
-  <w:num w:numId="1">
+  <w:num w:numId="1" w16cid:durableId="491260840">
     <w:abstractNumId w:val="1"/>
   </w:num>
-  <w:num w:numId="2">
-    <w:abstractNumId w:val="2"/>
+  <w:num w:numId="2" w16cid:durableId="1505434577">
+    <w:abstractNumId w:val="0"/>
   </w:num>
 </w:numbering>
 </file>
 
 <file path=word/styles.xml><?xml version="1.0" encoding="utf-8"?>
-<w:styles xmlns:mc="http://schemas.openxmlformats.org/markup-compatibility/2006" xmlns:o="urn:schemas-microsoft-com:office:office" xmlns:r="http://schemas.openxmlformats.org/officeDocument/2006/relationships" xmlns:m="http://schemas.openxmlformats.org/officeDocument/2006/math" xmlns:v="urn:schemas-microsoft-com:vml" xmlns:wp="http://schemas.openxmlformats.org/drawingml/2006/wordprocessingDrawing" xmlns:w10="urn:schemas-microsoft-com:office:word" xmlns:w="http://schemas.openxmlformats.org/wordprocessingml/2006/main" xmlns:wne="http://schemas.microsoft.com/office/word/2006/wordml" xmlns:sl="http://schemas.openxmlformats.org/schemaLibrary/2006/main" xmlns:a="http://schemas.openxmlformats.org/drawingml/2006/main" xmlns:pic="http://schemas.openxmlformats.org/drawingml/2006/picture" xmlns:c="http://schemas.openxmlformats.org/drawingml/2006/chart" xmlns:lc="http://schemas.openxmlformats.org/drawingml/2006/lockedCanvas" xmlns:dgm="http://schemas.openxmlformats.org/drawingml/2006/diagram" xmlns:wps="http://schemas.microsoft.com/office/word/2010/wordprocessingShape" xmlns:wpg="http://schemas.microsoft.com/office/word/2010/wordprocessingGroup" xmlns:w14="http://schemas.microsoft.com/office/word/2010/wordml" xmlns:w15="http://schemas.microsoft.com/office/word/2012/wordml" xmlns:w16="http://schemas.microsoft.com/office/word/2018/wordml" xmlns:w16cex="http://schemas.microsoft.com/office/word/2018/wordml/cex" xmlns:w16cid="http://schemas.microsoft.com/office/word/2016/wordml/cid" xmlns="http://schemas.microsoft.com/office/tasks/2019/documenttasks" xmlns:cr="http://schemas.microsoft.com/office/comments/2020/reactions">
+<w:styles xmlns:mc="http://schemas.openxmlformats.org/markup-compatibility/2006" xmlns:r="http://schemas.openxmlformats.org/officeDocument/2006/relationships" xmlns:w="http://schemas.openxmlformats.org/wordprocessingml/2006/main" xmlns:w14="http://schemas.microsoft.com/office/word/2010/wordml" xmlns:w15="http://schemas.microsoft.com/office/word/2012/wordml" xmlns:w16cex="http://schemas.microsoft.com/office/word/2018/wordml/cex" xmlns:w16cid="http://schemas.microsoft.com/office/word/2016/wordml/cid" xmlns:w16="http://schemas.microsoft.com/office/word/2018/wordml" xmlns:w16du="http://schemas.microsoft.com/office/word/2023/wordml/word16du" xmlns:w16sdtdh="http://schemas.microsoft.com/office/word/2020/wordml/sdtdatahash" xmlns:w16sdtfl="http://schemas.microsoft.com/office/word/2024/wordml/sdtformatlock" xmlns:w16se="http://schemas.microsoft.com/office/word/2015/wordml/symex" mc:Ignorable="w14 w15 w16se w16cid w16 w16cex w16sdtdh w16sdtfl w16du">
   <w:docDefaults>
     <w:rPrDefault>
       <w:rPr>
-        <w:rFonts w:ascii="Arial" w:cs="Arial" w:eastAsia="Arial" w:hAnsi="Arial"/>
+        <w:rFonts w:ascii="Arial" w:eastAsia="Arial" w:hAnsi="Arial" w:cs="Arial"/>
         <w:sz w:val="22"/>
         <w:szCs w:val="22"/>
-        <w:lang w:val="vi"/>
+        <w:lang w:val="vi" w:eastAsia="en-US" w:bidi="ar-SA"/>
       </w:rPr>
     </w:rPrDefault>
     <w:pPrDefault>
@@ -1150,29 +1009,399 @@
       </w:pPr>
     </w:pPrDefault>
   </w:docDefaults>
-  <w:style w:type="table" w:styleId="TableNormal" w:default="1">
-    <w:name w:val="TableNormal"/>
-    <w:tblPr>
-      <w:tblCellMar>
-        <w:top w:w="100.0" w:type="dxa"/>
-        <w:left w:w="100.0" w:type="dxa"/>
-        <w:bottom w:w="100.0" w:type="dxa"/>
-        <w:right w:w="100.0" w:type="dxa"/>
-      </w:tblCellMar>
-    </w:tblPr>
-  </w:style>
-  <w:style w:type="paragraph" w:styleId="Normal" w:default="1">
-    <w:name w:val="normal"/>
+  <w:latentStyles w:defLockedState="0" w:defUIPriority="99" w:defSemiHidden="0" w:defUnhideWhenUsed="0" w:defQFormat="0" w:count="376">
+    <w:lsdException w:name="Normal" w:uiPriority="0" w:qFormat="1"/>
+    <w:lsdException w:name="heading 1" w:uiPriority="9" w:qFormat="1"/>
+    <w:lsdException w:name="heading 2" w:semiHidden="1" w:uiPriority="9" w:unhideWhenUsed="1" w:qFormat="1"/>
+    <w:lsdException w:name="heading 3" w:semiHidden="1" w:uiPriority="9" w:unhideWhenUsed="1" w:qFormat="1"/>
+    <w:lsdException w:name="heading 4" w:semiHidden="1" w:uiPriority="9" w:unhideWhenUsed="1" w:qFormat="1"/>
+    <w:lsdException w:name="heading 5" w:semiHidden="1" w:uiPriority="9" w:unhideWhenUsed="1" w:qFormat="1"/>
+    <w:lsdException w:name="heading 6" w:semiHidden="1" w:uiPriority="9" w:unhideWhenUsed="1" w:qFormat="1"/>
+    <w:lsdException w:name="heading 7" w:semiHidden="1" w:uiPriority="9" w:unhideWhenUsed="1" w:qFormat="1"/>
+    <w:lsdException w:name="heading 8" w:semiHidden="1" w:uiPriority="9" w:unhideWhenUsed="1" w:qFormat="1"/>
+    <w:lsdException w:name="heading 9" w:semiHidden="1" w:uiPriority="9" w:unhideWhenUsed="1" w:qFormat="1"/>
+    <w:lsdException w:name="index 1" w:semiHidden="1" w:unhideWhenUsed="1"/>
+    <w:lsdException w:name="index 2" w:semiHidden="1" w:unhideWhenUsed="1"/>
+    <w:lsdException w:name="index 3" w:semiHidden="1" w:unhideWhenUsed="1"/>
+    <w:lsdException w:name="index 4" w:semiHidden="1" w:unhideWhenUsed="1"/>
+    <w:lsdException w:name="index 5" w:semiHidden="1" w:unhideWhenUsed="1"/>
+    <w:lsdException w:name="index 6" w:semiHidden="1" w:unhideWhenUsed="1"/>
+    <w:lsdException w:name="index 7" w:semiHidden="1" w:unhideWhenUsed="1"/>
+    <w:lsdException w:name="index 8" w:semiHidden="1" w:unhideWhenUsed="1"/>
+    <w:lsdException w:name="index 9" w:semiHidden="1" w:unhideWhenUsed="1"/>
+    <w:lsdException w:name="toc 1" w:semiHidden="1" w:uiPriority="39" w:unhideWhenUsed="1"/>
+    <w:lsdException w:name="toc 2" w:semiHidden="1" w:uiPriority="39" w:unhideWhenUsed="1"/>
+    <w:lsdException w:name="toc 3" w:semiHidden="1" w:uiPriority="39" w:unhideWhenUsed="1"/>
+    <w:lsdException w:name="toc 4" w:semiHidden="1" w:uiPriority="39" w:unhideWhenUsed="1"/>
+    <w:lsdException w:name="toc 5" w:semiHidden="1" w:uiPriority="39" w:unhideWhenUsed="1"/>
+    <w:lsdException w:name="toc 6" w:semiHidden="1" w:uiPriority="39" w:unhideWhenUsed="1"/>
+    <w:lsdException w:name="toc 7" w:semiHidden="1" w:uiPriority="39" w:unhideWhenUsed="1"/>
+    <w:lsdException w:name="toc 8" w:semiHidden="1" w:uiPriority="39" w:unhideWhenUsed="1"/>
+    <w:lsdException w:name="toc 9" w:semiHidden="1" w:uiPriority="39" w:unhideWhenUsed="1"/>
+    <w:lsdException w:name="Normal Indent" w:semiHidden="1" w:unhideWhenUsed="1"/>
+    <w:lsdException w:name="footnote text" w:semiHidden="1" w:unhideWhenUsed="1"/>
+    <w:lsdException w:name="annotation text" w:semiHidden="1" w:unhideWhenUsed="1"/>
+    <w:lsdException w:name="header" w:semiHidden="1" w:unhideWhenUsed="1"/>
+    <w:lsdException w:name="footer" w:semiHidden="1" w:unhideWhenUsed="1"/>
+    <w:lsdException w:name="index heading" w:semiHidden="1" w:unhideWhenUsed="1"/>
+    <w:lsdException w:name="caption" w:semiHidden="1" w:uiPriority="35" w:unhideWhenUsed="1" w:qFormat="1"/>
+    <w:lsdException w:name="table of figures" w:semiHidden="1" w:unhideWhenUsed="1"/>
+    <w:lsdException w:name="envelope address" w:semiHidden="1" w:unhideWhenUsed="1"/>
+    <w:lsdException w:name="envelope return" w:semiHidden="1" w:unhideWhenUsed="1"/>
+    <w:lsdException w:name="footnote reference" w:semiHidden="1" w:unhideWhenUsed="1"/>
+    <w:lsdException w:name="annotation reference" w:semiHidden="1" w:unhideWhenUsed="1"/>
+    <w:lsdException w:name="line number" w:semiHidden="1" w:unhideWhenUsed="1"/>
+    <w:lsdException w:name="page number" w:semiHidden="1" w:unhideWhenUsed="1"/>
+    <w:lsdException w:name="endnote reference" w:semiHidden="1" w:unhideWhenUsed="1"/>
+    <w:lsdException w:name="endnote text" w:semiHidden="1" w:unhideWhenUsed="1"/>
+    <w:lsdException w:name="table of authorities" w:semiHidden="1" w:unhideWhenUsed="1"/>
+    <w:lsdException w:name="macro" w:semiHidden="1" w:unhideWhenUsed="1"/>
+    <w:lsdException w:name="toa heading" w:semiHidden="1" w:unhideWhenUsed="1"/>
+    <w:lsdException w:name="List" w:semiHidden="1" w:unhideWhenUsed="1"/>
+    <w:lsdException w:name="List Bullet" w:semiHidden="1" w:unhideWhenUsed="1"/>
+    <w:lsdException w:name="List Number" w:semiHidden="1" w:unhideWhenUsed="1"/>
+    <w:lsdException w:name="List 2" w:semiHidden="1" w:unhideWhenUsed="1"/>
+    <w:lsdException w:name="List 3" w:semiHidden="1" w:unhideWhenUsed="1"/>
+    <w:lsdException w:name="List 4" w:semiHidden="1" w:unhideWhenUsed="1"/>
+    <w:lsdException w:name="List 5" w:semiHidden="1" w:unhideWhenUsed="1"/>
+    <w:lsdException w:name="List Bullet 2" w:semiHidden="1" w:unhideWhenUsed="1"/>
+    <w:lsdException w:name="List Bullet 3" w:semiHidden="1" w:unhideWhenUsed="1"/>
+    <w:lsdException w:name="List Bullet 4" w:semiHidden="1" w:unhideWhenUsed="1"/>
+    <w:lsdException w:name="List Bullet 5" w:semiHidden="1" w:unhideWhenUsed="1"/>
+    <w:lsdException w:name="List Number 2" w:semiHidden="1" w:unhideWhenUsed="1"/>
+    <w:lsdException w:name="List Number 3" w:semiHidden="1" w:unhideWhenUsed="1"/>
+    <w:lsdException w:name="List Number 4" w:semiHidden="1" w:unhideWhenUsed="1"/>
+    <w:lsdException w:name="List Number 5" w:semiHidden="1" w:unhideWhenUsed="1"/>
+    <w:lsdException w:name="Title" w:uiPriority="10" w:qFormat="1"/>
+    <w:lsdException w:name="Closing" w:semiHidden="1" w:unhideWhenUsed="1"/>
+    <w:lsdException w:name="Signature" w:semiHidden="1" w:unhideWhenUsed="1"/>
+    <w:lsdException w:name="Default Paragraph Font" w:semiHidden="1" w:uiPriority="1" w:unhideWhenUsed="1"/>
+    <w:lsdException w:name="Body Text" w:semiHidden="1" w:unhideWhenUsed="1"/>
+    <w:lsdException w:name="Body Text Indent" w:semiHidden="1" w:unhideWhenUsed="1"/>
+    <w:lsdException w:name="List Continue" w:semiHidden="1" w:unhideWhenUsed="1"/>
+    <w:lsdException w:name="List Continue 2" w:semiHidden="1" w:unhideWhenUsed="1"/>
+    <w:lsdException w:name="List Continue 3" w:semiHidden="1" w:unhideWhenUsed="1"/>
+    <w:lsdException w:name="List Continue 4" w:semiHidden="1" w:unhideWhenUsed="1"/>
+    <w:lsdException w:name="List Continue 5" w:semiHidden="1" w:unhideWhenUsed="1"/>
+    <w:lsdException w:name="Message Header" w:semiHidden="1" w:unhideWhenUsed="1"/>
+    <w:lsdException w:name="Subtitle" w:uiPriority="11" w:qFormat="1"/>
+    <w:lsdException w:name="Salutation" w:semiHidden="1" w:unhideWhenUsed="1"/>
+    <w:lsdException w:name="Date" w:semiHidden="1" w:unhideWhenUsed="1"/>
+    <w:lsdException w:name="Body Text First Indent" w:semiHidden="1" w:unhideWhenUsed="1"/>
+    <w:lsdException w:name="Body Text First Indent 2" w:semiHidden="1" w:unhideWhenUsed="1"/>
+    <w:lsdException w:name="Note Heading" w:semiHidden="1" w:unhideWhenUsed="1"/>
+    <w:lsdException w:name="Body Text 2" w:semiHidden="1" w:unhideWhenUsed="1"/>
+    <w:lsdException w:name="Body Text 3" w:semiHidden="1" w:unhideWhenUsed="1"/>
+    <w:lsdException w:name="Body Text Indent 2" w:semiHidden="1" w:unhideWhenUsed="1"/>
+    <w:lsdException w:name="Body Text Indent 3" w:semiHidden="1" w:unhideWhenUsed="1"/>
+    <w:lsdException w:name="Block Text" w:semiHidden="1" w:unhideWhenUsed="1"/>
+    <w:lsdException w:name="Hyperlink" w:semiHidden="1" w:unhideWhenUsed="1"/>
+    <w:lsdException w:name="FollowedHyperlink" w:semiHidden="1" w:unhideWhenUsed="1"/>
+    <w:lsdException w:name="Strong" w:uiPriority="22" w:qFormat="1"/>
+    <w:lsdException w:name="Emphasis" w:uiPriority="20" w:qFormat="1"/>
+    <w:lsdException w:name="Document Map" w:semiHidden="1" w:unhideWhenUsed="1"/>
+    <w:lsdException w:name="Plain Text" w:semiHidden="1" w:unhideWhenUsed="1"/>
+    <w:lsdException w:name="E-mail Signature" w:semiHidden="1" w:unhideWhenUsed="1"/>
+    <w:lsdException w:name="HTML Top of Form" w:semiHidden="1" w:unhideWhenUsed="1"/>
+    <w:lsdException w:name="HTML Bottom of Form" w:semiHidden="1" w:unhideWhenUsed="1"/>
+    <w:lsdException w:name="Normal (Web)" w:semiHidden="1" w:unhideWhenUsed="1"/>
+    <w:lsdException w:name="HTML Acronym" w:semiHidden="1" w:unhideWhenUsed="1"/>
+    <w:lsdException w:name="HTML Address" w:semiHidden="1" w:unhideWhenUsed="1"/>
+    <w:lsdException w:name="HTML Cite" w:semiHidden="1" w:unhideWhenUsed="1"/>
+    <w:lsdException w:name="HTML Code" w:semiHidden="1" w:unhideWhenUsed="1"/>
+    <w:lsdException w:name="HTML Definition" w:semiHidden="1" w:unhideWhenUsed="1"/>
+    <w:lsdException w:name="HTML Keyboard" w:semiHidden="1" w:unhideWhenUsed="1"/>
+    <w:lsdException w:name="HTML Preformatted" w:semiHidden="1" w:unhideWhenUsed="1"/>
+    <w:lsdException w:name="HTML Sample" w:semiHidden="1" w:unhideWhenUsed="1"/>
+    <w:lsdException w:name="HTML Typewriter" w:semiHidden="1" w:unhideWhenUsed="1"/>
+    <w:lsdException w:name="HTML Variable" w:semiHidden="1" w:unhideWhenUsed="1"/>
+    <w:lsdException w:name="Normal Table" w:semiHidden="1" w:unhideWhenUsed="1"/>
+    <w:lsdException w:name="annotation subject" w:semiHidden="1" w:unhideWhenUsed="1"/>
+    <w:lsdException w:name="No List" w:semiHidden="1" w:unhideWhenUsed="1"/>
+    <w:lsdException w:name="Outline List 1" w:semiHidden="1" w:unhideWhenUsed="1"/>
+    <w:lsdException w:name="Outline List 2" w:semiHidden="1" w:unhideWhenUsed="1"/>
+    <w:lsdException w:name="Outline List 3" w:semiHidden="1" w:unhideWhenUsed="1"/>
+    <w:lsdException w:name="Table Simple 1" w:semiHidden="1" w:unhideWhenUsed="1"/>
+    <w:lsdException w:name="Table Simple 2" w:semiHidden="1" w:unhideWhenUsed="1"/>
+    <w:lsdException w:name="Table Simple 3" w:semiHidden="1" w:unhideWhenUsed="1"/>
+    <w:lsdException w:name="Table Classic 1" w:semiHidden="1" w:unhideWhenUsed="1"/>
+    <w:lsdException w:name="Table Classic 2" w:semiHidden="1" w:unhideWhenUsed="1"/>
+    <w:lsdException w:name="Table Classic 3" w:semiHidden="1" w:unhideWhenUsed="1"/>
+    <w:lsdException w:name="Table Classic 4" w:semiHidden="1" w:unhideWhenUsed="1"/>
+    <w:lsdException w:name="Table Colorful 1" w:semiHidden="1" w:unhideWhenUsed="1"/>
+    <w:lsdException w:name="Table Colorful 2" w:semiHidden="1" w:unhideWhenUsed="1"/>
+    <w:lsdException w:name="Table Colorful 3" w:semiHidden="1" w:unhideWhenUsed="1"/>
+    <w:lsdException w:name="Table Columns 1" w:semiHidden="1" w:unhideWhenUsed="1"/>
+    <w:lsdException w:name="Table Columns 2" w:semiHidden="1" w:unhideWhenUsed="1"/>
+    <w:lsdException w:name="Table Columns 3" w:semiHidden="1" w:unhideWhenUsed="1"/>
+    <w:lsdException w:name="Table Columns 4" w:semiHidden="1" w:unhideWhenUsed="1"/>
+    <w:lsdException w:name="Table Columns 5" w:semiHidden="1" w:unhideWhenUsed="1"/>
+    <w:lsdException w:name="Table Grid 1" w:semiHidden="1" w:unhideWhenUsed="1"/>
+    <w:lsdException w:name="Table Grid 2" w:semiHidden="1" w:unhideWhenUsed="1"/>
+    <w:lsdException w:name="Table Grid 3" w:semiHidden="1" w:unhideWhenUsed="1"/>
+    <w:lsdException w:name="Table Grid 4" w:semiHidden="1" w:unhideWhenUsed="1"/>
+    <w:lsdException w:name="Table Grid 5" w:semiHidden="1" w:unhideWhenUsed="1"/>
+    <w:lsdException w:name="Table Grid 6" w:semiHidden="1" w:unhideWhenUsed="1"/>
+    <w:lsdException w:name="Table Grid 7" w:semiHidden="1" w:unhideWhenUsed="1"/>
+    <w:lsdException w:name="Table Grid 8" w:semiHidden="1" w:unhideWhenUsed="1"/>
+    <w:lsdException w:name="Table List 1" w:semiHidden="1" w:unhideWhenUsed="1"/>
+    <w:lsdException w:name="Table List 2" w:semiHidden="1" w:unhideWhenUsed="1"/>
+    <w:lsdException w:name="Table List 3" w:semiHidden="1" w:unhideWhenUsed="1"/>
+    <w:lsdException w:name="Table List 4" w:semiHidden="1" w:unhideWhenUsed="1"/>
+    <w:lsdException w:name="Table List 5" w:semiHidden="1" w:unhideWhenUsed="1"/>
+    <w:lsdException w:name="Table List 6" w:semiHidden="1" w:unhideWhenUsed="1"/>
+    <w:lsdException w:name="Table List 7" w:semiHidden="1" w:unhideWhenUsed="1"/>
+    <w:lsdException w:name="Table List 8" w:semiHidden="1" w:unhideWhenUsed="1"/>
+    <w:lsdException w:name="Table 3D effects 1" w:semiHidden="1" w:unhideWhenUsed="1"/>
+    <w:lsdException w:name="Table 3D effects 2" w:semiHidden="1" w:unhideWhenUsed="1"/>
+    <w:lsdException w:name="Table 3D effects 3" w:semiHidden="1" w:unhideWhenUsed="1"/>
+    <w:lsdException w:name="Table Contemporary" w:semiHidden="1" w:unhideWhenUsed="1"/>
+    <w:lsdException w:name="Table Elegant" w:semiHidden="1" w:unhideWhenUsed="1"/>
+    <w:lsdException w:name="Table Professional" w:semiHidden="1" w:unhideWhenUsed="1"/>
+    <w:lsdException w:name="Table Subtle 1" w:semiHidden="1" w:unhideWhenUsed="1"/>
+    <w:lsdException w:name="Table Subtle 2" w:semiHidden="1" w:unhideWhenUsed="1"/>
+    <w:lsdException w:name="Table Web 1" w:semiHidden="1" w:unhideWhenUsed="1"/>
+    <w:lsdException w:name="Table Web 2" w:semiHidden="1" w:unhideWhenUsed="1"/>
+    <w:lsdException w:name="Table Web 3" w:semiHidden="1" w:unhideWhenUsed="1"/>
+    <w:lsdException w:name="Balloon Text" w:semiHidden="1" w:unhideWhenUsed="1"/>
+    <w:lsdException w:name="Table Grid" w:uiPriority="39"/>
+    <w:lsdException w:name="Table Theme" w:semiHidden="1" w:unhideWhenUsed="1"/>
+    <w:lsdException w:name="Placeholder Text" w:semiHidden="1"/>
+    <w:lsdException w:name="No Spacing" w:uiPriority="1" w:qFormat="1"/>
+    <w:lsdException w:name="Light Shading" w:uiPriority="60"/>
+    <w:lsdException w:name="Light List" w:uiPriority="61"/>
+    <w:lsdException w:name="Light Grid" w:uiPriority="62"/>
+    <w:lsdException w:name="Medium Shading 1" w:uiPriority="63"/>
+    <w:lsdException w:name="Medium Shading 2" w:uiPriority="64"/>
+    <w:lsdException w:name="Medium List 1" w:uiPriority="65"/>
+    <w:lsdException w:name="Medium List 2" w:uiPriority="66"/>
+    <w:lsdException w:name="Medium Grid 1" w:uiPriority="67"/>
+    <w:lsdException w:name="Medium Grid 2" w:uiPriority="68"/>
+    <w:lsdException w:name="Medium Grid 3" w:uiPriority="69"/>
+    <w:lsdException w:name="Dark List" w:uiPriority="70"/>
+    <w:lsdException w:name="Colorful Shading" w:uiPriority="71"/>
+    <w:lsdException w:name="Colorful List" w:uiPriority="72"/>
+    <w:lsdException w:name="Colorful Grid" w:uiPriority="73"/>
+    <w:lsdException w:name="Light Shading Accent 1" w:uiPriority="60"/>
+    <w:lsdException w:name="Light List Accent 1" w:uiPriority="61"/>
+    <w:lsdException w:name="Light Grid Accent 1" w:uiPriority="62"/>
+    <w:lsdException w:name="Medium Shading 1 Accent 1" w:uiPriority="63"/>
+    <w:lsdException w:name="Medium Shading 2 Accent 1" w:uiPriority="64"/>
+    <w:lsdException w:name="Medium List 1 Accent 1" w:uiPriority="65"/>
+    <w:lsdException w:name="Revision" w:semiHidden="1"/>
+    <w:lsdException w:name="List Paragraph" w:uiPriority="34" w:qFormat="1"/>
+    <w:lsdException w:name="Quote" w:uiPriority="29" w:qFormat="1"/>
+    <w:lsdException w:name="Intense Quote" w:uiPriority="30" w:qFormat="1"/>
+    <w:lsdException w:name="Medium List 2 Accent 1" w:uiPriority="66"/>
+    <w:lsdException w:name="Medium Grid 1 Accent 1" w:uiPriority="67"/>
+    <w:lsdException w:name="Medium Grid 2 Accent 1" w:uiPriority="68"/>
+    <w:lsdException w:name="Medium Grid 3 Accent 1" w:uiPriority="69"/>
+    <w:lsdException w:name="Dark List Accent 1" w:uiPriority="70"/>
+    <w:lsdException w:name="Colorful Shading Accent 1" w:uiPriority="71"/>
+    <w:lsdException w:name="Colorful List Accent 1" w:uiPriority="72"/>
+    <w:lsdException w:name="Colorful Grid Accent 1" w:uiPriority="73"/>
+    <w:lsdException w:name="Light Shading Accent 2" w:uiPriority="60"/>
+    <w:lsdException w:name="Light List Accent 2" w:uiPriority="61"/>
+    <w:lsdException w:name="Light Grid Accent 2" w:uiPriority="62"/>
+    <w:lsdException w:name="Medium Shading 1 Accent 2" w:uiPriority="63"/>
+    <w:lsdException w:name="Medium Shading 2 Accent 2" w:uiPriority="64"/>
+    <w:lsdException w:name="Medium List 1 Accent 2" w:uiPriority="65"/>
+    <w:lsdException w:name="Medium List 2 Accent 2" w:uiPriority="66"/>
+    <w:lsdException w:name="Medium Grid 1 Accent 2" w:uiPriority="67"/>
+    <w:lsdException w:name="Medium Grid 2 Accent 2" w:uiPriority="68"/>
+    <w:lsdException w:name="Medium Grid 3 Accent 2" w:uiPriority="69"/>
+    <w:lsdException w:name="Dark List Accent 2" w:uiPriority="70"/>
+    <w:lsdException w:name="Colorful Shading Accent 2" w:uiPriority="71"/>
+    <w:lsdException w:name="Colorful List Accent 2" w:uiPriority="72"/>
+    <w:lsdException w:name="Colorful Grid Accent 2" w:uiPriority="73"/>
+    <w:lsdException w:name="Light Shading Accent 3" w:uiPriority="60"/>
+    <w:lsdException w:name="Light List Accent 3" w:uiPriority="61"/>
+    <w:lsdException w:name="Light Grid Accent 3" w:uiPriority="62"/>
+    <w:lsdException w:name="Medium Shading 1 Accent 3" w:uiPriority="63"/>
+    <w:lsdException w:name="Medium Shading 2 Accent 3" w:uiPriority="64"/>
+    <w:lsdException w:name="Medium List 1 Accent 3" w:uiPriority="65"/>
+    <w:lsdException w:name="Medium List 2 Accent 3" w:uiPriority="66"/>
+    <w:lsdException w:name="Medium Grid 1 Accent 3" w:uiPriority="67"/>
+    <w:lsdException w:name="Medium Grid 2 Accent 3" w:uiPriority="68"/>
+    <w:lsdException w:name="Medium Grid 3 Accent 3" w:uiPriority="69"/>
+    <w:lsdException w:name="Dark List Accent 3" w:uiPriority="70"/>
+    <w:lsdException w:name="Colorful Shading Accent 3" w:uiPriority="71"/>
+    <w:lsdException w:name="Colorful List Accent 3" w:uiPriority="72"/>
+    <w:lsdException w:name="Colorful Grid Accent 3" w:uiPriority="73"/>
+    <w:lsdException w:name="Light Shading Accent 4" w:uiPriority="60"/>
+    <w:lsdException w:name="Light List Accent 4" w:uiPriority="61"/>
+    <w:lsdException w:name="Light Grid Accent 4" w:uiPriority="62"/>
+    <w:lsdException w:name="Medium Shading 1 Accent 4" w:uiPriority="63"/>
+    <w:lsdException w:name="Medium Shading 2 Accent 4" w:uiPriority="64"/>
+    <w:lsdException w:name="Medium List 1 Accent 4" w:uiPriority="65"/>
+    <w:lsdException w:name="Medium List 2 Accent 4" w:uiPriority="66"/>
+    <w:lsdException w:name="Medium Grid 1 Accent 4" w:uiPriority="67"/>
+    <w:lsdException w:name="Medium Grid 2 Accent 4" w:uiPriority="68"/>
+    <w:lsdException w:name="Medium Grid 3 Accent 4" w:uiPriority="69"/>
+    <w:lsdException w:name="Dark List Accent 4" w:uiPriority="70"/>
+    <w:lsdException w:name="Colorful Shading Accent 4" w:uiPriority="71"/>
+    <w:lsdException w:name="Colorful List Accent 4" w:uiPriority="72"/>
+    <w:lsdException w:name="Colorful Grid Accent 4" w:uiPriority="73"/>
+    <w:lsdException w:name="Light Shading Accent 5" w:uiPriority="60"/>
+    <w:lsdException w:name="Light List Accent 5" w:uiPriority="61"/>
+    <w:lsdException w:name="Light Grid Accent 5" w:uiPriority="62"/>
+    <w:lsdException w:name="Medium Shading 1 Accent 5" w:uiPriority="63"/>
+    <w:lsdException w:name="Medium Shading 2 Accent 5" w:uiPriority="64"/>
+    <w:lsdException w:name="Medium List 1 Accent 5" w:uiPriority="65"/>
+    <w:lsdException w:name="Medium List 2 Accent 5" w:uiPriority="66"/>
+    <w:lsdException w:name="Medium Grid 1 Accent 5" w:uiPriority="67"/>
+    <w:lsdException w:name="Medium Grid 2 Accent 5" w:uiPriority="68"/>
+    <w:lsdException w:name="Medium Grid 3 Accent 5" w:uiPriority="69"/>
+    <w:lsdException w:name="Dark List Accent 5" w:uiPriority="70"/>
+    <w:lsdException w:name="Colorful Shading Accent 5" w:uiPriority="71"/>
+    <w:lsdException w:name="Colorful List Accent 5" w:uiPriority="72"/>
+    <w:lsdException w:name="Colorful Grid Accent 5" w:uiPriority="73"/>
+    <w:lsdException w:name="Light Shading Accent 6" w:uiPriority="60"/>
+    <w:lsdException w:name="Light List Accent 6" w:uiPriority="61"/>
+    <w:lsdException w:name="Light Grid Accent 6" w:uiPriority="62"/>
+    <w:lsdException w:name="Medium Shading 1 Accent 6" w:uiPriority="63"/>
+    <w:lsdException w:name="Medium Shading 2 Accent 6" w:uiPriority="64"/>
+    <w:lsdException w:name="Medium List 1 Accent 6" w:uiPriority="65"/>
+    <w:lsdException w:name="Medium List 2 Accent 6" w:uiPriority="66"/>
+    <w:lsdException w:name="Medium Grid 1 Accent 6" w:uiPriority="67"/>
+    <w:lsdException w:name="Medium Grid 2 Accent 6" w:uiPriority="68"/>
+    <w:lsdException w:name="Medium Grid 3 Accent 6" w:uiPriority="69"/>
+    <w:lsdException w:name="Dark List Accent 6" w:uiPriority="70"/>
+    <w:lsdException w:name="Colorful Shading Accent 6" w:uiPriority="71"/>
+    <w:lsdException w:name="Colorful List Accent 6" w:uiPriority="72"/>
+    <w:lsdException w:name="Colorful Grid Accent 6" w:uiPriority="73"/>
+    <w:lsdException w:name="Subtle Emphasis" w:uiPriority="19" w:qFormat="1"/>
+    <w:lsdException w:name="Intense Emphasis" w:uiPriority="21" w:qFormat="1"/>
+    <w:lsdException w:name="Subtle Reference" w:uiPriority="31" w:qFormat="1"/>
+    <w:lsdException w:name="Intense Reference" w:uiPriority="32" w:qFormat="1"/>
+    <w:lsdException w:name="Book Title" w:uiPriority="33" w:qFormat="1"/>
+    <w:lsdException w:name="Bibliography" w:semiHidden="1" w:uiPriority="37" w:unhideWhenUsed="1"/>
+    <w:lsdException w:name="TOC Heading" w:semiHidden="1" w:uiPriority="39" w:unhideWhenUsed="1" w:qFormat="1"/>
+    <w:lsdException w:name="Plain Table 1" w:uiPriority="41"/>
+    <w:lsdException w:name="Plain Table 2" w:uiPriority="42"/>
+    <w:lsdException w:name="Plain Table 3" w:uiPriority="43"/>
+    <w:lsdException w:name="Plain Table 4" w:uiPriority="44"/>
+    <w:lsdException w:name="Plain Table 5" w:uiPriority="45"/>
+    <w:lsdException w:name="Grid Table Light" w:uiPriority="40"/>
+    <w:lsdException w:name="Grid Table 1 Light" w:uiPriority="46"/>
+    <w:lsdException w:name="Grid Table 2" w:uiPriority="47"/>
+    <w:lsdException w:name="Grid Table 3" w:uiPriority="48"/>
+    <w:lsdException w:name="Grid Table 4" w:uiPriority="49"/>
+    <w:lsdException w:name="Grid Table 5 Dark" w:uiPriority="50"/>
+    <w:lsdException w:name="Grid Table 6 Colorful" w:uiPriority="51"/>
+    <w:lsdException w:name="Grid Table 7 Colorful" w:uiPriority="52"/>
+    <w:lsdException w:name="Grid Table 1 Light Accent 1" w:uiPriority="46"/>
+    <w:lsdException w:name="Grid Table 2 Accent 1" w:uiPriority="47"/>
+    <w:lsdException w:name="Grid Table 3 Accent 1" w:uiPriority="48"/>
+    <w:lsdException w:name="Grid Table 4 Accent 1" w:uiPriority="49"/>
+    <w:lsdException w:name="Grid Table 5 Dark Accent 1" w:uiPriority="50"/>
+    <w:lsdException w:name="Grid Table 6 Colorful Accent 1" w:uiPriority="51"/>
+    <w:lsdException w:name="Grid Table 7 Colorful Accent 1" w:uiPriority="52"/>
+    <w:lsdException w:name="Grid Table 1 Light Accent 2" w:uiPriority="46"/>
+    <w:lsdException w:name="Grid Table 2 Accent 2" w:uiPriority="47"/>
+    <w:lsdException w:name="Grid Table 3 Accent 2" w:uiPriority="48"/>
+    <w:lsdException w:name="Grid Table 4 Accent 2" w:uiPriority="49"/>
+    <w:lsdException w:name="Grid Table 5 Dark Accent 2" w:uiPriority="50"/>
+    <w:lsdException w:name="Grid Table 6 Colorful Accent 2" w:uiPriority="51"/>
+    <w:lsdException w:name="Grid Table 7 Colorful Accent 2" w:uiPriority="52"/>
+    <w:lsdException w:name="Grid Table 1 Light Accent 3" w:uiPriority="46"/>
+    <w:lsdException w:name="Grid Table 2 Accent 3" w:uiPriority="47"/>
+    <w:lsdException w:name="Grid Table 3 Accent 3" w:uiPriority="48"/>
+    <w:lsdException w:name="Grid Table 4 Accent 3" w:uiPriority="49"/>
+    <w:lsdException w:name="Grid Table 5 Dark Accent 3" w:uiPriority="50"/>
+    <w:lsdException w:name="Grid Table 6 Colorful Accent 3" w:uiPriority="51"/>
+    <w:lsdException w:name="Grid Table 7 Colorful Accent 3" w:uiPriority="52"/>
+    <w:lsdException w:name="Grid Table 1 Light Accent 4" w:uiPriority="46"/>
+    <w:lsdException w:name="Grid Table 2 Accent 4" w:uiPriority="47"/>
+    <w:lsdException w:name="Grid Table 3 Accent 4" w:uiPriority="48"/>
+    <w:lsdException w:name="Grid Table 4 Accent 4" w:uiPriority="49"/>
+    <w:lsdException w:name="Grid Table 5 Dark Accent 4" w:uiPriority="50"/>
+    <w:lsdException w:name="Grid Table 6 Colorful Accent 4" w:uiPriority="51"/>
+    <w:lsdException w:name="Grid Table 7 Colorful Accent 4" w:uiPriority="52"/>
+    <w:lsdException w:name="Grid Table 1 Light Accent 5" w:uiPriority="46"/>
+    <w:lsdException w:name="Grid Table 2 Accent 5" w:uiPriority="47"/>
+    <w:lsdException w:name="Grid Table 3 Accent 5" w:uiPriority="48"/>
+    <w:lsdException w:name="Grid Table 4 Accent 5" w:uiPriority="49"/>
+    <w:lsdException w:name="Grid Table 5 Dark Accent 5" w:uiPriority="50"/>
+    <w:lsdException w:name="Grid Table 6 Colorful Accent 5" w:uiPriority="51"/>
+    <w:lsdException w:name="Grid Table 7 Colorful Accent 5" w:uiPriority="52"/>
+    <w:lsdException w:name="Grid Table 1 Light Accent 6" w:uiPriority="46"/>
+    <w:lsdException w:name="Grid Table 2 Accent 6" w:uiPriority="47"/>
+    <w:lsdException w:name="Grid Table 3 Accent 6" w:uiPriority="48"/>
+    <w:lsdException w:name="Grid Table 4 Accent 6" w:uiPriority="49"/>
+    <w:lsdException w:name="Grid Table 5 Dark Accent 6" w:uiPriority="50"/>
+    <w:lsdException w:name="Grid Table 6 Colorful Accent 6" w:uiPriority="51"/>
+    <w:lsdException w:name="Grid Table 7 Colorful Accent 6" w:uiPriority="52"/>
+    <w:lsdException w:name="List Table 1 Light" w:uiPriority="46"/>
+    <w:lsdException w:name="List Table 2" w:uiPriority="47"/>
+    <w:lsdException w:name="List Table 3" w:uiPriority="48"/>
+    <w:lsdException w:name="List Table 4" w:uiPriority="49"/>
+    <w:lsdException w:name="List Table 5 Dark" w:uiPriority="50"/>
+    <w:lsdException w:name="List Table 6 Colorful" w:uiPriority="51"/>
+    <w:lsdException w:name="List Table 7 Colorful" w:uiPriority="52"/>
+    <w:lsdException w:name="List Table 1 Light Accent 1" w:uiPriority="46"/>
+    <w:lsdException w:name="List Table 2 Accent 1" w:uiPriority="47"/>
+    <w:lsdException w:name="List Table 3 Accent 1" w:uiPriority="48"/>
+    <w:lsdException w:name="List Table 4 Accent 1" w:uiPriority="49"/>
+    <w:lsdException w:name="List Table 5 Dark Accent 1" w:uiPriority="50"/>
+    <w:lsdException w:name="List Table 6 Colorful Accent 1" w:uiPriority="51"/>
+    <w:lsdException w:name="List Table 7 Colorful Accent 1" w:uiPriority="52"/>
+    <w:lsdException w:name="List Table 1 Light Accent 2" w:uiPriority="46"/>
+    <w:lsdException w:name="List Table 2 Accent 2" w:uiPriority="47"/>
+    <w:lsdException w:name="List Table 3 Accent 2" w:uiPriority="48"/>
+    <w:lsdException w:name="List Table 4 Accent 2" w:uiPriority="49"/>
+    <w:lsdException w:name="List Table 5 Dark Accent 2" w:uiPriority="50"/>
+    <w:lsdException w:name="List Table 6 Colorful Accent 2" w:uiPriority="51"/>
+    <w:lsdException w:name="List Table 7 Colorful Accent 2" w:uiPriority="52"/>
+    <w:lsdException w:name="List Table 1 Light Accent 3" w:uiPriority="46"/>
+    <w:lsdException w:name="List Table 2 Accent 3" w:uiPriority="47"/>
+    <w:lsdException w:name="List Table 3 Accent 3" w:uiPriority="48"/>
+    <w:lsdException w:name="List Table 4 Accent 3" w:uiPriority="49"/>
+    <w:lsdException w:name="List Table 5 Dark Accent 3" w:uiPriority="50"/>
+    <w:lsdException w:name="List Table 6 Colorful Accent 3" w:uiPriority="51"/>
+    <w:lsdException w:name="List Table 7 Colorful Accent 3" w:uiPriority="52"/>
+    <w:lsdException w:name="List Table 1 Light Accent 4" w:uiPriority="46"/>
+    <w:lsdException w:name="List Table 2 Accent 4" w:uiPriority="47"/>
+    <w:lsdException w:name="List Table 3 Accent 4" w:uiPriority="48"/>
+    <w:lsdException w:name="List Table 4 Accent 4" w:uiPriority="49"/>
+    <w:lsdException w:name="List Table 5 Dark Accent 4" w:uiPriority="50"/>
+    <w:lsdException w:name="List Table 6 Colorful Accent 4" w:uiPriority="51"/>
+    <w:lsdException w:name="List Table 7 Colorful Accent 4" w:uiPriority="52"/>
+    <w:lsdException w:name="List Table 1 Light Accent 5" w:uiPriority="46"/>
+    <w:lsdException w:name="List Table 2 Accent 5" w:uiPriority="47"/>
+    <w:lsdException w:name="List Table 3 Accent 5" w:uiPriority="48"/>
+    <w:lsdException w:name="List Table 4 Accent 5" w:uiPriority="49"/>
+    <w:lsdException w:name="List Table 5 Dark Accent 5" w:uiPriority="50"/>
+    <w:lsdException w:name="List Table 6 Colorful Accent 5" w:uiPriority="51"/>
+    <w:lsdException w:name="List Table 7 Colorful Accent 5" w:uiPriority="52"/>
+    <w:lsdException w:name="List Table 1 Light Accent 6" w:uiPriority="46"/>
+    <w:lsdException w:name="List Table 2 Accent 6" w:uiPriority="47"/>
+    <w:lsdException w:name="List Table 3 Accent 6" w:uiPriority="48"/>
+    <w:lsdException w:name="List Table 4 Accent 6" w:uiPriority="49"/>
+    <w:lsdException w:name="List Table 5 Dark Accent 6" w:uiPriority="50"/>
+    <w:lsdException w:name="List Table 6 Colorful Accent 6" w:uiPriority="51"/>
+    <w:lsdException w:name="List Table 7 Colorful Accent 6" w:uiPriority="52"/>
+    <w:lsdException w:name="Mention" w:semiHidden="1" w:unhideWhenUsed="1"/>
+    <w:lsdException w:name="Smart Hyperlink" w:semiHidden="1" w:unhideWhenUsed="1"/>
+    <w:lsdException w:name="Hashtag" w:semiHidden="1" w:unhideWhenUsed="1"/>
+    <w:lsdException w:name="Unresolved Mention" w:semiHidden="1" w:unhideWhenUsed="1"/>
+    <w:lsdException w:name="Smart Link" w:semiHidden="1" w:unhideWhenUsed="1"/>
+  </w:latentStyles>
+  <w:style w:type="paragraph" w:default="1" w:styleId="Normal">
+    <w:name w:val="Normal"/>
+    <w:qFormat/>
   </w:style>
   <w:style w:type="paragraph" w:styleId="Heading1">
     <w:name w:val="heading 1"/>
     <w:basedOn w:val="Normal"/>
     <w:next w:val="Normal"/>
+    <w:uiPriority w:val="9"/>
+    <w:qFormat/>
     <w:pPr>
-      <w:keepNext w:val="1"/>
-      <w:keepLines w:val="1"/>
-      <w:pageBreakBefore w:val="0"/>
-      <w:spacing w:after="120" w:before="400" w:lineRule="auto"/>
+      <w:keepNext/>
+      <w:keepLines/>
+      <w:spacing w:before="400" w:after="120"/>
+      <w:outlineLvl w:val="0"/>
     </w:pPr>
     <w:rPr>
       <w:sz w:val="40"/>
@@ -1183,14 +1412,16 @@
     <w:name w:val="heading 2"/>
     <w:basedOn w:val="Normal"/>
     <w:next w:val="Normal"/>
+    <w:uiPriority w:val="9"/>
+    <w:unhideWhenUsed/>
+    <w:qFormat/>
     <w:pPr>
-      <w:keepNext w:val="1"/>
-      <w:keepLines w:val="1"/>
-      <w:pageBreakBefore w:val="0"/>
-      <w:spacing w:after="120" w:before="360" w:lineRule="auto"/>
+      <w:keepNext/>
+      <w:keepLines/>
+      <w:spacing w:before="360" w:after="120"/>
+      <w:outlineLvl w:val="1"/>
     </w:pPr>
     <w:rPr>
-      <w:b w:val="0"/>
       <w:sz w:val="32"/>
       <w:szCs w:val="32"/>
     </w:rPr>
@@ -1199,14 +1430,16 @@
     <w:name w:val="heading 3"/>
     <w:basedOn w:val="Normal"/>
     <w:next w:val="Normal"/>
+    <w:uiPriority w:val="9"/>
+    <w:unhideWhenUsed/>
+    <w:qFormat/>
     <w:pPr>
-      <w:keepNext w:val="1"/>
-      <w:keepLines w:val="1"/>
-      <w:pageBreakBefore w:val="0"/>
-      <w:spacing w:after="80" w:before="320" w:lineRule="auto"/>
+      <w:keepNext/>
+      <w:keepLines/>
+      <w:spacing w:before="320" w:after="80"/>
+      <w:outlineLvl w:val="2"/>
     </w:pPr>
     <w:rPr>
-      <w:b w:val="0"/>
       <w:color w:val="434343"/>
       <w:sz w:val="28"/>
       <w:szCs w:val="28"/>
@@ -1216,11 +1449,15 @@
     <w:name w:val="heading 4"/>
     <w:basedOn w:val="Normal"/>
     <w:next w:val="Normal"/>
+    <w:uiPriority w:val="9"/>
+    <w:semiHidden/>
+    <w:unhideWhenUsed/>
+    <w:qFormat/>
     <w:pPr>
-      <w:keepNext w:val="1"/>
-      <w:keepLines w:val="1"/>
-      <w:pageBreakBefore w:val="0"/>
-      <w:spacing w:after="80" w:before="280" w:lineRule="auto"/>
+      <w:keepNext/>
+      <w:keepLines/>
+      <w:spacing w:before="280" w:after="80"/>
+      <w:outlineLvl w:val="3"/>
     </w:pPr>
     <w:rPr>
       <w:color w:val="666666"/>
@@ -1232,44 +1469,87 @@
     <w:name w:val="heading 5"/>
     <w:basedOn w:val="Normal"/>
     <w:next w:val="Normal"/>
+    <w:uiPriority w:val="9"/>
+    <w:semiHidden/>
+    <w:unhideWhenUsed/>
+    <w:qFormat/>
     <w:pPr>
-      <w:keepNext w:val="1"/>
-      <w:keepLines w:val="1"/>
-      <w:pageBreakBefore w:val="0"/>
-      <w:spacing w:after="80" w:before="240" w:lineRule="auto"/>
+      <w:keepNext/>
+      <w:keepLines/>
+      <w:spacing w:before="240" w:after="80"/>
+      <w:outlineLvl w:val="4"/>
     </w:pPr>
     <w:rPr>
       <w:color w:val="666666"/>
-      <w:sz w:val="22"/>
-      <w:szCs w:val="22"/>
     </w:rPr>
   </w:style>
   <w:style w:type="paragraph" w:styleId="Heading6">
     <w:name w:val="heading 6"/>
     <w:basedOn w:val="Normal"/>
     <w:next w:val="Normal"/>
+    <w:uiPriority w:val="9"/>
+    <w:semiHidden/>
+    <w:unhideWhenUsed/>
+    <w:qFormat/>
     <w:pPr>
-      <w:keepNext w:val="1"/>
-      <w:keepLines w:val="1"/>
-      <w:pageBreakBefore w:val="0"/>
-      <w:spacing w:after="80" w:before="240" w:lineRule="auto"/>
+      <w:keepNext/>
+      <w:keepLines/>
+      <w:spacing w:before="240" w:after="80"/>
+      <w:outlineLvl w:val="5"/>
     </w:pPr>
     <w:rPr>
-      <w:i w:val="1"/>
+      <w:i/>
       <w:color w:val="666666"/>
-      <w:sz w:val="22"/>
-      <w:szCs w:val="22"/>
     </w:rPr>
+  </w:style>
+  <w:style w:type="character" w:default="1" w:styleId="DefaultParagraphFont">
+    <w:name w:val="Default Paragraph Font"/>
+    <w:uiPriority w:val="1"/>
+    <w:semiHidden/>
+    <w:unhideWhenUsed/>
+  </w:style>
+  <w:style w:type="table" w:default="1" w:styleId="TableNormal">
+    <w:name w:val="Normal Table"/>
+    <w:uiPriority w:val="99"/>
+    <w:semiHidden/>
+    <w:unhideWhenUsed/>
+    <w:tblPr>
+      <w:tblInd w:w="0" w:type="dxa"/>
+      <w:tblCellMar>
+        <w:top w:w="0" w:type="dxa"/>
+        <w:left w:w="108" w:type="dxa"/>
+        <w:bottom w:w="0" w:type="dxa"/>
+        <w:right w:w="108" w:type="dxa"/>
+      </w:tblCellMar>
+    </w:tblPr>
+  </w:style>
+  <w:style w:type="numbering" w:default="1" w:styleId="NoList">
+    <w:name w:val="No List"/>
+    <w:uiPriority w:val="99"/>
+    <w:semiHidden/>
+    <w:unhideWhenUsed/>
+  </w:style>
+  <w:style w:type="table" w:customStyle="1" w:styleId="TableNormal0">
+    <w:name w:val="TableNormal"/>
+    <w:tblPr>
+      <w:tblCellMar>
+        <w:top w:w="100" w:type="dxa"/>
+        <w:left w:w="100" w:type="dxa"/>
+        <w:bottom w:w="100" w:type="dxa"/>
+        <w:right w:w="100" w:type="dxa"/>
+      </w:tblCellMar>
+    </w:tblPr>
   </w:style>
   <w:style w:type="paragraph" w:styleId="Title">
     <w:name w:val="Title"/>
     <w:basedOn w:val="Normal"/>
     <w:next w:val="Normal"/>
+    <w:uiPriority w:val="10"/>
+    <w:qFormat/>
     <w:pPr>
-      <w:keepNext w:val="1"/>
-      <w:keepLines w:val="1"/>
-      <w:pageBreakBefore w:val="0"/>
-      <w:spacing w:after="60" w:before="0" w:lineRule="auto"/>
+      <w:keepNext/>
+      <w:keepLines/>
+      <w:spacing w:after="60"/>
     </w:pPr>
     <w:rPr>
       <w:sz w:val="52"/>
@@ -1280,15 +1560,14 @@
     <w:name w:val="Subtitle"/>
     <w:basedOn w:val="Normal"/>
     <w:next w:val="Normal"/>
+    <w:uiPriority w:val="11"/>
+    <w:qFormat/>
     <w:pPr>
-      <w:keepNext w:val="1"/>
-      <w:keepLines w:val="1"/>
-      <w:pageBreakBefore w:val="0"/>
-      <w:spacing w:after="320" w:before="0" w:lineRule="auto"/>
+      <w:keepNext/>
+      <w:keepLines/>
+      <w:spacing w:after="320"/>
     </w:pPr>
     <w:rPr>
-      <w:rFonts w:ascii="Arial" w:cs="Arial" w:eastAsia="Arial" w:hAnsi="Arial"/>
-      <w:i w:val="0"/>
       <w:color w:val="666666"/>
       <w:sz w:val="30"/>
       <w:szCs w:val="30"/>

--- a/public/upload/service/giảm nám - tàn nhang/Tài liệu không có tiêu đề.docx
+++ b/public/upload/service/giảm nám - tàn nhang/Tài liệu không có tiêu đề.docx
@@ -1,49 +1,67 @@
 
 <file path=word/document.xml><?xml version="1.0" encoding="utf-8"?>
-<w:document xmlns:wpc="http://schemas.microsoft.com/office/word/2010/wordprocessingCanvas" xmlns:cx="http://schemas.microsoft.com/office/drawing/2014/chartex" xmlns:cx1="http://schemas.microsoft.com/office/drawing/2015/9/8/chartex" xmlns:cx2="http://schemas.microsoft.com/office/drawing/2015/10/21/chartex" xmlns:cx3="http://schemas.microsoft.com/office/drawing/2016/5/9/chartex" xmlns:cx4="http://schemas.microsoft.com/office/drawing/2016/5/10/chartex" xmlns:cx5="http://schemas.microsoft.com/office/drawing/2016/5/11/chartex" xmlns:cx6="http://schemas.microsoft.com/office/drawing/2016/5/12/chartex" xmlns:cx7="http://schemas.microsoft.com/office/drawing/2016/5/13/chartex" xmlns:cx8="http://schemas.microsoft.com/office/drawing/2016/5/14/chartex" xmlns:mc="http://schemas.openxmlformats.org/markup-compatibility/2006" xmlns:aink="http://schemas.microsoft.com/office/drawing/2016/ink" xmlns:am3d="http://schemas.microsoft.com/office/drawing/2017/model3d" xmlns:o="urn:schemas-microsoft-com:office:office" xmlns:oel="http://schemas.microsoft.com/office/2019/extlst" xmlns:r="http://schemas.openxmlformats.org/officeDocument/2006/relationships" xmlns:m="http://schemas.openxmlformats.org/officeDocument/2006/math" xmlns:v="urn:schemas-microsoft-com:vml" xmlns:wp14="http://schemas.microsoft.com/office/word/2010/wordprocessingDrawing" xmlns:wp="http://schemas.openxmlformats.org/drawingml/2006/wordprocessingDrawing" xmlns:w10="urn:schemas-microsoft-com:office:word" xmlns:w="http://schemas.openxmlformats.org/wordprocessingml/2006/main" xmlns:w14="http://schemas.microsoft.com/office/word/2010/wordml" xmlns:w15="http://schemas.microsoft.com/office/word/2012/wordml" xmlns:w16cex="http://schemas.microsoft.com/office/word/2018/wordml/cex" xmlns:w16cid="http://schemas.microsoft.com/office/word/2016/wordml/cid" xmlns:w16="http://schemas.microsoft.com/office/word/2018/wordml" xmlns:w16du="http://schemas.microsoft.com/office/word/2023/wordml/word16du" xmlns:w16sdtdh="http://schemas.microsoft.com/office/word/2020/wordml/sdtdatahash" xmlns:w16sdtfl="http://schemas.microsoft.com/office/word/2024/wordml/sdtformatlock" xmlns:w16se="http://schemas.microsoft.com/office/word/2015/wordml/symex" xmlns:wpg="http://schemas.microsoft.com/office/word/2010/wordprocessingGroup" xmlns:wpi="http://schemas.microsoft.com/office/word/2010/wordprocessingInk" xmlns:wne="http://schemas.microsoft.com/office/word/2006/wordml" xmlns:wps="http://schemas.microsoft.com/office/word/2010/wordprocessingShape" mc:Ignorable="w14 w15 w16se w16cid w16 w16cex w16sdtdh w16sdtfl w16du wp14">
+<w:document xmlns:mc="http://schemas.openxmlformats.org/markup-compatibility/2006" xmlns:o="urn:schemas-microsoft-com:office:office" xmlns:r="http://schemas.openxmlformats.org/officeDocument/2006/relationships" xmlns:m="http://schemas.openxmlformats.org/officeDocument/2006/math" xmlns:v="urn:schemas-microsoft-com:vml" xmlns:wp="http://schemas.openxmlformats.org/drawingml/2006/wordprocessingDrawing" xmlns:w10="urn:schemas-microsoft-com:office:word" xmlns:w="http://schemas.openxmlformats.org/wordprocessingml/2006/main" xmlns:wne="http://schemas.microsoft.com/office/word/2006/wordml" xmlns:sl="http://schemas.openxmlformats.org/schemaLibrary/2006/main" xmlns:a="http://schemas.openxmlformats.org/drawingml/2006/main" xmlns:pic="http://schemas.openxmlformats.org/drawingml/2006/picture" xmlns:c="http://schemas.openxmlformats.org/drawingml/2006/chart" xmlns:lc="http://schemas.openxmlformats.org/drawingml/2006/lockedCanvas" xmlns:dgm="http://schemas.openxmlformats.org/drawingml/2006/diagram" xmlns:wps="http://schemas.microsoft.com/office/word/2010/wordprocessingShape" xmlns:wpg="http://schemas.microsoft.com/office/word/2010/wordprocessingGroup" xmlns:w14="http://schemas.microsoft.com/office/word/2010/wordml" xmlns:w15="http://schemas.microsoft.com/office/word/2012/wordml" xmlns:w16="http://schemas.microsoft.com/office/word/2018/wordml" xmlns:w16cex="http://schemas.microsoft.com/office/word/2018/wordml/cex" xmlns:w16cid="http://schemas.microsoft.com/office/word/2016/wordml/cid" xmlns="http://schemas.microsoft.com/office/tasks/2019/documenttasks" xmlns:cr="http://schemas.microsoft.com/office/comments/2020/reactions">
   <w:body>
     <w:p>
       <w:pPr>
         <w:pStyle w:val="Heading1"/>
         <w:keepNext w:val="0"/>
         <w:keepLines w:val="0"/>
-        <w:spacing w:before="480"/>
-        <w:rPr>
-          <w:b/>
+        <w:spacing w:before="480" w:lineRule="auto"/>
+        <w:rPr>
+          <w:b w:val="1"/>
+          <w:bCs w:val="1"/>
           <w:sz w:val="46"/>
           <w:szCs w:val="46"/>
         </w:rPr>
       </w:pPr>
-      <w:bookmarkStart w:id="0" w:name="_jobqnzija9oe" w:colFirst="0" w:colLast="0"/>
+      <w:bookmarkStart w:colFirst="0" w:colLast="0" w:name="_jobqnzija9oe" w:id="0"/>
       <w:bookmarkEnd w:id="0"/>
       <w:r>
         <w:rPr>
-          <w:b/>
+          <w:b w:val="1"/>
+          <w:bCs w:val="1"/>
           <w:sz w:val="46"/>
           <w:szCs w:val="46"/>
-        </w:rPr>
-        <w:t>Giảm Nám – Tàn Nhang | Lahi Beauty Center</w:t>
-      </w:r>
-    </w:p>
-    <w:p>
-      <w:pPr>
-        <w:spacing w:before="240" w:after="240"/>
-      </w:pPr>
-      <w:r>
-        <w:rPr>
-          <w:b/>
-        </w:rPr>
-        <w:br/>
-      </w:r>
-      <w:r>
+          <w:rtl w:val="0"/>
+        </w:rPr>
+        <w:t xml:space="preserve">Giảm Nám – Tàn Nhang | Lahi Beauty Center</w:t>
+      </w:r>
+    </w:p>
+    <w:p>
+      <w:pPr>
+        <w:spacing w:after="240" w:before="240" w:lineRule="auto"/>
+        <w:rPr/>
+      </w:pPr>
+      <w:r>
+        <w:rPr>
+          <w:b w:val="1"/>
+          <w:bCs w:val="1"/>
+          <w:rtl w:val="0"/>
+        </w:rPr>
+        <w:t xml:space="preserve">Meta description (160 ký tự):</w:t>
+        <w:br w:type="textWrapping"/>
+      </w:r>
+      <w:r>
+        <w:rPr>
+          <w:rtl w:val="0"/>
+        </w:rPr>
         <w:t xml:space="preserve"> Dịch vụ giảm nám – tàn nhang tại Lahi Beauty Center giúp cải thiện sắc tố da, làm sáng mịn, đều màu và ngăn ngừa tái phát. Công nghệ an toàn, hiệu quả rõ rệt.</w:t>
       </w:r>
     </w:p>
     <w:p>
-      <w:r>
-        <w:pict w14:anchorId="0C179C29">
-          <v:rect id="_x0000_i1025" style="width:0;height:1.5pt" o:hralign="center" o:hrstd="t" o:hr="t" fillcolor="#a0a0a0" stroked="f"/>
+      <w:pPr>
+        <w:rPr/>
+      </w:pPr>
+      <w:r>
+        <w:pict>
+          <v:rect style="width:0.0pt;height:1.5pt" o:hr="t" o:hrstd="t" o:hralign="center" fillcolor="#A0A0A0" stroked="f"/>
         </w:pict>
+      </w:r>
+      <w:r>
+        <w:rPr>
+          <w:rtl w:val="0"/>
+        </w:rPr>
       </w:r>
     </w:p>
     <w:p>
@@ -51,63 +69,132 @@
         <w:pStyle w:val="Heading2"/>
         <w:keepNext w:val="0"/>
         <w:keepLines w:val="0"/>
-        <w:spacing w:after="80"/>
-        <w:rPr>
-          <w:b/>
+        <w:spacing w:after="80" w:lineRule="auto"/>
+        <w:rPr>
+          <w:b w:val="1"/>
+          <w:bCs w:val="1"/>
           <w:sz w:val="34"/>
           <w:szCs w:val="34"/>
         </w:rPr>
       </w:pPr>
-      <w:bookmarkStart w:id="1" w:name="_lher8iw0prcu" w:colFirst="0" w:colLast="0"/>
+      <w:bookmarkStart w:colFirst="0" w:colLast="0" w:name="_lher8iw0prcu" w:id="1"/>
       <w:bookmarkEnd w:id="1"/>
       <w:r>
         <w:rPr>
-          <w:b/>
+          <w:b w:val="1"/>
+          <w:bCs w:val="1"/>
           <w:sz w:val="34"/>
           <w:szCs w:val="34"/>
         </w:rPr>
-        <w:t>🌸 Giới Thiệu Dịch Vụ Giảm Nám – Tàn Nhang</w:t>
-      </w:r>
-    </w:p>
-    <w:p>
-      <w:pPr>
-        <w:spacing w:before="240" w:after="240"/>
-      </w:pPr>
-      <w:r>
-        <w:t>Nám và tàn nhang là những vấn đề da thường gặp, gây mất tự tin và ảnh hưởng đến nhan sắc, đặc biệt ở phụ nữ sau 25 tuổi. Nguyên nhân có thể do rối loạn nội tiết, tiếp xúc ánh nắng, di truyền hoặc chăm sóc da chưa đúng cách.</w:t>
-      </w:r>
-    </w:p>
-    <w:p>
-      <w:pPr>
-        <w:spacing w:before="240" w:after="240"/>
-      </w:pPr>
-      <w:r>
+        <w:drawing>
+          <wp:inline distB="114300" distT="114300" distL="114300" distR="114300">
+            <wp:extent cx="5731200" cy="2997200"/>
+            <wp:effectExtent b="0" l="0" r="0" t="0"/>
+            <wp:docPr id="1" name="image1.png"/>
+            <a:graphic>
+              <a:graphicData uri="http://schemas.openxmlformats.org/drawingml/2006/picture">
+                <pic:pic>
+                  <pic:nvPicPr>
+                    <pic:cNvPr id="0" name="image1.png"/>
+                    <pic:cNvPicPr preferRelativeResize="0"/>
+                  </pic:nvPicPr>
+                  <pic:blipFill>
+                    <a:blip r:embed="rId6"/>
+                    <a:srcRect b="0" l="0" r="0" t="0"/>
+                    <a:stretch>
+                      <a:fillRect/>
+                    </a:stretch>
+                  </pic:blipFill>
+                  <pic:spPr>
+                    <a:xfrm>
+                      <a:off x="0" y="0"/>
+                      <a:ext cx="5731200" cy="2997200"/>
+                    </a:xfrm>
+                    <a:prstGeom prst="rect"/>
+                    <a:ln/>
+                  </pic:spPr>
+                </pic:pic>
+              </a:graphicData>
+            </a:graphic>
+          </wp:inline>
+        </w:drawing>
+      </w:r>
+      <w:r>
+        <w:rPr>
+          <w:b w:val="1"/>
+          <w:bCs w:val="1"/>
+          <w:sz w:val="34"/>
+          <w:szCs w:val="34"/>
+          <w:rtl w:val="0"/>
+        </w:rPr>
+        <w:t xml:space="preserve">🌸 Giới Thiệu Dịch Vụ Giảm Nám – Tàn Nhang</w:t>
+      </w:r>
+    </w:p>
+    <w:p>
+      <w:pPr>
+        <w:spacing w:after="240" w:before="240" w:lineRule="auto"/>
+        <w:rPr/>
+      </w:pPr>
+      <w:r>
+        <w:rPr>
+          <w:rtl w:val="0"/>
+        </w:rPr>
+        <w:t xml:space="preserve">Nám và tàn nhang là những vấn đề da thường gặp, gây mất tự tin và ảnh hưởng đến nhan sắc, đặc biệt ở phụ nữ sau 25 tuổi. Nguyên nhân có thể do rối loạn nội tiết, tiếp xúc ánh nắng, di truyền hoặc chăm sóc da chưa đúng cách.</w:t>
+      </w:r>
+    </w:p>
+    <w:p>
+      <w:pPr>
+        <w:spacing w:after="240" w:before="240" w:lineRule="auto"/>
+        <w:rPr/>
+      </w:pPr>
+      <w:r>
+        <w:rPr>
+          <w:rtl w:val="0"/>
+        </w:rPr>
         <w:t xml:space="preserve">Tại </w:t>
       </w:r>
       <w:r>
         <w:rPr>
-          <w:b/>
-        </w:rPr>
-        <w:t>Lahi Beauty Center</w:t>
-      </w:r>
-      <w:r>
+          <w:b w:val="1"/>
+          <w:bCs w:val="1"/>
+          <w:rtl w:val="0"/>
+        </w:rPr>
+        <w:t xml:space="preserve">Lahi Beauty Center</w:t>
+      </w:r>
+      <w:r>
+        <w:rPr>
+          <w:rtl w:val="0"/>
+        </w:rPr>
         <w:t xml:space="preserve">, chúng tôi ứng dụng công nghệ thẩm mỹ tiên tiến kết hợp dược mỹ phẩm y khoa để </w:t>
       </w:r>
       <w:r>
         <w:rPr>
-          <w:b/>
-        </w:rPr>
-        <w:t>giảm nám, mờ tàn nhang</w:t>
-      </w:r>
-      <w:r>
+          <w:b w:val="1"/>
+          <w:bCs w:val="1"/>
+          <w:rtl w:val="0"/>
+        </w:rPr>
+        <w:t xml:space="preserve">giảm nám, mờ tàn nhang</w:t>
+      </w:r>
+      <w:r>
+        <w:rPr>
+          <w:rtl w:val="0"/>
+        </w:rPr>
         <w:t xml:space="preserve"> một cách an toàn, không xâm lấn và mang lại hiệu quả bền vững.</w:t>
       </w:r>
     </w:p>
     <w:p>
-      <w:r>
-        <w:pict w14:anchorId="3CEC2466">
-          <v:rect id="_x0000_i1026" style="width:0;height:1.5pt" o:hralign="center" o:hrstd="t" o:hr="t" fillcolor="#a0a0a0" stroked="f"/>
+      <w:pPr>
+        <w:rPr/>
+      </w:pPr>
+      <w:r>
+        <w:pict>
+          <v:rect style="width:0.0pt;height:1.5pt" o:hr="t" o:hrstd="t" o:hralign="center" fillcolor="#A0A0A0" stroked="f"/>
         </w:pict>
+      </w:r>
+      <w:r>
+        <w:rPr>
+          <w:rtl w:val="0"/>
+        </w:rPr>
       </w:r>
     </w:p>
     <w:p>
@@ -115,22 +202,25 @@
         <w:pStyle w:val="Heading2"/>
         <w:keepNext w:val="0"/>
         <w:keepLines w:val="0"/>
-        <w:spacing w:after="80"/>
-        <w:rPr>
-          <w:b/>
+        <w:spacing w:after="80" w:lineRule="auto"/>
+        <w:rPr>
+          <w:b w:val="1"/>
+          <w:bCs w:val="1"/>
           <w:sz w:val="34"/>
           <w:szCs w:val="34"/>
         </w:rPr>
       </w:pPr>
-      <w:bookmarkStart w:id="2" w:name="_5cyg1655792f" w:colFirst="0" w:colLast="0"/>
+      <w:bookmarkStart w:colFirst="0" w:colLast="0" w:name="_5cyg1655792f" w:id="2"/>
       <w:bookmarkEnd w:id="2"/>
       <w:r>
         <w:rPr>
-          <w:b/>
+          <w:b w:val="1"/>
+          <w:bCs w:val="1"/>
           <w:sz w:val="34"/>
           <w:szCs w:val="34"/>
-        </w:rPr>
-        <w:t>🌟 Lợi Ích Của Liệu Trình Giảm Nám – Tàn Nhang</w:t>
+          <w:rtl w:val="0"/>
+        </w:rPr>
+        <w:t xml:space="preserve">🌟 Lợi Ích Của Liệu Trình Giảm Nám – Tàn Nhang</w:t>
       </w:r>
     </w:p>
     <w:p>
@@ -139,19 +229,23 @@
           <w:ilvl w:val="0"/>
           <w:numId w:val="2"/>
         </w:numPr>
-        <w:spacing w:before="240"/>
-      </w:pPr>
-      <w:r>
-        <w:rPr>
-          <w:b/>
-        </w:rPr>
-        <w:t>Mờ nám, tàn nhang rõ rệt:</w:t>
-      </w:r>
-      <w:r>
+        <w:spacing w:after="0" w:afterAutospacing="0" w:before="240" w:lineRule="auto"/>
+        <w:ind w:left="720" w:hanging="360"/>
+      </w:pPr>
+      <w:r>
+        <w:rPr>
+          <w:b w:val="1"/>
+          <w:bCs w:val="1"/>
+          <w:rtl w:val="0"/>
+        </w:rPr>
+        <w:t xml:space="preserve">Mờ nám, tàn nhang rõ rệt:</w:t>
+      </w:r>
+      <w:r>
+        <w:rPr>
+          <w:rtl w:val="0"/>
+        </w:rPr>
         <w:t xml:space="preserve"> Ức chế melanin, làm sáng da và đều màu.</w:t>
-      </w:r>
-      <w:r>
-        <w:br/>
+        <w:br w:type="textWrapping"/>
       </w:r>
     </w:p>
     <w:p>
@@ -160,18 +254,23 @@
           <w:ilvl w:val="0"/>
           <w:numId w:val="2"/>
         </w:numPr>
-      </w:pPr>
-      <w:r>
-        <w:rPr>
-          <w:b/>
-        </w:rPr>
-        <w:t>Ngăn ngừa tái phát:</w:t>
-      </w:r>
-      <w:r>
+        <w:spacing w:after="0" w:afterAutospacing="0" w:before="0" w:beforeAutospacing="0" w:lineRule="auto"/>
+        <w:ind w:left="720" w:hanging="360"/>
+      </w:pPr>
+      <w:r>
+        <w:rPr>
+          <w:b w:val="1"/>
+          <w:bCs w:val="1"/>
+          <w:rtl w:val="0"/>
+        </w:rPr>
+        <w:t xml:space="preserve">Ngăn ngừa tái phát:</w:t>
+      </w:r>
+      <w:r>
+        <w:rPr>
+          <w:rtl w:val="0"/>
+        </w:rPr>
         <w:t xml:space="preserve"> Công nghệ hiện đại tác động tận gốc, hạn chế nám quay trở lại.</w:t>
-      </w:r>
-      <w:r>
-        <w:br/>
+        <w:br w:type="textWrapping"/>
       </w:r>
     </w:p>
     <w:p>
@@ -180,18 +279,23 @@
           <w:ilvl w:val="0"/>
           <w:numId w:val="2"/>
         </w:numPr>
-      </w:pPr>
-      <w:r>
-        <w:rPr>
-          <w:b/>
-        </w:rPr>
-        <w:t>Trẻ hóa da:</w:t>
-      </w:r>
-      <w:r>
+        <w:spacing w:after="0" w:afterAutospacing="0" w:before="0" w:beforeAutospacing="0" w:lineRule="auto"/>
+        <w:ind w:left="720" w:hanging="360"/>
+      </w:pPr>
+      <w:r>
+        <w:rPr>
+          <w:b w:val="1"/>
+          <w:bCs w:val="1"/>
+          <w:rtl w:val="0"/>
+        </w:rPr>
+        <w:t xml:space="preserve">Trẻ hóa da:</w:t>
+      </w:r>
+      <w:r>
+        <w:rPr>
+          <w:rtl w:val="0"/>
+        </w:rPr>
         <w:t xml:space="preserve"> Kích thích tái tạo tế bào, tăng sinh collagen, giảm nếp nhăn.</w:t>
-      </w:r>
-      <w:r>
-        <w:br/>
+        <w:br w:type="textWrapping"/>
       </w:r>
     </w:p>
     <w:p>
@@ -200,18 +304,23 @@
           <w:ilvl w:val="0"/>
           <w:numId w:val="2"/>
         </w:numPr>
-      </w:pPr>
-      <w:r>
-        <w:rPr>
-          <w:b/>
-        </w:rPr>
-        <w:t>An toàn tuyệt đối:</w:t>
-      </w:r>
-      <w:r>
+        <w:spacing w:after="0" w:afterAutospacing="0" w:before="0" w:beforeAutospacing="0" w:lineRule="auto"/>
+        <w:ind w:left="720" w:hanging="360"/>
+      </w:pPr>
+      <w:r>
+        <w:rPr>
+          <w:b w:val="1"/>
+          <w:bCs w:val="1"/>
+          <w:rtl w:val="0"/>
+        </w:rPr>
+        <w:t xml:space="preserve">An toàn tuyệt đối:</w:t>
+      </w:r>
+      <w:r>
+        <w:rPr>
+          <w:rtl w:val="0"/>
+        </w:rPr>
         <w:t xml:space="preserve"> Không gây tổn thương, không để lại sẹo hay bong tróc mạnh.</w:t>
-      </w:r>
-      <w:r>
-        <w:br/>
+        <w:br w:type="textWrapping"/>
       </w:r>
     </w:p>
     <w:p>
@@ -220,26 +329,38 @@
           <w:ilvl w:val="0"/>
           <w:numId w:val="2"/>
         </w:numPr>
-        <w:spacing w:after="240"/>
-      </w:pPr>
-      <w:r>
-        <w:rPr>
-          <w:b/>
-        </w:rPr>
-        <w:t>Cải thiện tổng thể làn da:</w:t>
-      </w:r>
-      <w:r>
+        <w:spacing w:after="240" w:before="0" w:beforeAutospacing="0" w:lineRule="auto"/>
+        <w:ind w:left="720" w:hanging="360"/>
+      </w:pPr>
+      <w:r>
+        <w:rPr>
+          <w:b w:val="1"/>
+          <w:bCs w:val="1"/>
+          <w:rtl w:val="0"/>
+        </w:rPr>
+        <w:t xml:space="preserve">Cải thiện tổng thể làn da:</w:t>
+      </w:r>
+      <w:r>
+        <w:rPr>
+          <w:rtl w:val="0"/>
+        </w:rPr>
         <w:t xml:space="preserve"> Da sáng mịn, căng bóng, rạng rỡ tự nhiên.</w:t>
-      </w:r>
-      <w:r>
-        <w:br/>
-      </w:r>
-    </w:p>
-    <w:p>
-      <w:r>
-        <w:pict w14:anchorId="0EF932BD">
-          <v:rect id="_x0000_i1027" style="width:0;height:1.5pt" o:hralign="center" o:hrstd="t" o:hr="t" fillcolor="#a0a0a0" stroked="f"/>
+        <w:br w:type="textWrapping"/>
+      </w:r>
+    </w:p>
+    <w:p>
+      <w:pPr>
+        <w:rPr/>
+      </w:pPr>
+      <w:r>
+        <w:pict>
+          <v:rect style="width:0.0pt;height:1.5pt" o:hr="t" o:hrstd="t" o:hralign="center" fillcolor="#A0A0A0" stroked="f"/>
         </w:pict>
+      </w:r>
+      <w:r>
+        <w:rPr>
+          <w:rtl w:val="0"/>
+        </w:rPr>
       </w:r>
     </w:p>
     <w:p>
@@ -247,30 +368,77 @@
         <w:pStyle w:val="Heading2"/>
         <w:keepNext w:val="0"/>
         <w:keepLines w:val="0"/>
-        <w:spacing w:after="80"/>
-        <w:rPr>
-          <w:b/>
+        <w:spacing w:after="80" w:lineRule="auto"/>
+        <w:rPr>
+          <w:b w:val="1"/>
+          <w:bCs w:val="1"/>
           <w:sz w:val="34"/>
           <w:szCs w:val="34"/>
         </w:rPr>
       </w:pPr>
-      <w:bookmarkStart w:id="3" w:name="_td25bykh2obf" w:colFirst="0" w:colLast="0"/>
+      <w:bookmarkStart w:colFirst="0" w:colLast="0" w:name="_td25bykh2obf" w:id="3"/>
       <w:bookmarkEnd w:id="3"/>
       <w:r>
         <w:rPr>
-          <w:b/>
+          <w:b w:val="1"/>
+          <w:bCs w:val="1"/>
           <w:sz w:val="34"/>
           <w:szCs w:val="34"/>
         </w:rPr>
-        <w:t>💎 Các Phương Pháp Giảm Nám – Tàn Nhang Tại Lahi Beauty Center</w:t>
-      </w:r>
-    </w:p>
-    <w:p>
-      <w:pPr>
-        <w:spacing w:before="240" w:after="240"/>
-      </w:pPr>
-      <w:r>
-        <w:t>Tùy vào tình trạng da, chuyên gia sẽ tư vấn giải pháp phù hợp:</w:t>
+        <w:drawing>
+          <wp:inline distB="114300" distT="114300" distL="114300" distR="114300">
+            <wp:extent cx="5731200" cy="3822700"/>
+            <wp:effectExtent b="0" l="0" r="0" t="0"/>
+            <wp:docPr id="2" name="image2.jpg"/>
+            <a:graphic>
+              <a:graphicData uri="http://schemas.openxmlformats.org/drawingml/2006/picture">
+                <pic:pic>
+                  <pic:nvPicPr>
+                    <pic:cNvPr id="0" name="image2.jpg"/>
+                    <pic:cNvPicPr preferRelativeResize="0"/>
+                  </pic:nvPicPr>
+                  <pic:blipFill>
+                    <a:blip r:embed="rId7"/>
+                    <a:srcRect b="0" l="0" r="0" t="0"/>
+                    <a:stretch>
+                      <a:fillRect/>
+                    </a:stretch>
+                  </pic:blipFill>
+                  <pic:spPr>
+                    <a:xfrm>
+                      <a:off x="0" y="0"/>
+                      <a:ext cx="5731200" cy="3822700"/>
+                    </a:xfrm>
+                    <a:prstGeom prst="rect"/>
+                    <a:ln/>
+                  </pic:spPr>
+                </pic:pic>
+              </a:graphicData>
+            </a:graphic>
+          </wp:inline>
+        </w:drawing>
+      </w:r>
+      <w:r>
+        <w:rPr>
+          <w:b w:val="1"/>
+          <w:bCs w:val="1"/>
+          <w:sz w:val="34"/>
+          <w:szCs w:val="34"/>
+          <w:rtl w:val="0"/>
+        </w:rPr>
+        <w:t xml:space="preserve">💎 Các Phương Pháp Giảm Nám – Tàn Nhang Tại Lahi Beauty Center</w:t>
+      </w:r>
+    </w:p>
+    <w:p>
+      <w:pPr>
+        <w:spacing w:after="240" w:before="240" w:lineRule="auto"/>
+        <w:rPr/>
+      </w:pPr>
+      <w:r>
+        <w:rPr>
+          <w:rtl w:val="0"/>
+        </w:rPr>
+        <w:t xml:space="preserve">Tùy vào tình trạng da, chuyên gia sẽ tư vấn giải pháp phù hợp:</w:t>
       </w:r>
     </w:p>
     <w:p>
@@ -278,33 +446,39 @@
         <w:pStyle w:val="Heading3"/>
         <w:keepNext w:val="0"/>
         <w:keepLines w:val="0"/>
-        <w:spacing w:before="280"/>
-        <w:rPr>
-          <w:b/>
+        <w:spacing w:before="280" w:lineRule="auto"/>
+        <w:rPr>
+          <w:b w:val="1"/>
+          <w:bCs w:val="1"/>
           <w:color w:val="000000"/>
           <w:sz w:val="26"/>
           <w:szCs w:val="26"/>
         </w:rPr>
       </w:pPr>
-      <w:bookmarkStart w:id="4" w:name="_nz31ukdq0ftq" w:colFirst="0" w:colLast="0"/>
+      <w:bookmarkStart w:colFirst="0" w:colLast="0" w:name="_nz31ukdq0ftq" w:id="4"/>
       <w:bookmarkEnd w:id="4"/>
       <w:r>
         <w:rPr>
-          <w:b/>
+          <w:b w:val="1"/>
+          <w:bCs w:val="1"/>
           <w:color w:val="000000"/>
           <w:sz w:val="26"/>
           <w:szCs w:val="26"/>
-        </w:rPr>
-        <w:lastRenderedPageBreak/>
-        <w:t>1. Laser Toning – Giảm nám sâu, đều màu da</w:t>
-      </w:r>
-    </w:p>
-    <w:p>
-      <w:pPr>
-        <w:spacing w:before="240" w:after="240"/>
-      </w:pPr>
-      <w:r>
-        <w:t>Sử dụng tia laser bước sóng ngắn tác động chính xác vào hắc tố melanin, phá vỡ và đào thải ra ngoài, mang lại làn da sáng mịn và đều màu.</w:t>
+          <w:rtl w:val="0"/>
+        </w:rPr>
+        <w:t xml:space="preserve">1. Laser Toning – Giảm nám sâu, đều màu da</w:t>
+      </w:r>
+    </w:p>
+    <w:p>
+      <w:pPr>
+        <w:spacing w:after="240" w:before="240" w:lineRule="auto"/>
+        <w:rPr/>
+      </w:pPr>
+      <w:r>
+        <w:rPr>
+          <w:rtl w:val="0"/>
+        </w:rPr>
+        <w:t xml:space="preserve">Sử dụng tia laser bước sóng ngắn tác động chính xác vào hắc tố melanin, phá vỡ và đào thải ra ngoài, mang lại làn da sáng mịn và đều màu.</w:t>
       </w:r>
     </w:p>
     <w:p>
@@ -312,32 +486,39 @@
         <w:pStyle w:val="Heading3"/>
         <w:keepNext w:val="0"/>
         <w:keepLines w:val="0"/>
-        <w:spacing w:before="280"/>
-        <w:rPr>
-          <w:b/>
+        <w:spacing w:before="280" w:lineRule="auto"/>
+        <w:rPr>
+          <w:b w:val="1"/>
+          <w:bCs w:val="1"/>
           <w:color w:val="000000"/>
           <w:sz w:val="26"/>
           <w:szCs w:val="26"/>
         </w:rPr>
       </w:pPr>
-      <w:bookmarkStart w:id="5" w:name="_h6qm5ildzfs" w:colFirst="0" w:colLast="0"/>
+      <w:bookmarkStart w:colFirst="0" w:colLast="0" w:name="_h6qm5ildzfs" w:id="5"/>
       <w:bookmarkEnd w:id="5"/>
       <w:r>
         <w:rPr>
-          <w:b/>
+          <w:b w:val="1"/>
+          <w:bCs w:val="1"/>
           <w:color w:val="000000"/>
           <w:sz w:val="26"/>
           <w:szCs w:val="26"/>
-        </w:rPr>
-        <w:t>2. Điện di Vitamin C &amp; Glutathione – Làm sáng da, mờ thâm nám</w:t>
-      </w:r>
-    </w:p>
-    <w:p>
-      <w:pPr>
-        <w:spacing w:before="240" w:after="240"/>
-      </w:pPr>
-      <w:r>
-        <w:t>Hoạt chất dưỡng trắng được đưa trực tiếp vào da bằng công nghệ điện di, giúp ức chế sản sinh melanin và nuôi dưỡng làn da từ bên trong.</w:t>
+          <w:rtl w:val="0"/>
+        </w:rPr>
+        <w:t xml:space="preserve">2. Điện di Vitamin C &amp; Glutathione – Làm sáng da, mờ thâm nám</w:t>
+      </w:r>
+    </w:p>
+    <w:p>
+      <w:pPr>
+        <w:spacing w:after="240" w:before="240" w:lineRule="auto"/>
+        <w:rPr/>
+      </w:pPr>
+      <w:r>
+        <w:rPr>
+          <w:rtl w:val="0"/>
+        </w:rPr>
+        <w:t xml:space="preserve">Hoạt chất dưỡng trắng được đưa trực tiếp vào da bằng công nghệ điện di, giúp ức chế sản sinh melanin và nuôi dưỡng làn da từ bên trong.</w:t>
       </w:r>
     </w:p>
     <w:p>
@@ -345,32 +526,39 @@
         <w:pStyle w:val="Heading3"/>
         <w:keepNext w:val="0"/>
         <w:keepLines w:val="0"/>
-        <w:spacing w:before="280"/>
-        <w:rPr>
-          <w:b/>
+        <w:spacing w:before="280" w:lineRule="auto"/>
+        <w:rPr>
+          <w:b w:val="1"/>
+          <w:bCs w:val="1"/>
           <w:color w:val="000000"/>
           <w:sz w:val="26"/>
           <w:szCs w:val="26"/>
         </w:rPr>
       </w:pPr>
-      <w:bookmarkStart w:id="6" w:name="_tlnrfkwgcj2e" w:colFirst="0" w:colLast="0"/>
+      <w:bookmarkStart w:colFirst="0" w:colLast="0" w:name="_tlnrfkwgcj2e" w:id="6"/>
       <w:bookmarkEnd w:id="6"/>
       <w:r>
         <w:rPr>
-          <w:b/>
+          <w:b w:val="1"/>
+          <w:bCs w:val="1"/>
           <w:color w:val="000000"/>
           <w:sz w:val="26"/>
           <w:szCs w:val="26"/>
-        </w:rPr>
-        <w:t>3. Peel Trị Nám – Thay da sinh học an toàn</w:t>
-      </w:r>
-    </w:p>
-    <w:p>
-      <w:pPr>
-        <w:spacing w:before="240" w:after="240"/>
-      </w:pPr>
-      <w:r>
-        <w:t>Sử dụng các hoạt chất y khoa như AHA, TCA, Retinol… để loại bỏ lớp sừng, cải thiện tình trạng nám, tàn nhang, đồng thời tái tạo da sáng khỏe.</w:t>
+          <w:rtl w:val="0"/>
+        </w:rPr>
+        <w:t xml:space="preserve">3. Peel Trị Nám – Thay da sinh học an toàn</w:t>
+      </w:r>
+    </w:p>
+    <w:p>
+      <w:pPr>
+        <w:spacing w:after="240" w:before="240" w:lineRule="auto"/>
+        <w:rPr/>
+      </w:pPr>
+      <w:r>
+        <w:rPr>
+          <w:rtl w:val="0"/>
+        </w:rPr>
+        <w:t xml:space="preserve">Sử dụng các hoạt chất y khoa như AHA, TCA, Retinol… để loại bỏ lớp sừng, cải thiện tình trạng nám, tàn nhang, đồng thời tái tạo da sáng khỏe.</w:t>
       </w:r>
     </w:p>
     <w:p>
@@ -378,39 +566,54 @@
         <w:pStyle w:val="Heading3"/>
         <w:keepNext w:val="0"/>
         <w:keepLines w:val="0"/>
-        <w:spacing w:before="280"/>
-        <w:rPr>
-          <w:b/>
+        <w:spacing w:before="280" w:lineRule="auto"/>
+        <w:rPr>
+          <w:b w:val="1"/>
+          <w:bCs w:val="1"/>
           <w:color w:val="000000"/>
           <w:sz w:val="26"/>
           <w:szCs w:val="26"/>
         </w:rPr>
       </w:pPr>
-      <w:bookmarkStart w:id="7" w:name="_o4ycignnu3q" w:colFirst="0" w:colLast="0"/>
+      <w:bookmarkStart w:colFirst="0" w:colLast="0" w:name="_o4ycignnu3q" w:id="7"/>
       <w:bookmarkEnd w:id="7"/>
       <w:r>
         <w:rPr>
-          <w:b/>
+          <w:b w:val="1"/>
+          <w:bCs w:val="1"/>
           <w:color w:val="000000"/>
           <w:sz w:val="26"/>
           <w:szCs w:val="26"/>
-        </w:rPr>
-        <w:t>4. Mesotherapy – Tiêm dưỡng chất trẻ hóa</w:t>
-      </w:r>
-    </w:p>
-    <w:p>
-      <w:pPr>
-        <w:spacing w:before="240" w:after="240"/>
-      </w:pPr>
-      <w:r>
-        <w:t>Dẫn truyền trực tiếp dưỡng chất (Hyaluronic acid, Peptide, Vitamin) vào trung bì da, giúp làm mờ nám, cải thiện cấu trúc da và tăng độ đàn hồi.</w:t>
-      </w:r>
-    </w:p>
-    <w:p>
-      <w:r>
-        <w:pict w14:anchorId="19DC56D3">
-          <v:rect id="_x0000_i1028" style="width:0;height:1.5pt" o:hralign="center" o:hrstd="t" o:hr="t" fillcolor="#a0a0a0" stroked="f"/>
+          <w:rtl w:val="0"/>
+        </w:rPr>
+        <w:t xml:space="preserve">4. Mesotherapy – Tiêm dưỡng chất trẻ hóa</w:t>
+      </w:r>
+    </w:p>
+    <w:p>
+      <w:pPr>
+        <w:spacing w:after="240" w:before="240" w:lineRule="auto"/>
+        <w:rPr/>
+      </w:pPr>
+      <w:r>
+        <w:rPr>
+          <w:rtl w:val="0"/>
+        </w:rPr>
+        <w:t xml:space="preserve">Dẫn truyền trực tiếp dưỡng chất (Hyaluronic acid, Peptide, Vitamin) vào trung bì da, giúp làm mờ nám, cải thiện cấu trúc da và tăng độ đàn hồi.</w:t>
+      </w:r>
+    </w:p>
+    <w:p>
+      <w:pPr>
+        <w:rPr/>
+      </w:pPr>
+      <w:r>
+        <w:pict>
+          <v:rect style="width:0.0pt;height:1.5pt" o:hr="t" o:hrstd="t" o:hralign="center" fillcolor="#A0A0A0" stroked="f"/>
         </w:pict>
+      </w:r>
+      <w:r>
+        <w:rPr>
+          <w:rtl w:val="0"/>
+        </w:rPr>
       </w:r>
     </w:p>
     <w:p>
@@ -418,110 +621,125 @@
         <w:pStyle w:val="Heading2"/>
         <w:keepNext w:val="0"/>
         <w:keepLines w:val="0"/>
-        <w:spacing w:after="80"/>
-        <w:rPr>
-          <w:b/>
+        <w:spacing w:after="80" w:lineRule="auto"/>
+        <w:rPr>
+          <w:b w:val="1"/>
+          <w:bCs w:val="1"/>
           <w:sz w:val="34"/>
           <w:szCs w:val="34"/>
         </w:rPr>
       </w:pPr>
-      <w:bookmarkStart w:id="8" w:name="_y2fwksvtfoks" w:colFirst="0" w:colLast="0"/>
+      <w:bookmarkStart w:colFirst="0" w:colLast="0" w:name="_y2fwksvtfoks" w:id="8"/>
       <w:bookmarkEnd w:id="8"/>
       <w:r>
         <w:rPr>
-          <w:rFonts w:ascii="Arial Unicode MS" w:eastAsia="Arial Unicode MS" w:hAnsi="Arial Unicode MS" w:cs="Arial Unicode MS"/>
-          <w:b/>
+          <w:rFonts w:ascii="Arial Unicode MS" w:cs="Arial Unicode MS" w:eastAsia="Arial Unicode MS" w:hAnsi="Arial Unicode MS"/>
+          <w:b w:val="1"/>
+          <w:bCs w:val="1"/>
           <w:sz w:val="34"/>
           <w:szCs w:val="34"/>
-        </w:rPr>
-        <w:t>❓ Câu Hỏi Thường Gặp</w:t>
-      </w:r>
-    </w:p>
-    <w:p>
-      <w:pPr>
-        <w:spacing w:before="240" w:after="240"/>
-      </w:pPr>
-      <w:r>
-        <w:rPr>
-          <w:b/>
-        </w:rPr>
-        <w:t>1. Điều trị nám, tàn nhang có hết hoàn toàn không?</w:t>
-      </w:r>
-      <w:r>
-        <w:rPr>
-          <w:b/>
-        </w:rPr>
-        <w:br/>
-      </w:r>
-      <w:r>
+          <w:rtl w:val="0"/>
+        </w:rPr>
+        <w:t xml:space="preserve">❓ Câu Hỏi Thường Gặp</w:t>
+      </w:r>
+    </w:p>
+    <w:p>
+      <w:pPr>
+        <w:spacing w:after="240" w:before="240" w:lineRule="auto"/>
+        <w:rPr/>
+      </w:pPr>
+      <w:r>
+        <w:rPr>
+          <w:b w:val="1"/>
+          <w:bCs w:val="1"/>
+          <w:rtl w:val="0"/>
+        </w:rPr>
+        <w:t xml:space="preserve">1. Điều trị nám, tàn nhang có hết hoàn toàn không?</w:t>
+        <w:br w:type="textWrapping"/>
+      </w:r>
+      <w:r>
+        <w:rPr>
+          <w:rtl w:val="0"/>
+        </w:rPr>
         <w:t xml:space="preserve"> 👉 Tùy cơ địa và mức độ, nám/tàn nhang có thể mờ từ 70–95%. Kết hợp chăm sóc tại nhà sẽ giúp duy trì lâu dài.</w:t>
       </w:r>
     </w:p>
     <w:p>
       <w:pPr>
-        <w:spacing w:before="240" w:after="240"/>
-      </w:pPr>
-      <w:r>
-        <w:rPr>
-          <w:b/>
-        </w:rPr>
-        <w:t>2. Liệu trình kéo dài bao lâu?</w:t>
-      </w:r>
-      <w:r>
-        <w:rPr>
-          <w:b/>
-        </w:rPr>
-        <w:br/>
-      </w:r>
-      <w:r>
+        <w:spacing w:after="240" w:before="240" w:lineRule="auto"/>
+        <w:rPr/>
+      </w:pPr>
+      <w:r>
+        <w:rPr>
+          <w:b w:val="1"/>
+          <w:bCs w:val="1"/>
+          <w:rtl w:val="0"/>
+        </w:rPr>
+        <w:t xml:space="preserve">2. Liệu trình kéo dài bao lâu?</w:t>
+        <w:br w:type="textWrapping"/>
+      </w:r>
+      <w:r>
+        <w:rPr>
+          <w:rtl w:val="0"/>
+        </w:rPr>
         <w:t xml:space="preserve"> 👉 Trung bình từ 4–6 buổi, cách nhau 2–3 tuần. Sau mỗi buổi đã thấy da sáng và đều màu hơn.</w:t>
       </w:r>
     </w:p>
     <w:p>
       <w:pPr>
-        <w:spacing w:before="240" w:after="240"/>
-      </w:pPr>
-      <w:r>
-        <w:rPr>
-          <w:b/>
-        </w:rPr>
-        <w:t>3. Sau điều trị có cần nghỉ dưỡng không?</w:t>
-      </w:r>
-      <w:r>
-        <w:rPr>
-          <w:b/>
-        </w:rPr>
-        <w:br/>
-      </w:r>
-      <w:r>
+        <w:spacing w:after="240" w:before="240" w:lineRule="auto"/>
+        <w:rPr/>
+      </w:pPr>
+      <w:r>
+        <w:rPr>
+          <w:b w:val="1"/>
+          <w:bCs w:val="1"/>
+          <w:rtl w:val="0"/>
+        </w:rPr>
+        <w:t xml:space="preserve">3. Sau điều trị có cần nghỉ dưỡng không?</w:t>
+        <w:br w:type="textWrapping"/>
+      </w:r>
+      <w:r>
+        <w:rPr>
+          <w:rtl w:val="0"/>
+        </w:rPr>
         <w:t xml:space="preserve"> 👉 Không. Bạn có thể sinh hoạt bình thường, chỉ cần chăm sóc và chống nắng kỹ.</w:t>
       </w:r>
     </w:p>
     <w:p>
       <w:pPr>
-        <w:spacing w:before="240" w:after="240"/>
-      </w:pPr>
-      <w:r>
-        <w:rPr>
-          <w:b/>
-        </w:rPr>
-        <w:t>4. Nám, tàn nhang có bị tái phát không?</w:t>
-      </w:r>
-      <w:r>
-        <w:rPr>
-          <w:b/>
-        </w:rPr>
-        <w:br/>
-      </w:r>
-      <w:r>
+        <w:spacing w:after="240" w:before="240" w:lineRule="auto"/>
+        <w:rPr/>
+      </w:pPr>
+      <w:r>
+        <w:rPr>
+          <w:b w:val="1"/>
+          <w:bCs w:val="1"/>
+          <w:rtl w:val="0"/>
+        </w:rPr>
+        <w:t xml:space="preserve">4. Nám, tàn nhang có bị tái phát không?</w:t>
+        <w:br w:type="textWrapping"/>
+      </w:r>
+      <w:r>
+        <w:rPr>
+          <w:rtl w:val="0"/>
+        </w:rPr>
         <w:t xml:space="preserve"> 👉 Nếu không bảo vệ da trước ánh nắng hoặc chăm sóc sai cách, nám có thể quay lại. Vì vậy Lahi Beauty Center luôn tư vấn chế độ chăm sóc da tại nhà sau liệu trình.</w:t>
       </w:r>
     </w:p>
     <w:p>
-      <w:r>
-        <w:pict w14:anchorId="4DDCF0B4">
-          <v:rect id="_x0000_i1029" style="width:0;height:1.5pt" o:hralign="center" o:hrstd="t" o:hr="t" fillcolor="#a0a0a0" stroked="f"/>
+      <w:pPr>
+        <w:rPr/>
+      </w:pPr>
+      <w:r>
+        <w:pict>
+          <v:rect style="width:0.0pt;height:1.5pt" o:hr="t" o:hrstd="t" o:hralign="center" fillcolor="#A0A0A0" stroked="f"/>
         </w:pict>
+      </w:r>
+      <w:r>
+        <w:rPr>
+          <w:rtl w:val="0"/>
+        </w:rPr>
       </w:r>
     </w:p>
     <w:p>
@@ -529,22 +747,25 @@
         <w:pStyle w:val="Heading2"/>
         <w:keepNext w:val="0"/>
         <w:keepLines w:val="0"/>
-        <w:spacing w:after="80"/>
-        <w:rPr>
-          <w:b/>
+        <w:spacing w:after="80" w:lineRule="auto"/>
+        <w:rPr>
+          <w:b w:val="1"/>
+          <w:bCs w:val="1"/>
           <w:sz w:val="34"/>
           <w:szCs w:val="34"/>
         </w:rPr>
       </w:pPr>
-      <w:bookmarkStart w:id="9" w:name="_ok4i1dga38kg" w:colFirst="0" w:colLast="0"/>
+      <w:bookmarkStart w:colFirst="0" w:colLast="0" w:name="_ok4i1dga38kg" w:id="9"/>
       <w:bookmarkEnd w:id="9"/>
       <w:r>
         <w:rPr>
-          <w:b/>
+          <w:b w:val="1"/>
+          <w:bCs w:val="1"/>
           <w:sz w:val="34"/>
           <w:szCs w:val="34"/>
-        </w:rPr>
-        <w:t>Review Khách Hàng Giảm Nám – Tàn Nhang Tại Lahi Beauty</w:t>
+          <w:rtl w:val="0"/>
+        </w:rPr>
+        <w:t xml:space="preserve">Review Khách Hàng Giảm Nám – Tàn Nhang Tại Lahi Beauty</w:t>
       </w:r>
     </w:p>
     <w:p>
@@ -553,23 +774,29 @@
           <w:ilvl w:val="0"/>
           <w:numId w:val="1"/>
         </w:numPr>
-        <w:spacing w:before="240"/>
-      </w:pPr>
-      <w:r>
-        <w:lastRenderedPageBreak/>
+        <w:spacing w:after="0" w:afterAutospacing="0" w:before="240" w:lineRule="auto"/>
+        <w:ind w:left="720" w:hanging="360"/>
+      </w:pPr>
+      <w:r>
+        <w:rPr>
+          <w:rtl w:val="0"/>
+        </w:rPr>
         <w:t xml:space="preserve">“Sau 3 buổi trị liệu bằng laser, nám của mình mờ hẳn, da đều màu và sáng hơn.” – </w:t>
       </w:r>
       <w:r>
         <w:rPr>
-          <w:i/>
-        </w:rPr>
-        <w:t>Thu Hằng (32 tuổi)</w:t>
-      </w:r>
-      <w:r>
-        <w:t>.</w:t>
-      </w:r>
-      <w:r>
-        <w:br/>
+          <w:i w:val="1"/>
+          <w:iCs w:val="1"/>
+          <w:rtl w:val="0"/>
+        </w:rPr>
+        <w:t xml:space="preserve">Thu Hằng (32 tuổi)</w:t>
+      </w:r>
+      <w:r>
+        <w:rPr>
+          <w:rtl w:val="0"/>
+        </w:rPr>
+        <w:t xml:space="preserve">.</w:t>
+        <w:br w:type="textWrapping"/>
       </w:r>
     </w:p>
     <w:p>
@@ -578,21 +805,29 @@
           <w:ilvl w:val="0"/>
           <w:numId w:val="1"/>
         </w:numPr>
-      </w:pPr>
-      <w:r>
+        <w:spacing w:after="0" w:afterAutospacing="0" w:before="0" w:beforeAutospacing="0" w:lineRule="auto"/>
+        <w:ind w:left="720" w:hanging="360"/>
+      </w:pPr>
+      <w:r>
+        <w:rPr>
+          <w:rtl w:val="0"/>
+        </w:rPr>
         <w:t xml:space="preserve">“Mình bị tàn nhang từ nhỏ, sau khi làm điện di vitamin thì da sáng rõ rệt, tàn nhang mờ dần.” – </w:t>
       </w:r>
       <w:r>
         <w:rPr>
-          <w:i/>
-        </w:rPr>
-        <w:t>Minh Ngọc (27 tuổi)</w:t>
-      </w:r>
-      <w:r>
-        <w:t>.</w:t>
-      </w:r>
-      <w:r>
-        <w:br/>
+          <w:i w:val="1"/>
+          <w:iCs w:val="1"/>
+          <w:rtl w:val="0"/>
+        </w:rPr>
+        <w:t xml:space="preserve">Minh Ngọc (27 tuổi)</w:t>
+      </w:r>
+      <w:r>
+        <w:rPr>
+          <w:rtl w:val="0"/>
+        </w:rPr>
+        <w:t xml:space="preserve">.</w:t>
+        <w:br w:type="textWrapping"/>
       </w:r>
     </w:p>
     <w:p>
@@ -601,29 +836,44 @@
           <w:ilvl w:val="0"/>
           <w:numId w:val="1"/>
         </w:numPr>
-        <w:spacing w:after="240"/>
-      </w:pPr>
-      <w:r>
+        <w:spacing w:after="240" w:before="0" w:beforeAutospacing="0" w:lineRule="auto"/>
+        <w:ind w:left="720" w:hanging="360"/>
+      </w:pPr>
+      <w:r>
+        <w:rPr>
+          <w:rtl w:val="0"/>
+        </w:rPr>
         <w:t xml:space="preserve">“Peel trị nám thật sự hiệu quả, da khỏe hơn, ít sạm và không còn thâm xỉn như trước.” – </w:t>
       </w:r>
       <w:r>
         <w:rPr>
-          <w:i/>
-        </w:rPr>
-        <w:t>Trâm Anh (35 tuổi)</w:t>
-      </w:r>
-      <w:r>
-        <w:t>.</w:t>
-      </w:r>
-      <w:r>
-        <w:br/>
-      </w:r>
-    </w:p>
-    <w:p>
-      <w:r>
-        <w:pict w14:anchorId="0BDEE3ED">
-          <v:rect id="_x0000_i1030" style="width:0;height:1.5pt" o:hralign="center" o:hrstd="t" o:hr="t" fillcolor="#a0a0a0" stroked="f"/>
+          <w:i w:val="1"/>
+          <w:iCs w:val="1"/>
+          <w:rtl w:val="0"/>
+        </w:rPr>
+        <w:t xml:space="preserve">Trâm Anh (35 tuổi)</w:t>
+      </w:r>
+      <w:r>
+        <w:rPr>
+          <w:rtl w:val="0"/>
+        </w:rPr>
+        <w:t xml:space="preserve">.</w:t>
+        <w:br w:type="textWrapping"/>
+      </w:r>
+    </w:p>
+    <w:p>
+      <w:pPr>
+        <w:rPr/>
+      </w:pPr>
+      <w:r>
+        <w:pict>
+          <v:rect style="width:0.0pt;height:1.5pt" o:hr="t" o:hrstd="t" o:hralign="center" fillcolor="#A0A0A0" stroked="f"/>
         </w:pict>
+      </w:r>
+      <w:r>
+        <w:rPr>
+          <w:rtl w:val="0"/>
+        </w:rPr>
       </w:r>
     </w:p>
     <w:p>
@@ -631,136 +881,153 @@
         <w:pStyle w:val="Heading2"/>
         <w:keepNext w:val="0"/>
         <w:keepLines w:val="0"/>
-        <w:spacing w:after="80"/>
-        <w:rPr>
-          <w:b/>
+        <w:spacing w:after="80" w:lineRule="auto"/>
+        <w:rPr>
+          <w:b w:val="1"/>
+          <w:bCs w:val="1"/>
           <w:sz w:val="34"/>
           <w:szCs w:val="34"/>
         </w:rPr>
       </w:pPr>
-      <w:bookmarkStart w:id="10" w:name="_oqictxn3860a" w:colFirst="0" w:colLast="0"/>
+      <w:bookmarkStart w:colFirst="0" w:colLast="0" w:name="_oqictxn3860a" w:id="10"/>
       <w:bookmarkEnd w:id="10"/>
       <w:r>
         <w:rPr>
-          <w:b/>
+          <w:b w:val="1"/>
+          <w:bCs w:val="1"/>
           <w:sz w:val="34"/>
           <w:szCs w:val="34"/>
-        </w:rPr>
-        <w:t>📍 Thông Tin Liên Hệ</w:t>
-      </w:r>
-    </w:p>
-    <w:p>
-      <w:pPr>
-        <w:spacing w:before="240" w:after="240"/>
-        <w:rPr>
-          <w:b/>
-        </w:rPr>
-      </w:pPr>
-      <w:r>
-        <w:rPr>
-          <w:rFonts w:ascii="Arial Unicode MS" w:eastAsia="Arial Unicode MS" w:hAnsi="Arial Unicode MS" w:cs="Arial Unicode MS"/>
+          <w:rtl w:val="0"/>
+        </w:rPr>
+        <w:t xml:space="preserve">📍 Thông Tin Liên Hệ</w:t>
+      </w:r>
+    </w:p>
+    <w:p>
+      <w:pPr>
+        <w:spacing w:after="240" w:before="240" w:lineRule="auto"/>
+        <w:rPr>
+          <w:b w:val="1"/>
+          <w:bCs w:val="1"/>
+        </w:rPr>
+      </w:pPr>
+      <w:r>
+        <w:rPr>
+          <w:rFonts w:ascii="Arial Unicode MS" w:cs="Arial Unicode MS" w:eastAsia="Arial Unicode MS" w:hAnsi="Arial Unicode MS"/>
+          <w:rtl w:val="0"/>
         </w:rPr>
         <w:t xml:space="preserve">✨ </w:t>
       </w:r>
       <w:r>
         <w:rPr>
-          <w:b/>
-        </w:rPr>
-        <w:t>Lahi Beauty Center – Chăm sóc da chuyên sâu</w:t>
-      </w:r>
-      <w:r>
-        <w:rPr>
-          <w:b/>
-        </w:rPr>
-        <w:br/>
-      </w:r>
-      <w:r>
+          <w:b w:val="1"/>
+          <w:bCs w:val="1"/>
+          <w:rtl w:val="0"/>
+        </w:rPr>
+        <w:t xml:space="preserve">Lahi Beauty Center – Chăm sóc da chuyên sâu</w:t>
+        <w:br w:type="textWrapping"/>
+      </w:r>
+      <w:r>
+        <w:rPr>
+          <w:rtl w:val="0"/>
+        </w:rPr>
         <w:t xml:space="preserve"> 📞 Hotline: </w:t>
       </w:r>
       <w:r>
         <w:rPr>
-          <w:b/>
-        </w:rPr>
-        <w:t>0961 658 866</w:t>
-      </w:r>
-      <w:r>
-        <w:rPr>
-          <w:b/>
-        </w:rPr>
-        <w:br/>
-      </w:r>
-      <w:r>
+          <w:b w:val="1"/>
+          <w:bCs w:val="1"/>
+          <w:rtl w:val="0"/>
+        </w:rPr>
+        <w:t xml:space="preserve">0961 658 866</w:t>
+        <w:br w:type="textWrapping"/>
+      </w:r>
+      <w:r>
+        <w:rPr>
+          <w:rtl w:val="0"/>
+        </w:rPr>
         <w:t xml:space="preserve"> 🌐 Website:</w:t>
       </w:r>
-      <w:hyperlink r:id="rId5">
+      <w:hyperlink r:id="rId8">
         <w:r>
+          <w:rPr>
+            <w:rtl w:val="0"/>
+          </w:rPr>
           <w:t xml:space="preserve"> </w:t>
         </w:r>
       </w:hyperlink>
-      <w:hyperlink r:id="rId6">
+      <w:hyperlink r:id="rId9">
         <w:r>
           <w:rPr>
-            <w:color w:val="1155CC"/>
+            <w:color w:val="1155cc"/>
             <w:u w:val="single"/>
+            <w:rtl w:val="0"/>
           </w:rPr>
-          <w:t>lahibeautycenter.com</w:t>
-        </w:r>
-        <w:r>
-          <w:rPr>
-            <w:color w:val="1155CC"/>
-            <w:u w:val="single"/>
-          </w:rPr>
-          <w:br/>
+          <w:t xml:space="preserve">lahibeautycenter.com</w:t>
+          <w:br w:type="textWrapping"/>
         </w:r>
       </w:hyperlink>
       <w:r>
+        <w:rPr>
+          <w:rtl w:val="0"/>
+        </w:rPr>
         <w:t xml:space="preserve"> 📧 Email: lahibeauty@gmail.com</w:t>
-      </w:r>
-      <w:r>
-        <w:br/>
+        <w:br w:type="textWrapping"/>
         <w:t xml:space="preserve"> 🏠 Địa chỉ: </w:t>
       </w:r>
       <w:r>
         <w:rPr>
-          <w:b/>
-        </w:rPr>
-        <w:t>194 Nguyễn Văn Tuyết</w:t>
-      </w:r>
-    </w:p>
-    <w:p>
-      <w:pPr>
-        <w:spacing w:before="240" w:after="240"/>
-        <w:rPr>
-          <w:b/>
-        </w:rPr>
-      </w:pPr>
-      <w:r>
+          <w:b w:val="1"/>
+          <w:bCs w:val="1"/>
+          <w:rtl w:val="0"/>
+        </w:rPr>
+        <w:t xml:space="preserve">194 Nguyễn Văn Tuyết</w:t>
+      </w:r>
+    </w:p>
+    <w:p>
+      <w:pPr>
+        <w:spacing w:after="240" w:before="240" w:lineRule="auto"/>
+        <w:rPr>
+          <w:b w:val="1"/>
+          <w:bCs w:val="1"/>
+        </w:rPr>
+      </w:pPr>
+      <w:r>
+        <w:rPr>
+          <w:rtl w:val="0"/>
+        </w:rPr>
         <w:t xml:space="preserve">👉 </w:t>
       </w:r>
       <w:r>
         <w:rPr>
-          <w:b/>
-        </w:rPr>
-        <w:t>Đặt lịch ngay hôm nay để được chuyên gia thăm khám và trải nghiệm dịch vụ giảm nám – tàn nhang chuẩn y khoa tại Lahi Beauty Center!</w:t>
-      </w:r>
-    </w:p>
-    <w:p/>
+          <w:b w:val="1"/>
+          <w:bCs w:val="1"/>
+          <w:rtl w:val="0"/>
+        </w:rPr>
+        <w:t xml:space="preserve">Đặt lịch ngay hôm nay để được chuyên gia thăm khám và trải nghiệm dịch vụ giảm nám – tàn nhang chuẩn y khoa tại Lahi Beauty Center!</w:t>
+      </w:r>
+    </w:p>
+    <w:p>
+      <w:pPr>
+        <w:rPr/>
+      </w:pPr>
+      <w:r>
+        <w:rPr>
+          <w:rtl w:val="0"/>
+        </w:rPr>
+      </w:r>
+    </w:p>
     <w:sectPr>
-      <w:pgSz w:w="11909" w:h="16834"/>
-      <w:pgMar w:top="1440" w:right="1440" w:bottom="1440" w:left="1440" w:header="720" w:footer="720" w:gutter="0"/>
+      <w:pgSz w:h="16834" w:w="11909" w:orient="portrait"/>
+      <w:pgMar w:bottom="1440" w:top="1440" w:left="1440" w:right="1440" w:header="720" w:footer="720"/>
       <w:pgNumType w:start="1"/>
-      <w:cols w:space="720"/>
     </w:sectPr>
   </w:body>
 </w:document>
 </file>
 
 <file path=word/numbering.xml><?xml version="1.0" encoding="utf-8"?>
-<w:numbering xmlns:wpc="http://schemas.microsoft.com/office/word/2010/wordprocessingCanvas" xmlns:cx="http://schemas.microsoft.com/office/drawing/2014/chartex" xmlns:cx1="http://schemas.microsoft.com/office/drawing/2015/9/8/chartex" xmlns:cx2="http://schemas.microsoft.com/office/drawing/2015/10/21/chartex" xmlns:cx3="http://schemas.microsoft.com/office/drawing/2016/5/9/chartex" xmlns:cx4="http://schemas.microsoft.com/office/drawing/2016/5/10/chartex" xmlns:cx5="http://schemas.microsoft.com/office/drawing/2016/5/11/chartex" xmlns:cx6="http://schemas.microsoft.com/office/drawing/2016/5/12/chartex" xmlns:cx7="http://schemas.microsoft.com/office/drawing/2016/5/13/chartex" xmlns:cx8="http://schemas.microsoft.com/office/drawing/2016/5/14/chartex" xmlns:mc="http://schemas.openxmlformats.org/markup-compatibility/2006" xmlns:aink="http://schemas.microsoft.com/office/drawing/2016/ink" xmlns:am3d="http://schemas.microsoft.com/office/drawing/2017/model3d" xmlns:o="urn:schemas-microsoft-com:office:office" xmlns:oel="http://schemas.microsoft.com/office/2019/extlst" xmlns:r="http://schemas.openxmlformats.org/officeDocument/2006/relationships" xmlns:m="http://schemas.openxmlformats.org/officeDocument/2006/math" xmlns:v="urn:schemas-microsoft-com:vml" xmlns:wp14="http://schemas.microsoft.com/office/word/2010/wordprocessingDrawing" xmlns:wp="http://schemas.openxmlformats.org/drawingml/2006/wordprocessingDrawing" xmlns:w10="urn:schemas-microsoft-com:office:word" xmlns:w="http://schemas.openxmlformats.org/wordprocessingml/2006/main" xmlns:w14="http://schemas.microsoft.com/office/word/2010/wordml" xmlns:w15="http://schemas.microsoft.com/office/word/2012/wordml" xmlns:w16cex="http://schemas.microsoft.com/office/word/2018/wordml/cex" xmlns:w16cid="http://schemas.microsoft.com/office/word/2016/wordml/cid" xmlns:w16="http://schemas.microsoft.com/office/word/2018/wordml" xmlns:w16du="http://schemas.microsoft.com/office/word/2023/wordml/word16du" xmlns:w16sdtdh="http://schemas.microsoft.com/office/word/2020/wordml/sdtdatahash" xmlns:w16sdtfl="http://schemas.microsoft.com/office/word/2024/wordml/sdtformatlock" xmlns:w16se="http://schemas.microsoft.com/office/word/2015/wordml/symex" xmlns:wpg="http://schemas.microsoft.com/office/word/2010/wordprocessingGroup" xmlns:wpi="http://schemas.microsoft.com/office/word/2010/wordprocessingInk" xmlns:wne="http://schemas.microsoft.com/office/word/2006/wordml" xmlns:wps="http://schemas.microsoft.com/office/word/2010/wordprocessingShape" mc:Ignorable="w14 w15 w16se w16cid w16 w16cex w16sdtdh w16sdtfl w16du wp14">
-  <w:abstractNum w:abstractNumId="0" w15:restartNumberingAfterBreak="0">
-    <w:nsid w:val="1F75148B"/>
-    <w:multiLevelType w:val="multilevel"/>
-    <w:tmpl w:val="983EE7C0"/>
+<w:numbering xmlns:mc="http://schemas.openxmlformats.org/markup-compatibility/2006" xmlns:o="urn:schemas-microsoft-com:office:office" xmlns:r="http://schemas.openxmlformats.org/officeDocument/2006/relationships" xmlns:m="http://schemas.openxmlformats.org/officeDocument/2006/math" xmlns:v="urn:schemas-microsoft-com:vml" xmlns:wp="http://schemas.openxmlformats.org/drawingml/2006/wordprocessingDrawing" xmlns:w10="urn:schemas-microsoft-com:office:word" xmlns:w="http://schemas.openxmlformats.org/wordprocessingml/2006/main" xmlns:wne="http://schemas.microsoft.com/office/word/2006/wordml" xmlns:sl="http://schemas.openxmlformats.org/schemaLibrary/2006/main" xmlns:a="http://schemas.openxmlformats.org/drawingml/2006/main" xmlns:pic="http://schemas.openxmlformats.org/drawingml/2006/picture" xmlns:c="http://schemas.openxmlformats.org/drawingml/2006/chart" xmlns:lc="http://schemas.openxmlformats.org/drawingml/2006/lockedCanvas" xmlns:dgm="http://schemas.openxmlformats.org/drawingml/2006/diagram" xmlns:wps="http://schemas.microsoft.com/office/word/2010/wordprocessingShape" xmlns:wpg="http://schemas.microsoft.com/office/word/2010/wordprocessingGroup" xmlns:w14="http://schemas.microsoft.com/office/word/2010/wordml" xmlns:w15="http://schemas.microsoft.com/office/word/2012/wordml" xmlns:w16="http://schemas.microsoft.com/office/word/2018/wordml" xmlns:w16cex="http://schemas.microsoft.com/office/word/2018/wordml/cex" xmlns:w16cid="http://schemas.microsoft.com/office/word/2016/wordml/cid" xmlns="http://schemas.microsoft.com/office/tasks/2019/documenttasks" xmlns:cr="http://schemas.microsoft.com/office/comments/2020/reactions">
+  <w:abstractNum w:abstractNumId="1">
     <w:lvl w:ilvl="0">
       <w:start w:val="1"/>
       <w:numFmt w:val="bullet"/>
@@ -870,10 +1137,7 @@
       </w:rPr>
     </w:lvl>
   </w:abstractNum>
-  <w:abstractNum w:abstractNumId="1" w15:restartNumberingAfterBreak="0">
-    <w:nsid w:val="276805D4"/>
-    <w:multiLevelType w:val="multilevel"/>
-    <w:tmpl w:val="1E728032"/>
+  <w:abstractNum w:abstractNumId="2">
     <w:lvl w:ilvl="0">
       <w:start w:val="1"/>
       <w:numFmt w:val="bullet"/>
@@ -983,24 +1247,24 @@
       </w:rPr>
     </w:lvl>
   </w:abstractNum>
-  <w:num w:numId="1" w16cid:durableId="491260840">
+  <w:num w:numId="1">
     <w:abstractNumId w:val="1"/>
   </w:num>
-  <w:num w:numId="2" w16cid:durableId="1505434577">
-    <w:abstractNumId w:val="0"/>
+  <w:num w:numId="2">
+    <w:abstractNumId w:val="2"/>
   </w:num>
 </w:numbering>
 </file>
 
 <file path=word/styles.xml><?xml version="1.0" encoding="utf-8"?>
-<w:styles xmlns:mc="http://schemas.openxmlformats.org/markup-compatibility/2006" xmlns:r="http://schemas.openxmlformats.org/officeDocument/2006/relationships" xmlns:w="http://schemas.openxmlformats.org/wordprocessingml/2006/main" xmlns:w14="http://schemas.microsoft.com/office/word/2010/wordml" xmlns:w15="http://schemas.microsoft.com/office/word/2012/wordml" xmlns:w16cex="http://schemas.microsoft.com/office/word/2018/wordml/cex" xmlns:w16cid="http://schemas.microsoft.com/office/word/2016/wordml/cid" xmlns:w16="http://schemas.microsoft.com/office/word/2018/wordml" xmlns:w16du="http://schemas.microsoft.com/office/word/2023/wordml/word16du" xmlns:w16sdtdh="http://schemas.microsoft.com/office/word/2020/wordml/sdtdatahash" xmlns:w16sdtfl="http://schemas.microsoft.com/office/word/2024/wordml/sdtformatlock" xmlns:w16se="http://schemas.microsoft.com/office/word/2015/wordml/symex" mc:Ignorable="w14 w15 w16se w16cid w16 w16cex w16sdtdh w16sdtfl w16du">
+<w:styles xmlns:mc="http://schemas.openxmlformats.org/markup-compatibility/2006" xmlns:o="urn:schemas-microsoft-com:office:office" xmlns:r="http://schemas.openxmlformats.org/officeDocument/2006/relationships" xmlns:m="http://schemas.openxmlformats.org/officeDocument/2006/math" xmlns:v="urn:schemas-microsoft-com:vml" xmlns:wp="http://schemas.openxmlformats.org/drawingml/2006/wordprocessingDrawing" xmlns:w10="urn:schemas-microsoft-com:office:word" xmlns:w="http://schemas.openxmlformats.org/wordprocessingml/2006/main" xmlns:wne="http://schemas.microsoft.com/office/word/2006/wordml" xmlns:sl="http://schemas.openxmlformats.org/schemaLibrary/2006/main" xmlns:a="http://schemas.openxmlformats.org/drawingml/2006/main" xmlns:pic="http://schemas.openxmlformats.org/drawingml/2006/picture" xmlns:c="http://schemas.openxmlformats.org/drawingml/2006/chart" xmlns:lc="http://schemas.openxmlformats.org/drawingml/2006/lockedCanvas" xmlns:dgm="http://schemas.openxmlformats.org/drawingml/2006/diagram" xmlns:wps="http://schemas.microsoft.com/office/word/2010/wordprocessingShape" xmlns:wpg="http://schemas.microsoft.com/office/word/2010/wordprocessingGroup" xmlns:w14="http://schemas.microsoft.com/office/word/2010/wordml" xmlns:w15="http://schemas.microsoft.com/office/word/2012/wordml" xmlns:w16="http://schemas.microsoft.com/office/word/2018/wordml" xmlns:w16cex="http://schemas.microsoft.com/office/word/2018/wordml/cex" xmlns:w16cid="http://schemas.microsoft.com/office/word/2016/wordml/cid" xmlns="http://schemas.microsoft.com/office/tasks/2019/documenttasks" xmlns:cr="http://schemas.microsoft.com/office/comments/2020/reactions">
   <w:docDefaults>
     <w:rPrDefault>
       <w:rPr>
-        <w:rFonts w:ascii="Arial" w:eastAsia="Arial" w:hAnsi="Arial" w:cs="Arial"/>
+        <w:rFonts w:ascii="Arial" w:cs="Arial" w:eastAsia="Arial" w:hAnsi="Arial"/>
         <w:sz w:val="22"/>
         <w:szCs w:val="22"/>
-        <w:lang w:val="vi" w:eastAsia="en-US" w:bidi="ar-SA"/>
+        <w:lang w:val="vi"/>
       </w:rPr>
     </w:rPrDefault>
     <w:pPrDefault>
@@ -1009,399 +1273,29 @@
       </w:pPr>
     </w:pPrDefault>
   </w:docDefaults>
-  <w:latentStyles w:defLockedState="0" w:defUIPriority="99" w:defSemiHidden="0" w:defUnhideWhenUsed="0" w:defQFormat="0" w:count="376">
-    <w:lsdException w:name="Normal" w:uiPriority="0" w:qFormat="1"/>
-    <w:lsdException w:name="heading 1" w:uiPriority="9" w:qFormat="1"/>
-    <w:lsdException w:name="heading 2" w:semiHidden="1" w:uiPriority="9" w:unhideWhenUsed="1" w:qFormat="1"/>
-    <w:lsdException w:name="heading 3" w:semiHidden="1" w:uiPriority="9" w:unhideWhenUsed="1" w:qFormat="1"/>
-    <w:lsdException w:name="heading 4" w:semiHidden="1" w:uiPriority="9" w:unhideWhenUsed="1" w:qFormat="1"/>
-    <w:lsdException w:name="heading 5" w:semiHidden="1" w:uiPriority="9" w:unhideWhenUsed="1" w:qFormat="1"/>
-    <w:lsdException w:name="heading 6" w:semiHidden="1" w:uiPriority="9" w:unhideWhenUsed="1" w:qFormat="1"/>
-    <w:lsdException w:name="heading 7" w:semiHidden="1" w:uiPriority="9" w:unhideWhenUsed="1" w:qFormat="1"/>
-    <w:lsdException w:name="heading 8" w:semiHidden="1" w:uiPriority="9" w:unhideWhenUsed="1" w:qFormat="1"/>
-    <w:lsdException w:name="heading 9" w:semiHidden="1" w:uiPriority="9" w:unhideWhenUsed="1" w:qFormat="1"/>
-    <w:lsdException w:name="index 1" w:semiHidden="1" w:unhideWhenUsed="1"/>
-    <w:lsdException w:name="index 2" w:semiHidden="1" w:unhideWhenUsed="1"/>
-    <w:lsdException w:name="index 3" w:semiHidden="1" w:unhideWhenUsed="1"/>
-    <w:lsdException w:name="index 4" w:semiHidden="1" w:unhideWhenUsed="1"/>
-    <w:lsdException w:name="index 5" w:semiHidden="1" w:unhideWhenUsed="1"/>
-    <w:lsdException w:name="index 6" w:semiHidden="1" w:unhideWhenUsed="1"/>
-    <w:lsdException w:name="index 7" w:semiHidden="1" w:unhideWhenUsed="1"/>
-    <w:lsdException w:name="index 8" w:semiHidden="1" w:unhideWhenUsed="1"/>
-    <w:lsdException w:name="index 9" w:semiHidden="1" w:unhideWhenUsed="1"/>
-    <w:lsdException w:name="toc 1" w:semiHidden="1" w:uiPriority="39" w:unhideWhenUsed="1"/>
-    <w:lsdException w:name="toc 2" w:semiHidden="1" w:uiPriority="39" w:unhideWhenUsed="1"/>
-    <w:lsdException w:name="toc 3" w:semiHidden="1" w:uiPriority="39" w:unhideWhenUsed="1"/>
-    <w:lsdException w:name="toc 4" w:semiHidden="1" w:uiPriority="39" w:unhideWhenUsed="1"/>
-    <w:lsdException w:name="toc 5" w:semiHidden="1" w:uiPriority="39" w:unhideWhenUsed="1"/>
-    <w:lsdException w:name="toc 6" w:semiHidden="1" w:uiPriority="39" w:unhideWhenUsed="1"/>
-    <w:lsdException w:name="toc 7" w:semiHidden="1" w:uiPriority="39" w:unhideWhenUsed="1"/>
-    <w:lsdException w:name="toc 8" w:semiHidden="1" w:uiPriority="39" w:unhideWhenUsed="1"/>
-    <w:lsdException w:name="toc 9" w:semiHidden="1" w:uiPriority="39" w:unhideWhenUsed="1"/>
-    <w:lsdException w:name="Normal Indent" w:semiHidden="1" w:unhideWhenUsed="1"/>
-    <w:lsdException w:name="footnote text" w:semiHidden="1" w:unhideWhenUsed="1"/>
-    <w:lsdException w:name="annotation text" w:semiHidden="1" w:unhideWhenUsed="1"/>
-    <w:lsdException w:name="header" w:semiHidden="1" w:unhideWhenUsed="1"/>
-    <w:lsdException w:name="footer" w:semiHidden="1" w:unhideWhenUsed="1"/>
-    <w:lsdException w:name="index heading" w:semiHidden="1" w:unhideWhenUsed="1"/>
-    <w:lsdException w:name="caption" w:semiHidden="1" w:uiPriority="35" w:unhideWhenUsed="1" w:qFormat="1"/>
-    <w:lsdException w:name="table of figures" w:semiHidden="1" w:unhideWhenUsed="1"/>
-    <w:lsdException w:name="envelope address" w:semiHidden="1" w:unhideWhenUsed="1"/>
-    <w:lsdException w:name="envelope return" w:semiHidden="1" w:unhideWhenUsed="1"/>
-    <w:lsdException w:name="footnote reference" w:semiHidden="1" w:unhideWhenUsed="1"/>
-    <w:lsdException w:name="annotation reference" w:semiHidden="1" w:unhideWhenUsed="1"/>
-    <w:lsdException w:name="line number" w:semiHidden="1" w:unhideWhenUsed="1"/>
-    <w:lsdException w:name="page number" w:semiHidden="1" w:unhideWhenUsed="1"/>
-    <w:lsdException w:name="endnote reference" w:semiHidden="1" w:unhideWhenUsed="1"/>
-    <w:lsdException w:name="endnote text" w:semiHidden="1" w:unhideWhenUsed="1"/>
-    <w:lsdException w:name="table of authorities" w:semiHidden="1" w:unhideWhenUsed="1"/>
-    <w:lsdException w:name="macro" w:semiHidden="1" w:unhideWhenUsed="1"/>
-    <w:lsdException w:name="toa heading" w:semiHidden="1" w:unhideWhenUsed="1"/>
-    <w:lsdException w:name="List" w:semiHidden="1" w:unhideWhenUsed="1"/>
-    <w:lsdException w:name="List Bullet" w:semiHidden="1" w:unhideWhenUsed="1"/>
-    <w:lsdException w:name="List Number" w:semiHidden="1" w:unhideWhenUsed="1"/>
-    <w:lsdException w:name="List 2" w:semiHidden="1" w:unhideWhenUsed="1"/>
-    <w:lsdException w:name="List 3" w:semiHidden="1" w:unhideWhenUsed="1"/>
-    <w:lsdException w:name="List 4" w:semiHidden="1" w:unhideWhenUsed="1"/>
-    <w:lsdException w:name="List 5" w:semiHidden="1" w:unhideWhenUsed="1"/>
-    <w:lsdException w:name="List Bullet 2" w:semiHidden="1" w:unhideWhenUsed="1"/>
-    <w:lsdException w:name="List Bullet 3" w:semiHidden="1" w:unhideWhenUsed="1"/>
-    <w:lsdException w:name="List Bullet 4" w:semiHidden="1" w:unhideWhenUsed="1"/>
-    <w:lsdException w:name="List Bullet 5" w:semiHidden="1" w:unhideWhenUsed="1"/>
-    <w:lsdException w:name="List Number 2" w:semiHidden="1" w:unhideWhenUsed="1"/>
-    <w:lsdException w:name="List Number 3" w:semiHidden="1" w:unhideWhenUsed="1"/>
-    <w:lsdException w:name="List Number 4" w:semiHidden="1" w:unhideWhenUsed="1"/>
-    <w:lsdException w:name="List Number 5" w:semiHidden="1" w:unhideWhenUsed="1"/>
-    <w:lsdException w:name="Title" w:uiPriority="10" w:qFormat="1"/>
-    <w:lsdException w:name="Closing" w:semiHidden="1" w:unhideWhenUsed="1"/>
-    <w:lsdException w:name="Signature" w:semiHidden="1" w:unhideWhenUsed="1"/>
-    <w:lsdException w:name="Default Paragraph Font" w:semiHidden="1" w:uiPriority="1" w:unhideWhenUsed="1"/>
-    <w:lsdException w:name="Body Text" w:semiHidden="1" w:unhideWhenUsed="1"/>
-    <w:lsdException w:name="Body Text Indent" w:semiHidden="1" w:unhideWhenUsed="1"/>
-    <w:lsdException w:name="List Continue" w:semiHidden="1" w:unhideWhenUsed="1"/>
-    <w:lsdException w:name="List Continue 2" w:semiHidden="1" w:unhideWhenUsed="1"/>
-    <w:lsdException w:name="List Continue 3" w:semiHidden="1" w:unhideWhenUsed="1"/>
-    <w:lsdException w:name="List Continue 4" w:semiHidden="1" w:unhideWhenUsed="1"/>
-    <w:lsdException w:name="List Continue 5" w:semiHidden="1" w:unhideWhenUsed="1"/>
-    <w:lsdException w:name="Message Header" w:semiHidden="1" w:unhideWhenUsed="1"/>
-    <w:lsdException w:name="Subtitle" w:uiPriority="11" w:qFormat="1"/>
-    <w:lsdException w:name="Salutation" w:semiHidden="1" w:unhideWhenUsed="1"/>
-    <w:lsdException w:name="Date" w:semiHidden="1" w:unhideWhenUsed="1"/>
-    <w:lsdException w:name="Body Text First Indent" w:semiHidden="1" w:unhideWhenUsed="1"/>
-    <w:lsdException w:name="Body Text First Indent 2" w:semiHidden="1" w:unhideWhenUsed="1"/>
-    <w:lsdException w:name="Note Heading" w:semiHidden="1" w:unhideWhenUsed="1"/>
-    <w:lsdException w:name="Body Text 2" w:semiHidden="1" w:unhideWhenUsed="1"/>
-    <w:lsdException w:name="Body Text 3" w:semiHidden="1" w:unhideWhenUsed="1"/>
-    <w:lsdException w:name="Body Text Indent 2" w:semiHidden="1" w:unhideWhenUsed="1"/>
-    <w:lsdException w:name="Body Text Indent 3" w:semiHidden="1" w:unhideWhenUsed="1"/>
-    <w:lsdException w:name="Block Text" w:semiHidden="1" w:unhideWhenUsed="1"/>
-    <w:lsdException w:name="Hyperlink" w:semiHidden="1" w:unhideWhenUsed="1"/>
-    <w:lsdException w:name="FollowedHyperlink" w:semiHidden="1" w:unhideWhenUsed="1"/>
-    <w:lsdException w:name="Strong" w:uiPriority="22" w:qFormat="1"/>
-    <w:lsdException w:name="Emphasis" w:uiPriority="20" w:qFormat="1"/>
-    <w:lsdException w:name="Document Map" w:semiHidden="1" w:unhideWhenUsed="1"/>
-    <w:lsdException w:name="Plain Text" w:semiHidden="1" w:unhideWhenUsed="1"/>
-    <w:lsdException w:name="E-mail Signature" w:semiHidden="1" w:unhideWhenUsed="1"/>
-    <w:lsdException w:name="HTML Top of Form" w:semiHidden="1" w:unhideWhenUsed="1"/>
-    <w:lsdException w:name="HTML Bottom of Form" w:semiHidden="1" w:unhideWhenUsed="1"/>
-    <w:lsdException w:name="Normal (Web)" w:semiHidden="1" w:unhideWhenUsed="1"/>
-    <w:lsdException w:name="HTML Acronym" w:semiHidden="1" w:unhideWhenUsed="1"/>
-    <w:lsdException w:name="HTML Address" w:semiHidden="1" w:unhideWhenUsed="1"/>
-    <w:lsdException w:name="HTML Cite" w:semiHidden="1" w:unhideWhenUsed="1"/>
-    <w:lsdException w:name="HTML Code" w:semiHidden="1" w:unhideWhenUsed="1"/>
-    <w:lsdException w:name="HTML Definition" w:semiHidden="1" w:unhideWhenUsed="1"/>
-    <w:lsdException w:name="HTML Keyboard" w:semiHidden="1" w:unhideWhenUsed="1"/>
-    <w:lsdException w:name="HTML Preformatted" w:semiHidden="1" w:unhideWhenUsed="1"/>
-    <w:lsdException w:name="HTML Sample" w:semiHidden="1" w:unhideWhenUsed="1"/>
-    <w:lsdException w:name="HTML Typewriter" w:semiHidden="1" w:unhideWhenUsed="1"/>
-    <w:lsdException w:name="HTML Variable" w:semiHidden="1" w:unhideWhenUsed="1"/>
-    <w:lsdException w:name="Normal Table" w:semiHidden="1" w:unhideWhenUsed="1"/>
-    <w:lsdException w:name="annotation subject" w:semiHidden="1" w:unhideWhenUsed="1"/>
-    <w:lsdException w:name="No List" w:semiHidden="1" w:unhideWhenUsed="1"/>
-    <w:lsdException w:name="Outline List 1" w:semiHidden="1" w:unhideWhenUsed="1"/>
-    <w:lsdException w:name="Outline List 2" w:semiHidden="1" w:unhideWhenUsed="1"/>
-    <w:lsdException w:name="Outline List 3" w:semiHidden="1" w:unhideWhenUsed="1"/>
-    <w:lsdException w:name="Table Simple 1" w:semiHidden="1" w:unhideWhenUsed="1"/>
-    <w:lsdException w:name="Table Simple 2" w:semiHidden="1" w:unhideWhenUsed="1"/>
-    <w:lsdException w:name="Table Simple 3" w:semiHidden="1" w:unhideWhenUsed="1"/>
-    <w:lsdException w:name="Table Classic 1" w:semiHidden="1" w:unhideWhenUsed="1"/>
-    <w:lsdException w:name="Table Classic 2" w:semiHidden="1" w:unhideWhenUsed="1"/>
-    <w:lsdException w:name="Table Classic 3" w:semiHidden="1" w:unhideWhenUsed="1"/>
-    <w:lsdException w:name="Table Classic 4" w:semiHidden="1" w:unhideWhenUsed="1"/>
-    <w:lsdException w:name="Table Colorful 1" w:semiHidden="1" w:unhideWhenUsed="1"/>
-    <w:lsdException w:name="Table Colorful 2" w:semiHidden="1" w:unhideWhenUsed="1"/>
-    <w:lsdException w:name="Table Colorful 3" w:semiHidden="1" w:unhideWhenUsed="1"/>
-    <w:lsdException w:name="Table Columns 1" w:semiHidden="1" w:unhideWhenUsed="1"/>
-    <w:lsdException w:name="Table Columns 2" w:semiHidden="1" w:unhideWhenUsed="1"/>
-    <w:lsdException w:name="Table Columns 3" w:semiHidden="1" w:unhideWhenUsed="1"/>
-    <w:lsdException w:name="Table Columns 4" w:semiHidden="1" w:unhideWhenUsed="1"/>
-    <w:lsdException w:name="Table Columns 5" w:semiHidden="1" w:unhideWhenUsed="1"/>
-    <w:lsdException w:name="Table Grid 1" w:semiHidden="1" w:unhideWhenUsed="1"/>
-    <w:lsdException w:name="Table Grid 2" w:semiHidden="1" w:unhideWhenUsed="1"/>
-    <w:lsdException w:name="Table Grid 3" w:semiHidden="1" w:unhideWhenUsed="1"/>
-    <w:lsdException w:name="Table Grid 4" w:semiHidden="1" w:unhideWhenUsed="1"/>
-    <w:lsdException w:name="Table Grid 5" w:semiHidden="1" w:unhideWhenUsed="1"/>
-    <w:lsdException w:name="Table Grid 6" w:semiHidden="1" w:unhideWhenUsed="1"/>
-    <w:lsdException w:name="Table Grid 7" w:semiHidden="1" w:unhideWhenUsed="1"/>
-    <w:lsdException w:name="Table Grid 8" w:semiHidden="1" w:unhideWhenUsed="1"/>
-    <w:lsdException w:name="Table List 1" w:semiHidden="1" w:unhideWhenUsed="1"/>
-    <w:lsdException w:name="Table List 2" w:semiHidden="1" w:unhideWhenUsed="1"/>
-    <w:lsdException w:name="Table List 3" w:semiHidden="1" w:unhideWhenUsed="1"/>
-    <w:lsdException w:name="Table List 4" w:semiHidden="1" w:unhideWhenUsed="1"/>
-    <w:lsdException w:name="Table List 5" w:semiHidden="1" w:unhideWhenUsed="1"/>
-    <w:lsdException w:name="Table List 6" w:semiHidden="1" w:unhideWhenUsed="1"/>
-    <w:lsdException w:name="Table List 7" w:semiHidden="1" w:unhideWhenUsed="1"/>
-    <w:lsdException w:name="Table List 8" w:semiHidden="1" w:unhideWhenUsed="1"/>
-    <w:lsdException w:name="Table 3D effects 1" w:semiHidden="1" w:unhideWhenUsed="1"/>
-    <w:lsdException w:name="Table 3D effects 2" w:semiHidden="1" w:unhideWhenUsed="1"/>
-    <w:lsdException w:name="Table 3D effects 3" w:semiHidden="1" w:unhideWhenUsed="1"/>
-    <w:lsdException w:name="Table Contemporary" w:semiHidden="1" w:unhideWhenUsed="1"/>
-    <w:lsdException w:name="Table Elegant" w:semiHidden="1" w:unhideWhenUsed="1"/>
-    <w:lsdException w:name="Table Professional" w:semiHidden="1" w:unhideWhenUsed="1"/>
-    <w:lsdException w:name="Table Subtle 1" w:semiHidden="1" w:unhideWhenUsed="1"/>
-    <w:lsdException w:name="Table Subtle 2" w:semiHidden="1" w:unhideWhenUsed="1"/>
-    <w:lsdException w:name="Table Web 1" w:semiHidden="1" w:unhideWhenUsed="1"/>
-    <w:lsdException w:name="Table Web 2" w:semiHidden="1" w:unhideWhenUsed="1"/>
-    <w:lsdException w:name="Table Web 3" w:semiHidden="1" w:unhideWhenUsed="1"/>
-    <w:lsdException w:name="Balloon Text" w:semiHidden="1" w:unhideWhenUsed="1"/>
-    <w:lsdException w:name="Table Grid" w:uiPriority="39"/>
-    <w:lsdException w:name="Table Theme" w:semiHidden="1" w:unhideWhenUsed="1"/>
-    <w:lsdException w:name="Placeholder Text" w:semiHidden="1"/>
-    <w:lsdException w:name="No Spacing" w:uiPriority="1" w:qFormat="1"/>
-    <w:lsdException w:name="Light Shading" w:uiPriority="60"/>
-    <w:lsdException w:name="Light List" w:uiPriority="61"/>
-    <w:lsdException w:name="Light Grid" w:uiPriority="62"/>
-    <w:lsdException w:name="Medium Shading 1" w:uiPriority="63"/>
-    <w:lsdException w:name="Medium Shading 2" w:uiPriority="64"/>
-    <w:lsdException w:name="Medium List 1" w:uiPriority="65"/>
-    <w:lsdException w:name="Medium List 2" w:uiPriority="66"/>
-    <w:lsdException w:name="Medium Grid 1" w:uiPriority="67"/>
-    <w:lsdException w:name="Medium Grid 2" w:uiPriority="68"/>
-    <w:lsdException w:name="Medium Grid 3" w:uiPriority="69"/>
-    <w:lsdException w:name="Dark List" w:uiPriority="70"/>
-    <w:lsdException w:name="Colorful Shading" w:uiPriority="71"/>
-    <w:lsdException w:name="Colorful List" w:uiPriority="72"/>
-    <w:lsdException w:name="Colorful Grid" w:uiPriority="73"/>
-    <w:lsdException w:name="Light Shading Accent 1" w:uiPriority="60"/>
-    <w:lsdException w:name="Light List Accent 1" w:uiPriority="61"/>
-    <w:lsdException w:name="Light Grid Accent 1" w:uiPriority="62"/>
-    <w:lsdException w:name="Medium Shading 1 Accent 1" w:uiPriority="63"/>
-    <w:lsdException w:name="Medium Shading 2 Accent 1" w:uiPriority="64"/>
-    <w:lsdException w:name="Medium List 1 Accent 1" w:uiPriority="65"/>
-    <w:lsdException w:name="Revision" w:semiHidden="1"/>
-    <w:lsdException w:name="List Paragraph" w:uiPriority="34" w:qFormat="1"/>
-    <w:lsdException w:name="Quote" w:uiPriority="29" w:qFormat="1"/>
-    <w:lsdException w:name="Intense Quote" w:uiPriority="30" w:qFormat="1"/>
-    <w:lsdException w:name="Medium List 2 Accent 1" w:uiPriority="66"/>
-    <w:lsdException w:name="Medium Grid 1 Accent 1" w:uiPriority="67"/>
-    <w:lsdException w:name="Medium Grid 2 Accent 1" w:uiPriority="68"/>
-    <w:lsdException w:name="Medium Grid 3 Accent 1" w:uiPriority="69"/>
-    <w:lsdException w:name="Dark List Accent 1" w:uiPriority="70"/>
-    <w:lsdException w:name="Colorful Shading Accent 1" w:uiPriority="71"/>
-    <w:lsdException w:name="Colorful List Accent 1" w:uiPriority="72"/>
-    <w:lsdException w:name="Colorful Grid Accent 1" w:uiPriority="73"/>
-    <w:lsdException w:name="Light Shading Accent 2" w:uiPriority="60"/>
-    <w:lsdException w:name="Light List Accent 2" w:uiPriority="61"/>
-    <w:lsdException w:name="Light Grid Accent 2" w:uiPriority="62"/>
-    <w:lsdException w:name="Medium Shading 1 Accent 2" w:uiPriority="63"/>
-    <w:lsdException w:name="Medium Shading 2 Accent 2" w:uiPriority="64"/>
-    <w:lsdException w:name="Medium List 1 Accent 2" w:uiPriority="65"/>
-    <w:lsdException w:name="Medium List 2 Accent 2" w:uiPriority="66"/>
-    <w:lsdException w:name="Medium Grid 1 Accent 2" w:uiPriority="67"/>
-    <w:lsdException w:name="Medium Grid 2 Accent 2" w:uiPriority="68"/>
-    <w:lsdException w:name="Medium Grid 3 Accent 2" w:uiPriority="69"/>
-    <w:lsdException w:name="Dark List Accent 2" w:uiPriority="70"/>
-    <w:lsdException w:name="Colorful Shading Accent 2" w:uiPriority="71"/>
-    <w:lsdException w:name="Colorful List Accent 2" w:uiPriority="72"/>
-    <w:lsdException w:name="Colorful Grid Accent 2" w:uiPriority="73"/>
-    <w:lsdException w:name="Light Shading Accent 3" w:uiPriority="60"/>
-    <w:lsdException w:name="Light List Accent 3" w:uiPriority="61"/>
-    <w:lsdException w:name="Light Grid Accent 3" w:uiPriority="62"/>
-    <w:lsdException w:name="Medium Shading 1 Accent 3" w:uiPriority="63"/>
-    <w:lsdException w:name="Medium Shading 2 Accent 3" w:uiPriority="64"/>
-    <w:lsdException w:name="Medium List 1 Accent 3" w:uiPriority="65"/>
-    <w:lsdException w:name="Medium List 2 Accent 3" w:uiPriority="66"/>
-    <w:lsdException w:name="Medium Grid 1 Accent 3" w:uiPriority="67"/>
-    <w:lsdException w:name="Medium Grid 2 Accent 3" w:uiPriority="68"/>
-    <w:lsdException w:name="Medium Grid 3 Accent 3" w:uiPriority="69"/>
-    <w:lsdException w:name="Dark List Accent 3" w:uiPriority="70"/>
-    <w:lsdException w:name="Colorful Shading Accent 3" w:uiPriority="71"/>
-    <w:lsdException w:name="Colorful List Accent 3" w:uiPriority="72"/>
-    <w:lsdException w:name="Colorful Grid Accent 3" w:uiPriority="73"/>
-    <w:lsdException w:name="Light Shading Accent 4" w:uiPriority="60"/>
-    <w:lsdException w:name="Light List Accent 4" w:uiPriority="61"/>
-    <w:lsdException w:name="Light Grid Accent 4" w:uiPriority="62"/>
-    <w:lsdException w:name="Medium Shading 1 Accent 4" w:uiPriority="63"/>
-    <w:lsdException w:name="Medium Shading 2 Accent 4" w:uiPriority="64"/>
-    <w:lsdException w:name="Medium List 1 Accent 4" w:uiPriority="65"/>
-    <w:lsdException w:name="Medium List 2 Accent 4" w:uiPriority="66"/>
-    <w:lsdException w:name="Medium Grid 1 Accent 4" w:uiPriority="67"/>
-    <w:lsdException w:name="Medium Grid 2 Accent 4" w:uiPriority="68"/>
-    <w:lsdException w:name="Medium Grid 3 Accent 4" w:uiPriority="69"/>
-    <w:lsdException w:name="Dark List Accent 4" w:uiPriority="70"/>
-    <w:lsdException w:name="Colorful Shading Accent 4" w:uiPriority="71"/>
-    <w:lsdException w:name="Colorful List Accent 4" w:uiPriority="72"/>
-    <w:lsdException w:name="Colorful Grid Accent 4" w:uiPriority="73"/>
-    <w:lsdException w:name="Light Shading Accent 5" w:uiPriority="60"/>
-    <w:lsdException w:name="Light List Accent 5" w:uiPriority="61"/>
-    <w:lsdException w:name="Light Grid Accent 5" w:uiPriority="62"/>
-    <w:lsdException w:name="Medium Shading 1 Accent 5" w:uiPriority="63"/>
-    <w:lsdException w:name="Medium Shading 2 Accent 5" w:uiPriority="64"/>
-    <w:lsdException w:name="Medium List 1 Accent 5" w:uiPriority="65"/>
-    <w:lsdException w:name="Medium List 2 Accent 5" w:uiPriority="66"/>
-    <w:lsdException w:name="Medium Grid 1 Accent 5" w:uiPriority="67"/>
-    <w:lsdException w:name="Medium Grid 2 Accent 5" w:uiPriority="68"/>
-    <w:lsdException w:name="Medium Grid 3 Accent 5" w:uiPriority="69"/>
-    <w:lsdException w:name="Dark List Accent 5" w:uiPriority="70"/>
-    <w:lsdException w:name="Colorful Shading Accent 5" w:uiPriority="71"/>
-    <w:lsdException w:name="Colorful List Accent 5" w:uiPriority="72"/>
-    <w:lsdException w:name="Colorful Grid Accent 5" w:uiPriority="73"/>
-    <w:lsdException w:name="Light Shading Accent 6" w:uiPriority="60"/>
-    <w:lsdException w:name="Light List Accent 6" w:uiPriority="61"/>
-    <w:lsdException w:name="Light Grid Accent 6" w:uiPriority="62"/>
-    <w:lsdException w:name="Medium Shading 1 Accent 6" w:uiPriority="63"/>
-    <w:lsdException w:name="Medium Shading 2 Accent 6" w:uiPriority="64"/>
-    <w:lsdException w:name="Medium List 1 Accent 6" w:uiPriority="65"/>
-    <w:lsdException w:name="Medium List 2 Accent 6" w:uiPriority="66"/>
-    <w:lsdException w:name="Medium Grid 1 Accent 6" w:uiPriority="67"/>
-    <w:lsdException w:name="Medium Grid 2 Accent 6" w:uiPriority="68"/>
-    <w:lsdException w:name="Medium Grid 3 Accent 6" w:uiPriority="69"/>
-    <w:lsdException w:name="Dark List Accent 6" w:uiPriority="70"/>
-    <w:lsdException w:name="Colorful Shading Accent 6" w:uiPriority="71"/>
-    <w:lsdException w:name="Colorful List Accent 6" w:uiPriority="72"/>
-    <w:lsdException w:name="Colorful Grid Accent 6" w:uiPriority="73"/>
-    <w:lsdException w:name="Subtle Emphasis" w:uiPriority="19" w:qFormat="1"/>
-    <w:lsdException w:name="Intense Emphasis" w:uiPriority="21" w:qFormat="1"/>
-    <w:lsdException w:name="Subtle Reference" w:uiPriority="31" w:qFormat="1"/>
-    <w:lsdException w:name="Intense Reference" w:uiPriority="32" w:qFormat="1"/>
-    <w:lsdException w:name="Book Title" w:uiPriority="33" w:qFormat="1"/>
-    <w:lsdException w:name="Bibliography" w:semiHidden="1" w:uiPriority="37" w:unhideWhenUsed="1"/>
-    <w:lsdException w:name="TOC Heading" w:semiHidden="1" w:uiPriority="39" w:unhideWhenUsed="1" w:qFormat="1"/>
-    <w:lsdException w:name="Plain Table 1" w:uiPriority="41"/>
-    <w:lsdException w:name="Plain Table 2" w:uiPriority="42"/>
-    <w:lsdException w:name="Plain Table 3" w:uiPriority="43"/>
-    <w:lsdException w:name="Plain Table 4" w:uiPriority="44"/>
-    <w:lsdException w:name="Plain Table 5" w:uiPriority="45"/>
-    <w:lsdException w:name="Grid Table Light" w:uiPriority="40"/>
-    <w:lsdException w:name="Grid Table 1 Light" w:uiPriority="46"/>
-    <w:lsdException w:name="Grid Table 2" w:uiPriority="47"/>
-    <w:lsdException w:name="Grid Table 3" w:uiPriority="48"/>
-    <w:lsdException w:name="Grid Table 4" w:uiPriority="49"/>
-    <w:lsdException w:name="Grid Table 5 Dark" w:uiPriority="50"/>
-    <w:lsdException w:name="Grid Table 6 Colorful" w:uiPriority="51"/>
-    <w:lsdException w:name="Grid Table 7 Colorful" w:uiPriority="52"/>
-    <w:lsdException w:name="Grid Table 1 Light Accent 1" w:uiPriority="46"/>
-    <w:lsdException w:name="Grid Table 2 Accent 1" w:uiPriority="47"/>
-    <w:lsdException w:name="Grid Table 3 Accent 1" w:uiPriority="48"/>
-    <w:lsdException w:name="Grid Table 4 Accent 1" w:uiPriority="49"/>
-    <w:lsdException w:name="Grid Table 5 Dark Accent 1" w:uiPriority="50"/>
-    <w:lsdException w:name="Grid Table 6 Colorful Accent 1" w:uiPriority="51"/>
-    <w:lsdException w:name="Grid Table 7 Colorful Accent 1" w:uiPriority="52"/>
-    <w:lsdException w:name="Grid Table 1 Light Accent 2" w:uiPriority="46"/>
-    <w:lsdException w:name="Grid Table 2 Accent 2" w:uiPriority="47"/>
-    <w:lsdException w:name="Grid Table 3 Accent 2" w:uiPriority="48"/>
-    <w:lsdException w:name="Grid Table 4 Accent 2" w:uiPriority="49"/>
-    <w:lsdException w:name="Grid Table 5 Dark Accent 2" w:uiPriority="50"/>
-    <w:lsdException w:name="Grid Table 6 Colorful Accent 2" w:uiPriority="51"/>
-    <w:lsdException w:name="Grid Table 7 Colorful Accent 2" w:uiPriority="52"/>
-    <w:lsdException w:name="Grid Table 1 Light Accent 3" w:uiPriority="46"/>
-    <w:lsdException w:name="Grid Table 2 Accent 3" w:uiPriority="47"/>
-    <w:lsdException w:name="Grid Table 3 Accent 3" w:uiPriority="48"/>
-    <w:lsdException w:name="Grid Table 4 Accent 3" w:uiPriority="49"/>
-    <w:lsdException w:name="Grid Table 5 Dark Accent 3" w:uiPriority="50"/>
-    <w:lsdException w:name="Grid Table 6 Colorful Accent 3" w:uiPriority="51"/>
-    <w:lsdException w:name="Grid Table 7 Colorful Accent 3" w:uiPriority="52"/>
-    <w:lsdException w:name="Grid Table 1 Light Accent 4" w:uiPriority="46"/>
-    <w:lsdException w:name="Grid Table 2 Accent 4" w:uiPriority="47"/>
-    <w:lsdException w:name="Grid Table 3 Accent 4" w:uiPriority="48"/>
-    <w:lsdException w:name="Grid Table 4 Accent 4" w:uiPriority="49"/>
-    <w:lsdException w:name="Grid Table 5 Dark Accent 4" w:uiPriority="50"/>
-    <w:lsdException w:name="Grid Table 6 Colorful Accent 4" w:uiPriority="51"/>
-    <w:lsdException w:name="Grid Table 7 Colorful Accent 4" w:uiPriority="52"/>
-    <w:lsdException w:name="Grid Table 1 Light Accent 5" w:uiPriority="46"/>
-    <w:lsdException w:name="Grid Table 2 Accent 5" w:uiPriority="47"/>
-    <w:lsdException w:name="Grid Table 3 Accent 5" w:uiPriority="48"/>
-    <w:lsdException w:name="Grid Table 4 Accent 5" w:uiPriority="49"/>
-    <w:lsdException w:name="Grid Table 5 Dark Accent 5" w:uiPriority="50"/>
-    <w:lsdException w:name="Grid Table 6 Colorful Accent 5" w:uiPriority="51"/>
-    <w:lsdException w:name="Grid Table 7 Colorful Accent 5" w:uiPriority="52"/>
-    <w:lsdException w:name="Grid Table 1 Light Accent 6" w:uiPriority="46"/>
-    <w:lsdException w:name="Grid Table 2 Accent 6" w:uiPriority="47"/>
-    <w:lsdException w:name="Grid Table 3 Accent 6" w:uiPriority="48"/>
-    <w:lsdException w:name="Grid Table 4 Accent 6" w:uiPriority="49"/>
-    <w:lsdException w:name="Grid Table 5 Dark Accent 6" w:uiPriority="50"/>
-    <w:lsdException w:name="Grid Table 6 Colorful Accent 6" w:uiPriority="51"/>
-    <w:lsdException w:name="Grid Table 7 Colorful Accent 6" w:uiPriority="52"/>
-    <w:lsdException w:name="List Table 1 Light" w:uiPriority="46"/>
-    <w:lsdException w:name="List Table 2" w:uiPriority="47"/>
-    <w:lsdException w:name="List Table 3" w:uiPriority="48"/>
-    <w:lsdException w:name="List Table 4" w:uiPriority="49"/>
-    <w:lsdException w:name="List Table 5 Dark" w:uiPriority="50"/>
-    <w:lsdException w:name="List Table 6 Colorful" w:uiPriority="51"/>
-    <w:lsdException w:name="List Table 7 Colorful" w:uiPriority="52"/>
-    <w:lsdException w:name="List Table 1 Light Accent 1" w:uiPriority="46"/>
-    <w:lsdException w:name="List Table 2 Accent 1" w:uiPriority="47"/>
-    <w:lsdException w:name="List Table 3 Accent 1" w:uiPriority="48"/>
-    <w:lsdException w:name="List Table 4 Accent 1" w:uiPriority="49"/>
-    <w:lsdException w:name="List Table 5 Dark Accent 1" w:uiPriority="50"/>
-    <w:lsdException w:name="List Table 6 Colorful Accent 1" w:uiPriority="51"/>
-    <w:lsdException w:name="List Table 7 Colorful Accent 1" w:uiPriority="52"/>
-    <w:lsdException w:name="List Table 1 Light Accent 2" w:uiPriority="46"/>
-    <w:lsdException w:name="List Table 2 Accent 2" w:uiPriority="47"/>
-    <w:lsdException w:name="List Table 3 Accent 2" w:uiPriority="48"/>
-    <w:lsdException w:name="List Table 4 Accent 2" w:uiPriority="49"/>
-    <w:lsdException w:name="List Table 5 Dark Accent 2" w:uiPriority="50"/>
-    <w:lsdException w:name="List Table 6 Colorful Accent 2" w:uiPriority="51"/>
-    <w:lsdException w:name="List Table 7 Colorful Accent 2" w:uiPriority="52"/>
-    <w:lsdException w:name="List Table 1 Light Accent 3" w:uiPriority="46"/>
-    <w:lsdException w:name="List Table 2 Accent 3" w:uiPriority="47"/>
-    <w:lsdException w:name="List Table 3 Accent 3" w:uiPriority="48"/>
-    <w:lsdException w:name="List Table 4 Accent 3" w:uiPriority="49"/>
-    <w:lsdException w:name="List Table 5 Dark Accent 3" w:uiPriority="50"/>
-    <w:lsdException w:name="List Table 6 Colorful Accent 3" w:uiPriority="51"/>
-    <w:lsdException w:name="List Table 7 Colorful Accent 3" w:uiPriority="52"/>
-    <w:lsdException w:name="List Table 1 Light Accent 4" w:uiPriority="46"/>
-    <w:lsdException w:name="List Table 2 Accent 4" w:uiPriority="47"/>
-    <w:lsdException w:name="List Table 3 Accent 4" w:uiPriority="48"/>
-    <w:lsdException w:name="List Table 4 Accent 4" w:uiPriority="49"/>
-    <w:lsdException w:name="List Table 5 Dark Accent 4" w:uiPriority="50"/>
-    <w:lsdException w:name="List Table 6 Colorful Accent 4" w:uiPriority="51"/>
-    <w:lsdException w:name="List Table 7 Colorful Accent 4" w:uiPriority="52"/>
-    <w:lsdException w:name="List Table 1 Light Accent 5" w:uiPriority="46"/>
-    <w:lsdException w:name="List Table 2 Accent 5" w:uiPriority="47"/>
-    <w:lsdException w:name="List Table 3 Accent 5" w:uiPriority="48"/>
-    <w:lsdException w:name="List Table 4 Accent 5" w:uiPriority="49"/>
-    <w:lsdException w:name="List Table 5 Dark Accent 5" w:uiPriority="50"/>
-    <w:lsdException w:name="List Table 6 Colorful Accent 5" w:uiPriority="51"/>
-    <w:lsdException w:name="List Table 7 Colorful Accent 5" w:uiPriority="52"/>
-    <w:lsdException w:name="List Table 1 Light Accent 6" w:uiPriority="46"/>
-    <w:lsdException w:name="List Table 2 Accent 6" w:uiPriority="47"/>
-    <w:lsdException w:name="List Table 3 Accent 6" w:uiPriority="48"/>
-    <w:lsdException w:name="List Table 4 Accent 6" w:uiPriority="49"/>
-    <w:lsdException w:name="List Table 5 Dark Accent 6" w:uiPriority="50"/>
-    <w:lsdException w:name="List Table 6 Colorful Accent 6" w:uiPriority="51"/>
-    <w:lsdException w:name="List Table 7 Colorful Accent 6" w:uiPriority="52"/>
-    <w:lsdException w:name="Mention" w:semiHidden="1" w:unhideWhenUsed="1"/>
-    <w:lsdException w:name="Smart Hyperlink" w:semiHidden="1" w:unhideWhenUsed="1"/>
-    <w:lsdException w:name="Hashtag" w:semiHidden="1" w:unhideWhenUsed="1"/>
-    <w:lsdException w:name="Unresolved Mention" w:semiHidden="1" w:unhideWhenUsed="1"/>
-    <w:lsdException w:name="Smart Link" w:semiHidden="1" w:unhideWhenUsed="1"/>
-  </w:latentStyles>
-  <w:style w:type="paragraph" w:default="1" w:styleId="Normal">
-    <w:name w:val="Normal"/>
-    <w:qFormat/>
+  <w:style w:type="table" w:styleId="TableNormal" w:default="1">
+    <w:name w:val="TableNormal"/>
+    <w:tblPr>
+      <w:tblCellMar>
+        <w:top w:w="100.0" w:type="dxa"/>
+        <w:left w:w="100.0" w:type="dxa"/>
+        <w:bottom w:w="100.0" w:type="dxa"/>
+        <w:right w:w="100.0" w:type="dxa"/>
+      </w:tblCellMar>
+    </w:tblPr>
+  </w:style>
+  <w:style w:type="paragraph" w:styleId="Normal" w:default="1">
+    <w:name w:val="normal"/>
   </w:style>
   <w:style w:type="paragraph" w:styleId="Heading1">
     <w:name w:val="heading 1"/>
     <w:basedOn w:val="Normal"/>
     <w:next w:val="Normal"/>
-    <w:uiPriority w:val="9"/>
-    <w:qFormat/>
     <w:pPr>
-      <w:keepNext/>
-      <w:keepLines/>
-      <w:spacing w:before="400" w:after="120"/>
-      <w:outlineLvl w:val="0"/>
+      <w:keepNext w:val="1"/>
+      <w:keepLines w:val="1"/>
+      <w:pageBreakBefore w:val="0"/>
+      <w:spacing w:after="120" w:before="400" w:lineRule="auto"/>
     </w:pPr>
     <w:rPr>
       <w:sz w:val="40"/>
@@ -1412,16 +1306,15 @@
     <w:name w:val="heading 2"/>
     <w:basedOn w:val="Normal"/>
     <w:next w:val="Normal"/>
-    <w:uiPriority w:val="9"/>
-    <w:unhideWhenUsed/>
-    <w:qFormat/>
     <w:pPr>
-      <w:keepNext/>
-      <w:keepLines/>
-      <w:spacing w:before="360" w:after="120"/>
-      <w:outlineLvl w:val="1"/>
+      <w:keepNext w:val="1"/>
+      <w:keepLines w:val="1"/>
+      <w:pageBreakBefore w:val="0"/>
+      <w:spacing w:after="120" w:before="360" w:lineRule="auto"/>
     </w:pPr>
     <w:rPr>
+      <w:b w:val="0"/>
+      <w:bCs w:val="0"/>
       <w:sz w:val="32"/>
       <w:szCs w:val="32"/>
     </w:rPr>
@@ -1430,16 +1323,15 @@
     <w:name w:val="heading 3"/>
     <w:basedOn w:val="Normal"/>
     <w:next w:val="Normal"/>
-    <w:uiPriority w:val="9"/>
-    <w:unhideWhenUsed/>
-    <w:qFormat/>
     <w:pPr>
-      <w:keepNext/>
-      <w:keepLines/>
-      <w:spacing w:before="320" w:after="80"/>
-      <w:outlineLvl w:val="2"/>
+      <w:keepNext w:val="1"/>
+      <w:keepLines w:val="1"/>
+      <w:pageBreakBefore w:val="0"/>
+      <w:spacing w:after="80" w:before="320" w:lineRule="auto"/>
     </w:pPr>
     <w:rPr>
+      <w:b w:val="0"/>
+      <w:bCs w:val="0"/>
       <w:color w:val="434343"/>
       <w:sz w:val="28"/>
       <w:szCs w:val="28"/>
@@ -1449,15 +1341,11 @@
     <w:name w:val="heading 4"/>
     <w:basedOn w:val="Normal"/>
     <w:next w:val="Normal"/>
-    <w:uiPriority w:val="9"/>
-    <w:semiHidden/>
-    <w:unhideWhenUsed/>
-    <w:qFormat/>
     <w:pPr>
-      <w:keepNext/>
-      <w:keepLines/>
-      <w:spacing w:before="280" w:after="80"/>
-      <w:outlineLvl w:val="3"/>
+      <w:keepNext w:val="1"/>
+      <w:keepLines w:val="1"/>
+      <w:pageBreakBefore w:val="0"/>
+      <w:spacing w:after="80" w:before="280" w:lineRule="auto"/>
     </w:pPr>
     <w:rPr>
       <w:color w:val="666666"/>
@@ -1469,87 +1357,45 @@
     <w:name w:val="heading 5"/>
     <w:basedOn w:val="Normal"/>
     <w:next w:val="Normal"/>
-    <w:uiPriority w:val="9"/>
-    <w:semiHidden/>
-    <w:unhideWhenUsed/>
-    <w:qFormat/>
     <w:pPr>
-      <w:keepNext/>
-      <w:keepLines/>
-      <w:spacing w:before="240" w:after="80"/>
-      <w:outlineLvl w:val="4"/>
+      <w:keepNext w:val="1"/>
+      <w:keepLines w:val="1"/>
+      <w:pageBreakBefore w:val="0"/>
+      <w:spacing w:after="80" w:before="240" w:lineRule="auto"/>
     </w:pPr>
     <w:rPr>
       <w:color w:val="666666"/>
+      <w:sz w:val="22"/>
+      <w:szCs w:val="22"/>
     </w:rPr>
   </w:style>
   <w:style w:type="paragraph" w:styleId="Heading6">
     <w:name w:val="heading 6"/>
     <w:basedOn w:val="Normal"/>
     <w:next w:val="Normal"/>
-    <w:uiPriority w:val="9"/>
-    <w:semiHidden/>
-    <w:unhideWhenUsed/>
-    <w:qFormat/>
     <w:pPr>
-      <w:keepNext/>
-      <w:keepLines/>
-      <w:spacing w:before="240" w:after="80"/>
-      <w:outlineLvl w:val="5"/>
+      <w:keepNext w:val="1"/>
+      <w:keepLines w:val="1"/>
+      <w:pageBreakBefore w:val="0"/>
+      <w:spacing w:after="80" w:before="240" w:lineRule="auto"/>
     </w:pPr>
     <w:rPr>
-      <w:i/>
+      <w:i w:val="1"/>
+      <w:iCs w:val="1"/>
       <w:color w:val="666666"/>
+      <w:sz w:val="22"/>
+      <w:szCs w:val="22"/>
     </w:rPr>
-  </w:style>
-  <w:style w:type="character" w:default="1" w:styleId="DefaultParagraphFont">
-    <w:name w:val="Default Paragraph Font"/>
-    <w:uiPriority w:val="1"/>
-    <w:semiHidden/>
-    <w:unhideWhenUsed/>
-  </w:style>
-  <w:style w:type="table" w:default="1" w:styleId="TableNormal">
-    <w:name w:val="Normal Table"/>
-    <w:uiPriority w:val="99"/>
-    <w:semiHidden/>
-    <w:unhideWhenUsed/>
-    <w:tblPr>
-      <w:tblInd w:w="0" w:type="dxa"/>
-      <w:tblCellMar>
-        <w:top w:w="0" w:type="dxa"/>
-        <w:left w:w="108" w:type="dxa"/>
-        <w:bottom w:w="0" w:type="dxa"/>
-        <w:right w:w="108" w:type="dxa"/>
-      </w:tblCellMar>
-    </w:tblPr>
-  </w:style>
-  <w:style w:type="numbering" w:default="1" w:styleId="NoList">
-    <w:name w:val="No List"/>
-    <w:uiPriority w:val="99"/>
-    <w:semiHidden/>
-    <w:unhideWhenUsed/>
-  </w:style>
-  <w:style w:type="table" w:customStyle="1" w:styleId="TableNormal0">
-    <w:name w:val="TableNormal"/>
-    <w:tblPr>
-      <w:tblCellMar>
-        <w:top w:w="100" w:type="dxa"/>
-        <w:left w:w="100" w:type="dxa"/>
-        <w:bottom w:w="100" w:type="dxa"/>
-        <w:right w:w="100" w:type="dxa"/>
-      </w:tblCellMar>
-    </w:tblPr>
   </w:style>
   <w:style w:type="paragraph" w:styleId="Title">
     <w:name w:val="Title"/>
     <w:basedOn w:val="Normal"/>
     <w:next w:val="Normal"/>
-    <w:uiPriority w:val="10"/>
-    <w:qFormat/>
     <w:pPr>
-      <w:keepNext/>
-      <w:keepLines/>
-      <w:spacing w:after="60"/>
+      <w:keepNext w:val="1"/>
+      <w:keepLines w:val="1"/>
+      <w:pageBreakBefore w:val="0"/>
+      <w:spacing w:after="60" w:before="0" w:lineRule="auto"/>
     </w:pPr>
     <w:rPr>
       <w:sz w:val="52"/>
@@ -1560,14 +1406,16 @@
     <w:name w:val="Subtitle"/>
     <w:basedOn w:val="Normal"/>
     <w:next w:val="Normal"/>
-    <w:uiPriority w:val="11"/>
-    <w:qFormat/>
     <w:pPr>
-      <w:keepNext/>
-      <w:keepLines/>
-      <w:spacing w:after="320"/>
+      <w:keepNext w:val="1"/>
+      <w:keepLines w:val="1"/>
+      <w:pageBreakBefore w:val="0"/>
+      <w:spacing w:after="320" w:before="0" w:lineRule="auto"/>
     </w:pPr>
     <w:rPr>
+      <w:rFonts w:ascii="Arial" w:cs="Arial" w:eastAsia="Arial" w:hAnsi="Arial"/>
+      <w:i w:val="0"/>
+      <w:iCs w:val="0"/>
       <w:color w:val="666666"/>
       <w:sz w:val="30"/>
       <w:szCs w:val="30"/>
